--- a/is241323_UE1_v1.0.docx
+++ b/is241323_UE1_v1.0.docx
@@ -1122,6 +1122,7 @@
         <w:rPr>
           <w:i/>
           <w:iCs/>
+          <w:color w:val="005096" w:themeColor="accent2"/>
           <w:lang w:val="en-US"/>
         </w:rPr>
       </w:pPr>
@@ -1129,6 +1130,7 @@
         <w:rPr>
           <w:i/>
           <w:iCs/>
+          <w:color w:val="005096" w:themeColor="accent2"/>
           <w:lang w:val="en-US"/>
         </w:rPr>
         <w:t>(</w:t>
@@ -1137,6 +1139,7 @@
         <w:rPr>
           <w:i/>
           <w:iCs/>
+          <w:color w:val="005096" w:themeColor="accent2"/>
           <w:lang w:val="en-US"/>
         </w:rPr>
         <w:t xml:space="preserve">Note: </w:t>
@@ -1145,6 +1148,7 @@
         <w:rPr>
           <w:i/>
           <w:iCs/>
+          <w:color w:val="005096" w:themeColor="accent2"/>
           <w:lang w:val="en-US"/>
         </w:rPr>
         <w:t>Codes are shown only the first time for better readability</w:t>
@@ -1153,6 +1157,7 @@
         <w:rPr>
           <w:i/>
           <w:iCs/>
+          <w:color w:val="005096" w:themeColor="accent2"/>
           <w:lang w:val="en-US"/>
         </w:rPr>
         <w:t>)</w:t>
@@ -2275,71 +2280,69 @@
         <w:pStyle w:val="Kapiteltext"/>
         <w:jc w:val="left"/>
         <w:rPr>
-          <w:lang w:val="en-US"/>
-        </w:rPr>
-      </w:pPr>
-      <w:r>
-        <w:rPr>
+          <w:color w:val="005096" w:themeColor="accent2"/>
+          <w:lang w:val="en-US"/>
+        </w:rPr>
+      </w:pPr>
+      <w:r>
+        <w:rPr>
+          <w:color w:val="005096" w:themeColor="accent2"/>
           <w:lang w:val="en-US"/>
         </w:rPr>
         <w:sym w:font="Wingdings" w:char="F0E0"/>
       </w:r>
       <w:r>
         <w:rPr>
-          <w:lang w:val="en-US"/>
-        </w:rPr>
-        <w:t xml:space="preserve"> </w:t>
-      </w:r>
-      <w:r>
-        <w:rPr>
+          <w:color w:val="005096" w:themeColor="accent2"/>
+          <w:lang w:val="en-US"/>
+        </w:rPr>
+        <w:t xml:space="preserve"> From reviewing the tables, you can </w:t>
+      </w:r>
+      <w:r>
+        <w:rPr>
+          <w:color w:val="005096" w:themeColor="accent2"/>
+          <w:lang w:val="en-US"/>
+        </w:rPr>
+        <w:t>expect the RHQ0 router to be a hub router;</w:t>
+      </w:r>
+      <w:r>
+        <w:rPr>
+          <w:color w:val="005096" w:themeColor="accent2"/>
           <w:lang w:val="en-US"/>
         </w:rPr>
         <w:br/>
       </w:r>
       <w:r>
         <w:rPr>
-          <w:lang w:val="en-US"/>
-        </w:rPr>
-        <w:t xml:space="preserve">From reviewing the tables, you can </w:t>
-      </w:r>
-      <w:r>
-        <w:rPr>
-          <w:lang w:val="en-US"/>
-        </w:rPr>
-        <w:t>expect the RHQ0 router to be a hub router;</w:t>
-      </w:r>
-      <w:r>
-        <w:rPr>
+          <w:color w:val="005096" w:themeColor="accent2"/>
+          <w:lang w:val="en-US"/>
+        </w:rPr>
+        <w:t>it has Internet access and multiple point to point links</w:t>
+      </w:r>
+      <w:r>
+        <w:rPr>
+          <w:color w:val="005096" w:themeColor="accent2"/>
+          <w:lang w:val="en-US"/>
+        </w:rPr>
+        <w:t>.</w:t>
+      </w:r>
+      <w:r>
+        <w:rPr>
+          <w:color w:val="005096" w:themeColor="accent2"/>
           <w:lang w:val="en-US"/>
         </w:rPr>
         <w:br/>
       </w:r>
       <w:r>
         <w:rPr>
-          <w:lang w:val="en-US"/>
-        </w:rPr>
-        <w:t>it has Internet access and multiple point to point links</w:t>
-      </w:r>
-      <w:r>
-        <w:rPr>
-          <w:lang w:val="en-US"/>
-        </w:rPr>
-        <w:t>.</w:t>
-      </w:r>
-      <w:r>
-        <w:rPr>
-          <w:lang w:val="en-US"/>
-        </w:rPr>
-        <w:br/>
-      </w:r>
-      <w:r>
-        <w:rPr>
+          <w:color w:val="005096" w:themeColor="accent2"/>
           <w:lang w:val="en-US"/>
         </w:rPr>
         <w:t xml:space="preserve">REast1 </w:t>
       </w:r>
       <w:r>
         <w:rPr>
+          <w:color w:val="005096" w:themeColor="accent2"/>
           <w:lang w:val="en-US"/>
         </w:rPr>
         <w:t>is likely to be a branch router, because it relies on the default router of RHQ0.</w:t>
@@ -2350,11 +2353,13 @@
         <w:pStyle w:val="Kapiteltext"/>
         <w:jc w:val="left"/>
         <w:rPr>
-          <w:lang w:val="en-US"/>
-        </w:rPr>
-      </w:pPr>
-      <w:r>
-        <w:rPr>
+          <w:color w:val="005096" w:themeColor="accent2"/>
+          <w:lang w:val="en-US"/>
+        </w:rPr>
+      </w:pPr>
+      <w:r>
+        <w:rPr>
+          <w:color w:val="005096" w:themeColor="accent2"/>
           <w:highlight w:val="red"/>
           <w:lang w:val="en-US"/>
         </w:rPr>
@@ -2362,12 +2367,14 @@
       </w:r>
       <w:r>
         <w:rPr>
+          <w:color w:val="005096" w:themeColor="accent2"/>
           <w:lang w:val="en-US"/>
         </w:rPr>
         <w:t xml:space="preserve">tatic routes (RHQ0) and </w:t>
       </w:r>
       <w:r>
         <w:rPr>
+          <w:color w:val="005096" w:themeColor="accent2"/>
           <w:highlight w:val="yellow"/>
           <w:lang w:val="en-US"/>
         </w:rPr>
@@ -2375,72 +2382,84 @@
       </w:r>
       <w:r>
         <w:rPr>
+          <w:color w:val="005096" w:themeColor="accent2"/>
           <w:lang w:val="en-US"/>
         </w:rPr>
         <w:t xml:space="preserve">IP/ng </w:t>
       </w:r>
       <w:r>
         <w:rPr>
+          <w:color w:val="005096" w:themeColor="accent2"/>
           <w:lang w:val="en-US"/>
         </w:rPr>
         <w:t>are in use and can be seen in the tables</w:t>
       </w:r>
       <w:r>
         <w:rPr>
+          <w:color w:val="005096" w:themeColor="accent2"/>
           <w:lang w:val="en-US"/>
         </w:rPr>
         <w:t xml:space="preserve">, for the RIP/ng-learned routes, you can see the </w:t>
       </w:r>
       <w:r>
         <w:rPr>
+          <w:color w:val="005096" w:themeColor="accent2"/>
           <w:lang w:val="en-US"/>
         </w:rPr>
         <w:t>administrative distance and metric [ad=120/metric=</w:t>
       </w:r>
       <w:r>
         <w:rPr>
+          <w:color w:val="005096" w:themeColor="accent2"/>
           <w:lang w:val="en-US"/>
         </w:rPr>
         <w:t>1-4</w:t>
       </w:r>
       <w:r>
         <w:rPr>
+          <w:color w:val="005096" w:themeColor="accent2"/>
           <w:lang w:val="en-US"/>
         </w:rPr>
         <w:t>]</w:t>
       </w:r>
       <w:r>
         <w:rPr>
+          <w:color w:val="005096" w:themeColor="accent2"/>
           <w:lang w:val="en-US"/>
         </w:rPr>
         <w:t>, in comparison,</w:t>
       </w:r>
       <w:r>
         <w:rPr>
+          <w:color w:val="005096" w:themeColor="accent2"/>
           <w:lang w:val="en-US"/>
         </w:rPr>
         <w:t xml:space="preserve"> you can see</w:t>
       </w:r>
       <w:r>
         <w:rPr>
+          <w:color w:val="005096" w:themeColor="accent2"/>
           <w:lang w:val="en-US"/>
         </w:rPr>
         <w:t xml:space="preserve"> </w:t>
       </w:r>
       <w:r>
         <w:rPr>
+          <w:color w:val="005096" w:themeColor="accent2"/>
           <w:lang w:val="en-US"/>
         </w:rPr>
         <w:t>[0/0] in ipv6 routing tables</w:t>
       </w:r>
       <w:r>
         <w:rPr>
+          <w:color w:val="005096" w:themeColor="accent2"/>
           <w:lang w:val="en-US"/>
         </w:rPr>
         <w:t xml:space="preserve"> for the directly connected networks/interfaces: those will always be </w:t>
       </w:r>
       <w:r>
         <w:rPr>
+          <w:color w:val="005096" w:themeColor="accent2"/>
           <w:lang w:val="en-US"/>
         </w:rPr>
         <w:t>used first, because these are the lowest(=best) values for ad/metric.</w:t>
@@ -2486,11 +2505,13 @@
         <w:ind w:left="1440"/>
         <w:jc w:val="left"/>
         <w:rPr>
-          <w:lang w:val="en-US"/>
-        </w:rPr>
-      </w:pPr>
-      <w:r>
-        <w:rPr>
+          <w:color w:val="005096" w:themeColor="accent2"/>
+          <w:lang w:val="en-US"/>
+        </w:rPr>
+      </w:pPr>
+      <w:r>
+        <w:rPr>
+          <w:color w:val="005096" w:themeColor="accent2"/>
           <w:lang w:val="en-US"/>
         </w:rPr>
         <w:t xml:space="preserve">RHQ0 has </w:t>
@@ -2498,6 +2519,7 @@
       <w:proofErr w:type="spellStart"/>
       <w:r>
         <w:rPr>
+          <w:color w:val="005096" w:themeColor="accent2"/>
           <w:lang w:val="en-US"/>
         </w:rPr>
         <w:t>lerned</w:t>
@@ -2505,18 +2527,21 @@
       <w:proofErr w:type="spellEnd"/>
       <w:r>
         <w:rPr>
+          <w:color w:val="005096" w:themeColor="accent2"/>
           <w:lang w:val="en-US"/>
         </w:rPr>
         <w:t xml:space="preserve"> </w:t>
       </w:r>
       <w:r>
         <w:rPr>
+          <w:color w:val="005096" w:themeColor="accent2"/>
           <w:lang w:val="en-US"/>
         </w:rPr>
         <w:t>9</w:t>
       </w:r>
       <w:r>
         <w:rPr>
+          <w:color w:val="005096" w:themeColor="accent2"/>
           <w:lang w:val="en-US"/>
         </w:rPr>
         <w:t xml:space="preserve"> IPv4 RIP routes and 4 IPv6 routes,</w:t>
@@ -2528,29 +2553,34 @@
         <w:ind w:left="1440"/>
         <w:jc w:val="left"/>
         <w:rPr>
-          <w:lang w:val="en-US"/>
-        </w:rPr>
-      </w:pPr>
-      <w:r>
-        <w:rPr>
+          <w:color w:val="005096" w:themeColor="accent2"/>
+          <w:lang w:val="en-US"/>
+        </w:rPr>
+      </w:pPr>
+      <w:r>
+        <w:rPr>
+          <w:color w:val="005096" w:themeColor="accent2"/>
           <w:lang w:val="en-US"/>
         </w:rPr>
         <w:t>REast1 has learned</w:t>
       </w:r>
       <w:r>
         <w:rPr>
+          <w:color w:val="005096" w:themeColor="accent2"/>
           <w:lang w:val="en-US"/>
         </w:rPr>
         <w:t xml:space="preserve"> 10</w:t>
       </w:r>
       <w:r>
         <w:rPr>
+          <w:color w:val="005096" w:themeColor="accent2"/>
           <w:lang w:val="en-US"/>
         </w:rPr>
         <w:t xml:space="preserve"> IPv4 RIP routes (including the default route) and 6 IPv6 routes.</w:t>
       </w:r>
       <w:r>
         <w:rPr>
+          <w:color w:val="005096" w:themeColor="accent2"/>
           <w:lang w:val="en-US"/>
         </w:rPr>
         <w:cr/>
@@ -2581,11 +2611,13 @@
         <w:ind w:left="720"/>
         <w:jc w:val="left"/>
         <w:rPr>
-          <w:lang w:val="en-US"/>
-        </w:rPr>
-      </w:pPr>
-      <w:r>
-        <w:rPr>
+          <w:color w:val="005096" w:themeColor="accent2"/>
+          <w:lang w:val="en-US"/>
+        </w:rPr>
+      </w:pPr>
+      <w:r>
+        <w:rPr>
+          <w:color w:val="005096" w:themeColor="accent2"/>
           <w:lang w:val="en-US"/>
         </w:rPr>
         <w:t>Using the command</w:t>
@@ -2595,8 +2627,14 @@
       <w:pPr>
         <w:pStyle w:val="CodeOutput"/>
         <w:ind w:left="709"/>
-      </w:pPr>
-      <w:r>
+        <w:rPr>
+          <w:color w:val="005096" w:themeColor="accent2"/>
+        </w:rPr>
+      </w:pPr>
+      <w:r>
+        <w:rPr>
+          <w:color w:val="005096" w:themeColor="accent2"/>
+        </w:rPr>
         <w:t>REast1# show ip router rip</w:t>
       </w:r>
     </w:p>
@@ -2606,29 +2644,34 @@
         <w:ind w:left="720"/>
         <w:jc w:val="left"/>
         <w:rPr>
-          <w:lang w:val="en-US"/>
-        </w:rPr>
-      </w:pPr>
-      <w:r>
-        <w:rPr>
+          <w:color w:val="005096" w:themeColor="accent2"/>
+          <w:lang w:val="en-US"/>
+        </w:rPr>
+      </w:pPr>
+      <w:r>
+        <w:rPr>
+          <w:color w:val="005096" w:themeColor="accent2"/>
           <w:lang w:val="en-US"/>
         </w:rPr>
         <w:t>…</w:t>
       </w:r>
       <w:r>
         <w:rPr>
+          <w:color w:val="005096" w:themeColor="accent2"/>
           <w:lang w:val="en-US"/>
         </w:rPr>
         <w:t>you can see the administrative distance for rip in the brackets next to the network</w:t>
       </w:r>
       <w:r>
         <w:rPr>
+          <w:color w:val="005096" w:themeColor="accent2"/>
           <w:lang w:val="en-US"/>
         </w:rPr>
         <w:t>,</w:t>
       </w:r>
       <w:r>
         <w:rPr>
+          <w:color w:val="005096" w:themeColor="accent2"/>
           <w:lang w:val="en-US"/>
         </w:rPr>
         <w:br/>
@@ -2636,6 +2679,7 @@
       </w:r>
       <w:r>
         <w:rPr>
+          <w:color w:val="005096" w:themeColor="accent2"/>
           <w:lang w:val="en-US"/>
         </w:rPr>
         <w:t>.</w:t>
@@ -2796,23 +2840,27 @@
         <w:ind w:left="720"/>
         <w:jc w:val="left"/>
         <w:rPr>
-          <w:lang w:val="en-US"/>
-        </w:rPr>
-      </w:pPr>
-      <w:r>
-        <w:rPr>
+          <w:color w:val="005096" w:themeColor="accent2"/>
+          <w:lang w:val="en-US"/>
+        </w:rPr>
+      </w:pPr>
+      <w:r>
+        <w:rPr>
+          <w:color w:val="005096" w:themeColor="accent2"/>
           <w:lang w:val="en-US"/>
         </w:rPr>
         <w:t>Multiple options are available</w:t>
       </w:r>
       <w:r>
         <w:rPr>
+          <w:color w:val="005096" w:themeColor="accent2"/>
           <w:lang w:val="en-US"/>
         </w:rPr>
         <w:t>, for example</w:t>
       </w:r>
       <w:r>
         <w:rPr>
+          <w:color w:val="005096" w:themeColor="accent2"/>
           <w:lang w:val="en-US"/>
         </w:rPr>
         <w:t>:</w:t>
@@ -2827,17 +2875,20 @@
         </w:numPr>
         <w:jc w:val="left"/>
         <w:rPr>
-          <w:lang w:val="en-US"/>
-        </w:rPr>
-      </w:pPr>
-      <w:r>
-        <w:rPr>
+          <w:color w:val="005096" w:themeColor="accent2"/>
+          <w:lang w:val="en-US"/>
+        </w:rPr>
+      </w:pPr>
+      <w:r>
+        <w:rPr>
+          <w:color w:val="005096" w:themeColor="accent2"/>
           <w:lang w:val="en-US"/>
         </w:rPr>
         <w:t>Using default routes</w:t>
       </w:r>
       <w:r>
         <w:rPr>
+          <w:color w:val="005096" w:themeColor="accent2"/>
           <w:lang w:val="en-US"/>
         </w:rPr>
         <w:t xml:space="preserve"> </w:t>
@@ -2852,17 +2903,20 @@
         </w:numPr>
         <w:jc w:val="left"/>
         <w:rPr>
-          <w:lang w:val="en-US"/>
-        </w:rPr>
-      </w:pPr>
-      <w:r>
-        <w:rPr>
+          <w:color w:val="005096" w:themeColor="accent2"/>
+          <w:lang w:val="en-US"/>
+        </w:rPr>
+      </w:pPr>
+      <w:r>
+        <w:rPr>
+          <w:color w:val="005096" w:themeColor="accent2"/>
           <w:lang w:val="en-US"/>
         </w:rPr>
         <w:t xml:space="preserve">Route </w:t>
       </w:r>
       <w:r>
         <w:rPr>
+          <w:color w:val="005096" w:themeColor="accent2"/>
           <w:lang w:val="en-US"/>
         </w:rPr>
         <w:t xml:space="preserve">aggregation / </w:t>
@@ -2870,6 +2924,7 @@
       <w:proofErr w:type="spellStart"/>
       <w:r>
         <w:rPr>
+          <w:color w:val="005096" w:themeColor="accent2"/>
           <w:lang w:val="en-US"/>
         </w:rPr>
         <w:t>supernetting</w:t>
@@ -2877,6 +2932,7 @@
       <w:proofErr w:type="spellEnd"/>
       <w:r>
         <w:rPr>
+          <w:color w:val="005096" w:themeColor="accent2"/>
           <w:lang w:val="en-US"/>
         </w:rPr>
         <w:t xml:space="preserve"> </w:t>
@@ -2884,6 +2940,7 @@
       <w:sdt>
         <w:sdtPr>
           <w:rPr>
+            <w:color w:val="005096" w:themeColor="accent2"/>
             <w:lang w:val="en-US"/>
           </w:rPr>
           <w:id w:val="792099088"/>
@@ -2892,18 +2949,21 @@
         <w:sdtContent>
           <w:r>
             <w:rPr>
+              <w:color w:val="005096" w:themeColor="accent2"/>
               <w:lang w:val="en-US"/>
             </w:rPr>
             <w:fldChar w:fldCharType="begin"/>
           </w:r>
           <w:r>
             <w:rPr>
+              <w:color w:val="005096" w:themeColor="accent2"/>
               <w:lang w:val="de-DE"/>
             </w:rPr>
             <w:instrText xml:space="preserve"> CITATION dno25 \l 1031 </w:instrText>
           </w:r>
           <w:r>
             <w:rPr>
+              <w:color w:val="005096" w:themeColor="accent2"/>
               <w:lang w:val="en-US"/>
             </w:rPr>
             <w:fldChar w:fldCharType="separate"/>
@@ -2911,12 +2971,14 @@
           <w:r>
             <w:rPr>
               <w:noProof/>
+              <w:color w:val="005096" w:themeColor="accent2"/>
               <w:lang w:val="de-DE"/>
             </w:rPr>
             <w:t>[1]</w:t>
           </w:r>
           <w:r>
             <w:rPr>
+              <w:color w:val="005096" w:themeColor="accent2"/>
               <w:lang w:val="en-US"/>
             </w:rPr>
             <w:fldChar w:fldCharType="end"/>
@@ -2933,23 +2995,27 @@
         </w:numPr>
         <w:jc w:val="left"/>
         <w:rPr>
-          <w:lang w:val="en-US"/>
-        </w:rPr>
-      </w:pPr>
-      <w:r>
-        <w:rPr>
+          <w:color w:val="005096" w:themeColor="accent2"/>
+          <w:lang w:val="en-US"/>
+        </w:rPr>
+      </w:pPr>
+      <w:r>
+        <w:rPr>
+          <w:color w:val="005096" w:themeColor="accent2"/>
           <w:lang w:val="en-US"/>
         </w:rPr>
         <w:t>F</w:t>
       </w:r>
       <w:r>
         <w:rPr>
+          <w:color w:val="005096" w:themeColor="accent2"/>
           <w:lang w:val="en-US"/>
         </w:rPr>
         <w:t>iltering</w:t>
       </w:r>
       <w:r>
         <w:rPr>
+          <w:color w:val="005096" w:themeColor="accent2"/>
           <w:lang w:val="en-US"/>
         </w:rPr>
         <w:t xml:space="preserve"> route redistribution </w:t>
@@ -2957,6 +3023,7 @@
       <w:sdt>
         <w:sdtPr>
           <w:rPr>
+            <w:color w:val="005096" w:themeColor="accent2"/>
             <w:lang w:val="en-US"/>
           </w:rPr>
           <w:id w:val="-1403285392"/>
@@ -2965,18 +3032,21 @@
         <w:sdtContent>
           <w:r>
             <w:rPr>
+              <w:color w:val="005096" w:themeColor="accent2"/>
               <w:lang w:val="en-US"/>
             </w:rPr>
             <w:fldChar w:fldCharType="begin"/>
           </w:r>
           <w:r>
             <w:rPr>
+              <w:color w:val="005096" w:themeColor="accent2"/>
               <w:lang w:val="de-DE"/>
             </w:rPr>
             <w:instrText xml:space="preserve"> CITATION skm25 \l 1031 </w:instrText>
           </w:r>
           <w:r>
             <w:rPr>
+              <w:color w:val="005096" w:themeColor="accent2"/>
               <w:lang w:val="en-US"/>
             </w:rPr>
             <w:fldChar w:fldCharType="separate"/>
@@ -2984,12 +3054,14 @@
           <w:r>
             <w:rPr>
               <w:noProof/>
+              <w:color w:val="005096" w:themeColor="accent2"/>
               <w:lang w:val="de-DE"/>
             </w:rPr>
             <w:t>[2]</w:t>
           </w:r>
           <w:r>
             <w:rPr>
+              <w:color w:val="005096" w:themeColor="accent2"/>
               <w:lang w:val="en-US"/>
             </w:rPr>
             <w:fldChar w:fldCharType="end"/>
@@ -3006,11 +3078,13 @@
         </w:numPr>
         <w:jc w:val="left"/>
         <w:rPr>
-          <w:lang w:val="en-US"/>
-        </w:rPr>
-      </w:pPr>
-      <w:r>
-        <w:rPr>
+          <w:color w:val="005096" w:themeColor="accent2"/>
+          <w:lang w:val="en-US"/>
+        </w:rPr>
+      </w:pPr>
+      <w:r>
+        <w:rPr>
+          <w:color w:val="005096" w:themeColor="accent2"/>
           <w:lang w:val="en-US"/>
         </w:rPr>
         <w:t xml:space="preserve">Area based routing </w:t>
@@ -3018,6 +3092,7 @@
       <w:sdt>
         <w:sdtPr>
           <w:rPr>
+            <w:color w:val="005096" w:themeColor="accent2"/>
             <w:lang w:val="en-US"/>
           </w:rPr>
           <w:id w:val="-371394224"/>
@@ -3026,18 +3101,21 @@
         <w:sdtContent>
           <w:r>
             <w:rPr>
+              <w:color w:val="005096" w:themeColor="accent2"/>
               <w:lang w:val="en-US"/>
             </w:rPr>
             <w:fldChar w:fldCharType="begin"/>
           </w:r>
           <w:r>
             <w:rPr>
+              <w:color w:val="005096" w:themeColor="accent2"/>
               <w:lang w:val="de-DE"/>
             </w:rPr>
             <w:instrText xml:space="preserve"> CITATION Pau25 \l 1031 </w:instrText>
           </w:r>
           <w:r>
             <w:rPr>
+              <w:color w:val="005096" w:themeColor="accent2"/>
               <w:lang w:val="en-US"/>
             </w:rPr>
             <w:fldChar w:fldCharType="separate"/>
@@ -3045,12 +3123,14 @@
           <w:r>
             <w:rPr>
               <w:noProof/>
+              <w:color w:val="005096" w:themeColor="accent2"/>
               <w:lang w:val="de-DE"/>
             </w:rPr>
             <w:t>[3]</w:t>
           </w:r>
           <w:r>
             <w:rPr>
+              <w:color w:val="005096" w:themeColor="accent2"/>
               <w:lang w:val="en-US"/>
             </w:rPr>
             <w:fldChar w:fldCharType="end"/>
@@ -3090,32 +3170,23 @@
         <w:ind w:left="0"/>
         <w:jc w:val="left"/>
         <w:rPr>
+          <w:color w:val="005096" w:themeColor="accent2"/>
           <w:lang w:val="en-GB"/>
         </w:rPr>
       </w:pPr>
       <w:r>
         <w:rPr>
+          <w:color w:val="005096" w:themeColor="accent2"/>
           <w:lang w:val="en-GB"/>
         </w:rPr>
-        <w:t>“</w:t>
-      </w:r>
-      <w:r>
-        <w:rPr>
+        <w:t>“The routing information protocol uses the following timers as part of its operation:</w:t>
+      </w:r>
+      <w:r>
+        <w:rPr>
+          <w:color w:val="005096" w:themeColor="accent2"/>
           <w:lang w:val="en-GB"/>
         </w:rPr>
-        <w:t>The routing information protocol uses the following timers as part of its operation:</w:t>
-      </w:r>
-      <w:r>
-        <w:rPr>
-          <w:lang w:val="en-GB"/>
-        </w:rPr>
-        <w:t xml:space="preserve"> </w:t>
-      </w:r>
-      <w:r>
-        <w:rPr>
-          <w:lang w:val="en-GB"/>
-        </w:rPr>
-        <w:t>…</w:t>
+        <w:t xml:space="preserve"> …</w:t>
       </w:r>
     </w:p>
     <w:p>
@@ -3126,12 +3197,21 @@
           <w:numId w:val="25"/>
         </w:numPr>
         <w:jc w:val="left"/>
-      </w:pPr>
-      <w:r>
+        <w:rPr>
+          <w:color w:val="005096" w:themeColor="accent2"/>
+        </w:rPr>
+      </w:pPr>
+      <w:r>
+        <w:rPr>
+          <w:color w:val="005096" w:themeColor="accent2"/>
+        </w:rPr>
         <w:t xml:space="preserve">Update </w:t>
       </w:r>
       <w:proofErr w:type="spellStart"/>
       <w:r>
+        <w:rPr>
+          <w:color w:val="005096" w:themeColor="accent2"/>
+        </w:rPr>
         <w:t>Timer</w:t>
       </w:r>
       <w:proofErr w:type="spellEnd"/>
@@ -3145,11 +3225,13 @@
         </w:numPr>
         <w:jc w:val="left"/>
         <w:rPr>
+          <w:color w:val="005096" w:themeColor="accent2"/>
           <w:lang w:val="en-GB"/>
         </w:rPr>
       </w:pPr>
       <w:r>
         <w:rPr>
+          <w:color w:val="005096" w:themeColor="accent2"/>
           <w:lang w:val="en-GB"/>
         </w:rPr>
         <w:t xml:space="preserve">The update timer controls the interval between two gratuitous Response Message. By </w:t>
@@ -3157,6 +3239,7 @@
       <w:proofErr w:type="gramStart"/>
       <w:r>
         <w:rPr>
+          <w:color w:val="005096" w:themeColor="accent2"/>
           <w:lang w:val="en-GB"/>
         </w:rPr>
         <w:t>default</w:t>
@@ -3164,6 +3247,7 @@
       <w:proofErr w:type="gramEnd"/>
       <w:r>
         <w:rPr>
+          <w:color w:val="005096" w:themeColor="accent2"/>
           <w:lang w:val="en-GB"/>
         </w:rPr>
         <w:t xml:space="preserve"> the value is 30 seconds. The response message is broadcast to all its RIP enabled interface.</w:t>
@@ -3177,13 +3261,22 @@
           <w:numId w:val="25"/>
         </w:numPr>
         <w:jc w:val="left"/>
-      </w:pPr>
-      <w:r>
+        <w:rPr>
+          <w:color w:val="005096" w:themeColor="accent2"/>
+        </w:rPr>
+      </w:pPr>
+      <w:r>
+        <w:rPr>
+          <w:color w:val="005096" w:themeColor="accent2"/>
+        </w:rPr>
         <w:lastRenderedPageBreak/>
         <w:t xml:space="preserve">Invalid </w:t>
       </w:r>
       <w:proofErr w:type="spellStart"/>
       <w:r>
+        <w:rPr>
+          <w:color w:val="005096" w:themeColor="accent2"/>
+        </w:rPr>
         <w:t>Timer</w:t>
       </w:r>
       <w:proofErr w:type="spellEnd"/>
@@ -3197,11 +3290,13 @@
         </w:numPr>
         <w:jc w:val="left"/>
         <w:rPr>
+          <w:color w:val="005096" w:themeColor="accent2"/>
           <w:lang w:val="en-GB"/>
         </w:rPr>
       </w:pPr>
       <w:r>
         <w:rPr>
+          <w:color w:val="005096" w:themeColor="accent2"/>
           <w:lang w:val="en-GB"/>
         </w:rPr>
         <w:t>The invalid timer specifies how long a routing entry can be in the routing table without being updated. This is also called as expiration Timer. By default, the value is 180 seconds. After the timer expires the hop count of the routing entry will be set to 16, marking the destination as unreachable.</w:t>
@@ -3215,17 +3310,29 @@
           <w:numId w:val="25"/>
         </w:numPr>
         <w:jc w:val="left"/>
+        <w:rPr>
+          <w:color w:val="005096" w:themeColor="accent2"/>
+        </w:rPr>
       </w:pPr>
       <w:proofErr w:type="spellStart"/>
       <w:r>
+        <w:rPr>
+          <w:color w:val="005096" w:themeColor="accent2"/>
+        </w:rPr>
         <w:t>Flush</w:t>
       </w:r>
       <w:proofErr w:type="spellEnd"/>
       <w:r>
+        <w:rPr>
+          <w:color w:val="005096" w:themeColor="accent2"/>
+        </w:rPr>
         <w:t xml:space="preserve"> </w:t>
       </w:r>
       <w:proofErr w:type="spellStart"/>
       <w:r>
+        <w:rPr>
+          <w:color w:val="005096" w:themeColor="accent2"/>
+        </w:rPr>
         <w:t>Timer</w:t>
       </w:r>
       <w:proofErr w:type="spellEnd"/>
@@ -3239,11 +3346,13 @@
         </w:numPr>
         <w:jc w:val="left"/>
         <w:rPr>
+          <w:color w:val="005096" w:themeColor="accent2"/>
           <w:lang w:val="en-GB"/>
         </w:rPr>
       </w:pPr>
       <w:r>
         <w:rPr>
+          <w:color w:val="005096" w:themeColor="accent2"/>
           <w:lang w:val="en-GB"/>
         </w:rPr>
         <w:t xml:space="preserve">The flush timer controls the time between the route is invalidated or marked as unreachable and removal of entry from the routing table. By </w:t>
@@ -3251,6 +3360,7 @@
       <w:proofErr w:type="gramStart"/>
       <w:r>
         <w:rPr>
+          <w:color w:val="005096" w:themeColor="accent2"/>
           <w:lang w:val="en-GB"/>
         </w:rPr>
         <w:t>default</w:t>
@@ -3258,6 +3368,7 @@
       <w:proofErr w:type="gramEnd"/>
       <w:r>
         <w:rPr>
+          <w:color w:val="005096" w:themeColor="accent2"/>
           <w:lang w:val="en-GB"/>
         </w:rPr>
         <w:t xml:space="preserve"> the value is 240 seconds. This is 60 seconds longer than Invalid timer. </w:t>
@@ -3265,6 +3376,7 @@
       <w:proofErr w:type="gramStart"/>
       <w:r>
         <w:rPr>
+          <w:color w:val="005096" w:themeColor="accent2"/>
           <w:lang w:val="en-GB"/>
         </w:rPr>
         <w:t>So</w:t>
@@ -3272,6 +3384,7 @@
       <w:proofErr w:type="gramEnd"/>
       <w:r>
         <w:rPr>
+          <w:color w:val="005096" w:themeColor="accent2"/>
           <w:lang w:val="en-GB"/>
         </w:rPr>
         <w:t xml:space="preserve"> for 60 seconds the router will be advertising about this unreachable route to all its neighbours. This timer must be set to a higher value than the invalid timer. </w:t>
@@ -3285,12 +3398,21 @@
           <w:numId w:val="25"/>
         </w:numPr>
         <w:jc w:val="left"/>
-      </w:pPr>
-      <w:r>
+        <w:rPr>
+          <w:color w:val="005096" w:themeColor="accent2"/>
+        </w:rPr>
+      </w:pPr>
+      <w:r>
+        <w:rPr>
+          <w:color w:val="005096" w:themeColor="accent2"/>
+        </w:rPr>
         <w:t xml:space="preserve">Hold-down </w:t>
       </w:r>
       <w:proofErr w:type="spellStart"/>
       <w:r>
+        <w:rPr>
+          <w:color w:val="005096" w:themeColor="accent2"/>
+        </w:rPr>
         <w:t>Timer</w:t>
       </w:r>
       <w:proofErr w:type="spellEnd"/>
@@ -3299,73 +3421,125 @@
       <w:pPr>
         <w:pStyle w:val="Zitat"/>
         <w:jc w:val="left"/>
-      </w:pPr>
-      <w:r>
-        <w:rPr>
+        <w:rPr>
+          <w:color w:val="005096" w:themeColor="accent2"/>
+        </w:rPr>
+      </w:pPr>
+      <w:r>
+        <w:rPr>
+          <w:color w:val="005096" w:themeColor="accent2"/>
           <w:lang w:val="en-GB"/>
         </w:rPr>
         <w:t xml:space="preserve">The hold-down timer is started per route entry, when the hop count is changing from lower value to higher value. This allows the route to get stabilized. During this time no update can be done to that routing entry. This is not part of the RFC 1058. This is Cisco's implementation. </w:t>
       </w:r>
       <w:r>
+        <w:rPr>
+          <w:color w:val="005096" w:themeColor="accent2"/>
+        </w:rPr>
         <w:t xml:space="preserve">The </w:t>
       </w:r>
       <w:proofErr w:type="spellStart"/>
       <w:r>
+        <w:rPr>
+          <w:color w:val="005096" w:themeColor="accent2"/>
+        </w:rPr>
         <w:t>default</w:t>
       </w:r>
       <w:proofErr w:type="spellEnd"/>
       <w:r>
+        <w:rPr>
+          <w:color w:val="005096" w:themeColor="accent2"/>
+        </w:rPr>
         <w:t xml:space="preserve"> </w:t>
       </w:r>
       <w:proofErr w:type="spellStart"/>
       <w:r>
+        <w:rPr>
+          <w:color w:val="005096" w:themeColor="accent2"/>
+        </w:rPr>
         <w:t>value</w:t>
       </w:r>
       <w:proofErr w:type="spellEnd"/>
       <w:r>
+        <w:rPr>
+          <w:color w:val="005096" w:themeColor="accent2"/>
+        </w:rPr>
         <w:t xml:space="preserve"> </w:t>
       </w:r>
       <w:proofErr w:type="spellStart"/>
       <w:r>
+        <w:rPr>
+          <w:color w:val="005096" w:themeColor="accent2"/>
+        </w:rPr>
         <w:t>of</w:t>
       </w:r>
       <w:proofErr w:type="spellEnd"/>
       <w:r>
+        <w:rPr>
+          <w:color w:val="005096" w:themeColor="accent2"/>
+        </w:rPr>
         <w:t xml:space="preserve"> </w:t>
       </w:r>
       <w:proofErr w:type="spellStart"/>
       <w:r>
+        <w:rPr>
+          <w:color w:val="005096" w:themeColor="accent2"/>
+        </w:rPr>
         <w:t>this</w:t>
       </w:r>
       <w:proofErr w:type="spellEnd"/>
       <w:r>
+        <w:rPr>
+          <w:color w:val="005096" w:themeColor="accent2"/>
+        </w:rPr>
         <w:t xml:space="preserve"> </w:t>
       </w:r>
       <w:proofErr w:type="spellStart"/>
       <w:r>
+        <w:rPr>
+          <w:color w:val="005096" w:themeColor="accent2"/>
+        </w:rPr>
         <w:t>timer</w:t>
       </w:r>
       <w:proofErr w:type="spellEnd"/>
       <w:r>
+        <w:rPr>
+          <w:color w:val="005096" w:themeColor="accent2"/>
+        </w:rPr>
         <w:t xml:space="preserve"> </w:t>
       </w:r>
       <w:proofErr w:type="spellStart"/>
       <w:r>
+        <w:rPr>
+          <w:color w:val="005096" w:themeColor="accent2"/>
+        </w:rPr>
         <w:t>is</w:t>
       </w:r>
       <w:proofErr w:type="spellEnd"/>
       <w:r>
+        <w:rPr>
+          <w:color w:val="005096" w:themeColor="accent2"/>
+        </w:rPr>
         <w:t xml:space="preserve"> 180 </w:t>
       </w:r>
       <w:proofErr w:type="spellStart"/>
       <w:r>
+        <w:rPr>
+          <w:color w:val="005096" w:themeColor="accent2"/>
+        </w:rPr>
         <w:t>seconds</w:t>
       </w:r>
       <w:proofErr w:type="spellEnd"/>
       <w:r>
+        <w:rPr>
+          <w:color w:val="005096" w:themeColor="accent2"/>
+        </w:rPr>
         <w:t>.</w:t>
       </w:r>
       <w:r>
+        <w:rPr>
+          <w:color w:val="005096" w:themeColor="accent2"/>
+        </w:rPr>
         <w:t>“</w:t>
       </w:r>
     </w:p>
@@ -3374,47 +3548,75 @@
         <w:rPr>
           <w:i/>
           <w:iCs/>
-          <w:color w:val="404040" w:themeColor="text1" w:themeTint="BF"/>
-        </w:rPr>
-      </w:pPr>
-      <w:r>
+          <w:color w:val="005096" w:themeColor="accent2"/>
+        </w:rPr>
+      </w:pPr>
+      <w:r>
+        <w:rPr>
+          <w:color w:val="005096" w:themeColor="accent2"/>
+        </w:rPr>
         <w:t>(</w:t>
       </w:r>
       <w:proofErr w:type="spellStart"/>
       <w:r>
+        <w:rPr>
+          <w:color w:val="005096" w:themeColor="accent2"/>
+        </w:rPr>
         <w:t>Timers</w:t>
       </w:r>
       <w:proofErr w:type="spellEnd"/>
       <w:r>
+        <w:rPr>
+          <w:color w:val="005096" w:themeColor="accent2"/>
+        </w:rPr>
         <w:t>,</w:t>
       </w:r>
       <w:sdt>
         <w:sdtPr>
+          <w:rPr>
+            <w:color w:val="005096" w:themeColor="accent2"/>
+          </w:rPr>
           <w:id w:val="-1200617146"/>
           <w:citation/>
         </w:sdtPr>
         <w:sdtContent>
           <w:r>
+            <w:rPr>
+              <w:color w:val="005096" w:themeColor="accent2"/>
+            </w:rPr>
             <w:fldChar w:fldCharType="begin"/>
           </w:r>
           <w:r>
+            <w:rPr>
+              <w:color w:val="005096" w:themeColor="accent2"/>
+            </w:rPr>
             <w:instrText xml:space="preserve"> CITATION Net25 \l 1031 </w:instrText>
           </w:r>
           <w:r>
+            <w:rPr>
+              <w:color w:val="005096" w:themeColor="accent2"/>
+            </w:rPr>
             <w:fldChar w:fldCharType="separate"/>
           </w:r>
           <w:r>
             <w:rPr>
               <w:noProof/>
+              <w:color w:val="005096" w:themeColor="accent2"/>
             </w:rPr>
             <w:t xml:space="preserve"> [4]</w:t>
           </w:r>
           <w:r>
+            <w:rPr>
+              <w:color w:val="005096" w:themeColor="accent2"/>
+            </w:rPr>
             <w:fldChar w:fldCharType="end"/>
           </w:r>
         </w:sdtContent>
       </w:sdt>
       <w:r>
+        <w:rPr>
+          <w:color w:val="005096" w:themeColor="accent2"/>
+        </w:rPr>
         <w:t>)</w:t>
       </w:r>
     </w:p>
@@ -3459,11 +3661,13 @@
         <w:pStyle w:val="Kapiteltext"/>
         <w:ind w:left="720"/>
         <w:rPr>
-          <w:lang w:val="en-US"/>
-        </w:rPr>
-      </w:pPr>
-      <w:r>
-        <w:rPr>
+          <w:color w:val="005096" w:themeColor="accent2"/>
+          <w:lang w:val="en-US"/>
+        </w:rPr>
+      </w:pPr>
+      <w:r>
+        <w:rPr>
+          <w:color w:val="005096" w:themeColor="accent2"/>
           <w:lang w:val="en-US"/>
         </w:rPr>
         <w:t>Using the command</w:t>
@@ -3473,8 +3677,14 @@
       <w:pPr>
         <w:pStyle w:val="CodeOutput"/>
         <w:ind w:left="709"/>
-      </w:pPr>
-      <w:r>
+        <w:rPr>
+          <w:color w:val="005096" w:themeColor="accent2"/>
+        </w:rPr>
+      </w:pPr>
+      <w:r>
+        <w:rPr>
+          <w:color w:val="005096" w:themeColor="accent2"/>
+        </w:rPr>
         <w:t xml:space="preserve">show ip protocols </w:t>
       </w:r>
     </w:p>
@@ -3483,29 +3693,34 @@
         <w:pStyle w:val="Kapiteltext"/>
         <w:ind w:left="720"/>
         <w:rPr>
-          <w:lang w:val="en-US"/>
-        </w:rPr>
-      </w:pPr>
-      <w:r>
-        <w:rPr>
+          <w:color w:val="005096" w:themeColor="accent2"/>
+          <w:lang w:val="en-US"/>
+        </w:rPr>
+      </w:pPr>
+      <w:r>
+        <w:rPr>
+          <w:color w:val="005096" w:themeColor="accent2"/>
           <w:lang w:val="en-US"/>
         </w:rPr>
         <w:t xml:space="preserve">…you can see the </w:t>
       </w:r>
       <w:r>
         <w:rPr>
+          <w:color w:val="005096" w:themeColor="accent2"/>
           <w:lang w:val="en-US"/>
         </w:rPr>
         <w:t xml:space="preserve">configured timers </w:t>
       </w:r>
       <w:r>
         <w:rPr>
+          <w:color w:val="005096" w:themeColor="accent2"/>
           <w:lang w:val="en-US"/>
         </w:rPr>
         <w:t>and</w:t>
       </w:r>
       <w:r>
         <w:rPr>
+          <w:color w:val="005096" w:themeColor="accent2"/>
           <w:lang w:val="en-US"/>
         </w:rPr>
         <w:t>, in a table, the last update for learned networks.</w:t>
@@ -3654,13 +3869,13 @@
         </w:numPr>
         <w:ind w:left="720"/>
         <w:rPr>
-          <w:lang w:val="en-GB"/>
+          <w:color w:val="005096" w:themeColor="accent2"/>
         </w:rPr>
       </w:pPr>
       <w:bookmarkStart w:id="3" w:name="_Toc199557488"/>
       <w:r>
         <w:rPr>
-          <w:lang w:val="en-GB"/>
+          <w:color w:val="005096" w:themeColor="accent2"/>
         </w:rPr>
         <w:lastRenderedPageBreak/>
         <w:t xml:space="preserve">Vulnerabilities of </w:t>
@@ -3668,14 +3883,14 @@
       <w:proofErr w:type="spellStart"/>
       <w:r>
         <w:rPr>
-          <w:lang w:val="en-GB"/>
+          <w:color w:val="005096" w:themeColor="accent2"/>
         </w:rPr>
         <w:t>RIPng</w:t>
       </w:r>
       <w:proofErr w:type="spellEnd"/>
       <w:r>
         <w:rPr>
-          <w:lang w:val="en-GB"/>
+          <w:color w:val="005096" w:themeColor="accent2"/>
         </w:rPr>
         <w:t>:</w:t>
       </w:r>
@@ -3684,11 +3899,13 @@
     <w:p>
       <w:pPr>
         <w:rPr>
-          <w:lang w:val="en-US"/>
-        </w:rPr>
-      </w:pPr>
-      <w:r>
-        <w:rPr>
+          <w:color w:val="005096" w:themeColor="accent2"/>
+          <w:lang w:val="en-US"/>
+        </w:rPr>
+      </w:pPr>
+      <w:r>
+        <w:rPr>
+          <w:color w:val="005096" w:themeColor="accent2"/>
           <w:lang w:val="en-US"/>
         </w:rPr>
         <w:t xml:space="preserve">1. </w:t>
@@ -3696,6 +3913,7 @@
       <w:proofErr w:type="spellStart"/>
       <w:r>
         <w:rPr>
+          <w:color w:val="005096" w:themeColor="accent2"/>
           <w:lang w:val="en-US"/>
         </w:rPr>
         <w:t>RIPng</w:t>
@@ -3703,43 +3921,43 @@
       <w:proofErr w:type="spellEnd"/>
       <w:r>
         <w:rPr>
-          <w:lang w:val="en-US"/>
-        </w:rPr>
-        <w:t xml:space="preserve"> lacks built-in authentication mechanisms</w:t>
-      </w:r>
-      <w:r>
-        <w:rPr>
-          <w:lang w:val="en-US"/>
-        </w:rPr>
-        <w:t>,</w:t>
-      </w:r>
-    </w:p>
-    <w:p>
-      <w:pPr>
-        <w:rPr>
-          <w:lang w:val="en-US"/>
-        </w:rPr>
-      </w:pPr>
-      <w:r>
-        <w:rPr>
+          <w:color w:val="005096" w:themeColor="accent2"/>
+          <w:lang w:val="en-US"/>
+        </w:rPr>
+        <w:t xml:space="preserve"> lacks built-in authentication mechanisms,</w:t>
+      </w:r>
+    </w:p>
+    <w:p>
+      <w:pPr>
+        <w:rPr>
+          <w:color w:val="005096" w:themeColor="accent2"/>
+          <w:lang w:val="en-US"/>
+        </w:rPr>
+      </w:pPr>
+      <w:r>
+        <w:rPr>
+          <w:color w:val="005096" w:themeColor="accent2"/>
           <w:lang w:val="en-US"/>
         </w:rPr>
         <w:sym w:font="Wingdings" w:char="F0E0"/>
       </w:r>
       <w:r>
         <w:rPr>
+          <w:color w:val="005096" w:themeColor="accent2"/>
           <w:lang w:val="en-US"/>
         </w:rPr>
         <w:t xml:space="preserve"> </w:t>
       </w:r>
       <w:r>
         <w:rPr>
+          <w:color w:val="005096" w:themeColor="accent2"/>
           <w:lang w:val="en-US"/>
         </w:rPr>
         <w:t>Packets can be spoofed or injected without verification</w:t>
       </w:r>
       <w:r>
         <w:rPr>
+          <w:color w:val="005096" w:themeColor="accent2"/>
           <w:lang w:val="en-US"/>
         </w:rPr>
         <w:br/>
@@ -3748,6 +3966,7 @@
       <w:sdt>
         <w:sdtPr>
           <w:rPr>
+            <w:color w:val="005096" w:themeColor="accent2"/>
             <w:lang w:val="en-US"/>
           </w:rPr>
           <w:id w:val="1989588451"/>
@@ -3756,18 +3975,21 @@
         <w:sdtContent>
           <w:r>
             <w:rPr>
+              <w:color w:val="005096" w:themeColor="accent2"/>
               <w:lang w:val="en-US"/>
             </w:rPr>
             <w:fldChar w:fldCharType="begin"/>
           </w:r>
           <w:r>
             <w:rPr>
+              <w:color w:val="005096" w:themeColor="accent2"/>
               <w:lang w:val="en-GB"/>
             </w:rPr>
             <w:instrText xml:space="preserve"> CITATION GMa251 \l 1031 </w:instrText>
           </w:r>
           <w:r>
             <w:rPr>
+              <w:color w:val="005096" w:themeColor="accent2"/>
               <w:lang w:val="en-US"/>
             </w:rPr>
             <w:fldChar w:fldCharType="separate"/>
@@ -3775,12 +3997,14 @@
           <w:r>
             <w:rPr>
               <w:noProof/>
+              <w:color w:val="005096" w:themeColor="accent2"/>
               <w:lang w:val="en-GB"/>
             </w:rPr>
             <w:t>[5]</w:t>
           </w:r>
           <w:r>
             <w:rPr>
+              <w:color w:val="005096" w:themeColor="accent2"/>
               <w:lang w:val="en-US"/>
             </w:rPr>
             <w:fldChar w:fldCharType="end"/>
@@ -3789,6 +4013,7 @@
       </w:sdt>
       <w:r>
         <w:rPr>
+          <w:color w:val="005096" w:themeColor="accent2"/>
           <w:lang w:val="en-US"/>
         </w:rPr>
         <w:t>)</w:t>
@@ -3797,35 +4022,27 @@
     <w:p>
       <w:pPr>
         <w:rPr>
-          <w:lang w:val="en-US"/>
-        </w:rPr>
-      </w:pPr>
-      <w:r>
-        <w:rPr>
-          <w:lang w:val="en-US"/>
-        </w:rPr>
-        <w:t>2. Clear-Text Protocol</w:t>
-      </w:r>
-      <w:r>
-        <w:rPr>
-          <w:lang w:val="en-US"/>
-        </w:rPr>
-        <w:t xml:space="preserve">: </w:t>
-      </w:r>
-      <w:r>
-        <w:rPr>
-          <w:lang w:val="en-US"/>
-        </w:rPr>
-        <w:t>All routing information transmitted in plain text</w:t>
-      </w:r>
-      <w:r>
-        <w:rPr>
+          <w:color w:val="005096" w:themeColor="accent2"/>
+          <w:lang w:val="en-US"/>
+        </w:rPr>
+      </w:pPr>
+      <w:r>
+        <w:rPr>
+          <w:color w:val="005096" w:themeColor="accent2"/>
+          <w:lang w:val="en-US"/>
+        </w:rPr>
+        <w:t>2. Clear-Text Protocol: All routing information transmitted in plain text</w:t>
+      </w:r>
+      <w:r>
+        <w:rPr>
+          <w:color w:val="005096" w:themeColor="accent2"/>
           <w:lang w:val="en-US"/>
         </w:rPr>
         <w:t>, relying on IPSec</w:t>
       </w:r>
       <w:r>
         <w:rPr>
+          <w:color w:val="005096" w:themeColor="accent2"/>
           <w:lang w:val="en-US"/>
         </w:rPr>
         <w:br/>
@@ -3834,6 +4051,7 @@
       <w:sdt>
         <w:sdtPr>
           <w:rPr>
+            <w:color w:val="005096" w:themeColor="accent2"/>
             <w:lang w:val="en-US"/>
           </w:rPr>
           <w:id w:val="-278719918"/>
@@ -3842,18 +4060,21 @@
         <w:sdtContent>
           <w:r>
             <w:rPr>
+              <w:color w:val="005096" w:themeColor="accent2"/>
               <w:lang w:val="en-US"/>
             </w:rPr>
             <w:fldChar w:fldCharType="begin"/>
           </w:r>
           <w:r>
             <w:rPr>
+              <w:color w:val="005096" w:themeColor="accent2"/>
               <w:lang w:val="en-GB"/>
             </w:rPr>
             <w:instrText xml:space="preserve"> CITATION GMa25 \l 1031 </w:instrText>
           </w:r>
           <w:r>
             <w:rPr>
+              <w:color w:val="005096" w:themeColor="accent2"/>
               <w:lang w:val="en-US"/>
             </w:rPr>
             <w:fldChar w:fldCharType="separate"/>
@@ -3861,12 +4082,14 @@
           <w:r>
             <w:rPr>
               <w:noProof/>
+              <w:color w:val="005096" w:themeColor="accent2"/>
               <w:lang w:val="en-GB"/>
             </w:rPr>
             <w:t>[6]</w:t>
           </w:r>
           <w:r>
             <w:rPr>
+              <w:color w:val="005096" w:themeColor="accent2"/>
               <w:lang w:val="en-US"/>
             </w:rPr>
             <w:fldChar w:fldCharType="end"/>
@@ -3875,6 +4098,7 @@
       </w:sdt>
       <w:r>
         <w:rPr>
+          <w:color w:val="005096" w:themeColor="accent2"/>
           <w:lang w:val="en-US"/>
         </w:rPr>
         <w:t>)</w:t>
@@ -3883,41 +4107,48 @@
     <w:p>
       <w:pPr>
         <w:rPr>
-          <w:lang w:val="en-US"/>
-        </w:rPr>
-      </w:pPr>
-      <w:r>
-        <w:rPr>
+          <w:color w:val="005096" w:themeColor="accent2"/>
+          <w:lang w:val="en-US"/>
+        </w:rPr>
+      </w:pPr>
+      <w:r>
+        <w:rPr>
+          <w:color w:val="005096" w:themeColor="accent2"/>
           <w:lang w:val="en-US"/>
         </w:rPr>
         <w:t>3.</w:t>
       </w:r>
       <w:r>
         <w:rPr>
+          <w:color w:val="005096" w:themeColor="accent2"/>
           <w:lang w:val="en-US"/>
         </w:rPr>
         <w:t xml:space="preserve"> </w:t>
       </w:r>
       <w:r>
         <w:rPr>
+          <w:color w:val="005096" w:themeColor="accent2"/>
           <w:lang w:val="en-US"/>
         </w:rPr>
         <w:t xml:space="preserve">FF02::9 multicast </w:t>
       </w:r>
       <w:r>
         <w:rPr>
+          <w:color w:val="005096" w:themeColor="accent2"/>
           <w:lang w:val="en-US"/>
         </w:rPr>
         <w:t xml:space="preserve">is used </w:t>
       </w:r>
       <w:r>
         <w:rPr>
+          <w:color w:val="005096" w:themeColor="accent2"/>
           <w:lang w:val="en-US"/>
         </w:rPr>
         <w:t>for all updates</w:t>
       </w:r>
       <w:r>
         <w:rPr>
+          <w:color w:val="005096" w:themeColor="accent2"/>
           <w:lang w:val="en-US"/>
         </w:rPr>
         <w:t xml:space="preserve"> (UDP 521)</w:t>
@@ -3926,35 +4157,41 @@
     <w:p>
       <w:pPr>
         <w:rPr>
-          <w:lang w:val="en-US"/>
-        </w:rPr>
-      </w:pPr>
-      <w:r>
-        <w:rPr>
+          <w:color w:val="005096" w:themeColor="accent2"/>
+          <w:lang w:val="en-US"/>
+        </w:rPr>
+      </w:pPr>
+      <w:r>
+        <w:rPr>
+          <w:color w:val="005096" w:themeColor="accent2"/>
           <w:lang w:val="en-US"/>
         </w:rPr>
         <w:sym w:font="Wingdings" w:char="F0E0"/>
       </w:r>
       <w:r>
         <w:rPr>
+          <w:color w:val="005096" w:themeColor="accent2"/>
           <w:lang w:val="en-US"/>
         </w:rPr>
         <w:t xml:space="preserve"> </w:t>
       </w:r>
       <w:r>
         <w:rPr>
+          <w:color w:val="005096" w:themeColor="accent2"/>
           <w:lang w:val="en-US"/>
         </w:rPr>
         <w:t>Information leakage to unintended recipients</w:t>
       </w:r>
       <w:r>
         <w:rPr>
+          <w:color w:val="005096" w:themeColor="accent2"/>
           <w:lang w:val="en-US"/>
         </w:rPr>
         <w:br/>
       </w:r>
       <w:r>
         <w:rPr>
+          <w:color w:val="005096" w:themeColor="accent2"/>
           <w:lang w:val="en-US"/>
         </w:rPr>
         <w:t xml:space="preserve">(RFC 2080, 2.1 </w:t>
@@ -3962,6 +4199,7 @@
       <w:sdt>
         <w:sdtPr>
           <w:rPr>
+            <w:color w:val="005096" w:themeColor="accent2"/>
             <w:lang w:val="en-US"/>
           </w:rPr>
           <w:id w:val="-1617444889"/>
@@ -3970,18 +4208,21 @@
         <w:sdtContent>
           <w:r>
             <w:rPr>
+              <w:color w:val="005096" w:themeColor="accent2"/>
               <w:lang w:val="en-US"/>
             </w:rPr>
             <w:fldChar w:fldCharType="begin"/>
           </w:r>
           <w:r>
             <w:rPr>
+              <w:color w:val="005096" w:themeColor="accent2"/>
               <w:lang w:val="en-GB"/>
             </w:rPr>
             <w:instrText xml:space="preserve"> CITATION GMa25 \l 1031 </w:instrText>
           </w:r>
           <w:r>
             <w:rPr>
+              <w:color w:val="005096" w:themeColor="accent2"/>
               <w:lang w:val="en-US"/>
             </w:rPr>
             <w:fldChar w:fldCharType="separate"/>
@@ -3989,12 +4230,14 @@
           <w:r>
             <w:rPr>
               <w:noProof/>
+              <w:color w:val="005096" w:themeColor="accent2"/>
               <w:lang w:val="en-GB"/>
             </w:rPr>
             <w:t>[6]</w:t>
           </w:r>
           <w:r>
             <w:rPr>
+              <w:color w:val="005096" w:themeColor="accent2"/>
               <w:lang w:val="en-US"/>
             </w:rPr>
             <w:fldChar w:fldCharType="end"/>
@@ -4003,6 +4246,7 @@
       </w:sdt>
       <w:r>
         <w:rPr>
+          <w:color w:val="005096" w:themeColor="accent2"/>
           <w:lang w:val="en-US"/>
         </w:rPr>
         <w:t>)</w:t>
@@ -4016,15 +4260,14 @@
           <w:numId w:val="0"/>
         </w:numPr>
         <w:ind w:left="720"/>
-        <w:jc w:val="left"/>
-        <w:rPr>
-          <w:lang w:val="en-GB"/>
+        <w:rPr>
+          <w:color w:val="005096" w:themeColor="accent2"/>
         </w:rPr>
       </w:pPr>
       <w:bookmarkStart w:id="4" w:name="_Toc199557489"/>
       <w:r>
         <w:rPr>
-          <w:lang w:val="en-GB"/>
+          <w:color w:val="005096" w:themeColor="accent2"/>
         </w:rPr>
         <w:t>Hardening mechanisms</w:t>
       </w:r>
@@ -4033,11 +4276,13 @@
     <w:p>
       <w:pPr>
         <w:rPr>
-          <w:lang w:val="en-US"/>
-        </w:rPr>
-      </w:pPr>
-      <w:r>
-        <w:rPr>
+          <w:color w:val="005096" w:themeColor="accent2"/>
+          <w:lang w:val="en-US"/>
+        </w:rPr>
+      </w:pPr>
+      <w:r>
+        <w:rPr>
+          <w:color w:val="005096" w:themeColor="accent2"/>
           <w:lang w:val="en-US"/>
         </w:rPr>
         <w:t>1. IPSec Authentication</w:t>
@@ -4046,83 +4291,90 @@
     <w:p>
       <w:pPr>
         <w:rPr>
-          <w:lang w:val="en-US"/>
-        </w:rPr>
-      </w:pPr>
-      <w:r>
-        <w:rPr>
+          <w:color w:val="005096" w:themeColor="accent2"/>
+          <w:lang w:val="en-US"/>
+        </w:rPr>
+      </w:pPr>
+      <w:r>
+        <w:rPr>
+          <w:color w:val="005096" w:themeColor="accent2"/>
           <w:lang w:val="en-US"/>
         </w:rPr>
         <w:sym w:font="Wingdings" w:char="F0E0"/>
       </w:r>
       <w:r>
         <w:rPr>
+          <w:color w:val="005096" w:themeColor="accent2"/>
+          <w:lang w:val="en-US"/>
+        </w:rPr>
+        <w:t xml:space="preserve"> Configure IPv6 AH/ESP for packet authentication</w:t>
+      </w:r>
+      <w:r>
+        <w:rPr>
+          <w:color w:val="005096" w:themeColor="accent2"/>
+          <w:lang w:val="en-US"/>
+        </w:rPr>
+        <w:br/>
+      </w:r>
+      <w:r>
+        <w:rPr>
+          <w:color w:val="005096" w:themeColor="accent2"/>
+          <w:lang w:val="en-US"/>
+        </w:rPr>
+        <w:t>(</w:t>
+      </w:r>
+      <w:r>
+        <w:rPr>
+          <w:color w:val="005096" w:themeColor="accent2"/>
+          <w:lang w:val="en-US"/>
+        </w:rPr>
+        <w:t>referred</w:t>
+      </w:r>
+      <w:r>
+        <w:rPr>
+          <w:color w:val="005096" w:themeColor="accent2"/>
           <w:lang w:val="en-US"/>
         </w:rPr>
         <w:t xml:space="preserve"> </w:t>
       </w:r>
       <w:r>
         <w:rPr>
-          <w:lang w:val="en-US"/>
-        </w:rPr>
-        <w:t>Configure IPv6 AH/ESP for packet authentication</w:t>
-      </w:r>
-      <w:r>
-        <w:rPr>
-          <w:lang w:val="en-US"/>
-        </w:rPr>
-        <w:br/>
-      </w:r>
-      <w:r>
-        <w:rPr>
-          <w:lang w:val="en-US"/>
-        </w:rPr>
-        <w:t>(</w:t>
-      </w:r>
-      <w:r>
-        <w:rPr>
-          <w:lang w:val="en-US"/>
-        </w:rPr>
-        <w:t>referred</w:t>
-      </w:r>
-      <w:r>
-        <w:rPr>
-          <w:lang w:val="en-US"/>
-        </w:rPr>
-        <w:t xml:space="preserve"> </w:t>
-      </w:r>
-      <w:r>
-        <w:rPr>
+          <w:color w:val="005096" w:themeColor="accent2"/>
           <w:lang w:val="en-US"/>
         </w:rPr>
         <w:t xml:space="preserve">example </w:t>
       </w:r>
       <w:r>
         <w:rPr>
+          <w:color w:val="005096" w:themeColor="accent2"/>
           <w:lang w:val="en-US"/>
         </w:rPr>
         <w:t>vendor ‘</w:t>
       </w:r>
       <w:r>
         <w:rPr>
+          <w:color w:val="005096" w:themeColor="accent2"/>
           <w:lang w:val="en-US"/>
         </w:rPr>
         <w:t>HUAWEI</w:t>
       </w:r>
       <w:r>
         <w:rPr>
+          <w:color w:val="005096" w:themeColor="accent2"/>
           <w:lang w:val="en-US"/>
         </w:rPr>
         <w:t xml:space="preserve">’, product </w:t>
       </w:r>
       <w:r>
         <w:rPr>
+          <w:color w:val="005096" w:themeColor="accent2"/>
           <w:lang w:val="en-US"/>
         </w:rPr>
         <w:t>NE5000E router</w:t>
       </w:r>
       <w:r>
         <w:rPr>
+          <w:color w:val="005096" w:themeColor="accent2"/>
           <w:lang w:val="en-US"/>
         </w:rPr>
         <w:t xml:space="preserve">; </w:t>
@@ -4130,6 +4382,7 @@
       <w:sdt>
         <w:sdtPr>
           <w:rPr>
+            <w:color w:val="005096" w:themeColor="accent2"/>
             <w:lang w:val="en-US"/>
           </w:rPr>
           <w:id w:val="1112945787"/>
@@ -4138,18 +4391,21 @@
         <w:sdtContent>
           <w:r>
             <w:rPr>
+              <w:color w:val="005096" w:themeColor="accent2"/>
               <w:lang w:val="en-US"/>
             </w:rPr>
             <w:fldChar w:fldCharType="begin"/>
           </w:r>
           <w:r>
             <w:rPr>
+              <w:color w:val="005096" w:themeColor="accent2"/>
               <w:lang w:val="en-GB"/>
             </w:rPr>
             <w:instrText xml:space="preserve"> CITATION Hua25 \l 1031 </w:instrText>
           </w:r>
           <w:r>
             <w:rPr>
+              <w:color w:val="005096" w:themeColor="accent2"/>
               <w:lang w:val="en-US"/>
             </w:rPr>
             <w:fldChar w:fldCharType="separate"/>
@@ -4157,12 +4413,14 @@
           <w:r>
             <w:rPr>
               <w:noProof/>
+              <w:color w:val="005096" w:themeColor="accent2"/>
               <w:lang w:val="en-GB"/>
             </w:rPr>
             <w:t>[7]</w:t>
           </w:r>
           <w:r>
             <w:rPr>
+              <w:color w:val="005096" w:themeColor="accent2"/>
               <w:lang w:val="en-US"/>
             </w:rPr>
             <w:fldChar w:fldCharType="end"/>
@@ -4171,6 +4429,7 @@
       </w:sdt>
       <w:r>
         <w:rPr>
+          <w:color w:val="005096" w:themeColor="accent2"/>
           <w:lang w:val="en-US"/>
         </w:rPr>
         <w:t>)</w:t>
@@ -4179,89 +4438,104 @@
     <w:p>
       <w:pPr>
         <w:rPr>
-          <w:lang w:val="en-US"/>
-        </w:rPr>
-      </w:pPr>
-      <w:r>
-        <w:rPr>
+          <w:color w:val="005096" w:themeColor="accent2"/>
+          <w:lang w:val="en-US"/>
+        </w:rPr>
+      </w:pPr>
+      <w:r>
+        <w:rPr>
+          <w:color w:val="005096" w:themeColor="accent2"/>
           <w:lang w:val="en-US"/>
         </w:rPr>
         <w:t xml:space="preserve">2. Encryption </w:t>
       </w:r>
       <w:r>
         <w:rPr>
+          <w:color w:val="005096" w:themeColor="accent2"/>
           <w:lang w:val="en-US"/>
         </w:rPr>
         <w:t xml:space="preserve">using IPv6 integrated mechanisms </w:t>
       </w:r>
       <w:r>
         <w:rPr>
+          <w:color w:val="005096" w:themeColor="accent2"/>
           <w:lang w:val="en-US"/>
         </w:rPr>
         <w:t>(Next-Header-Field)</w:t>
       </w:r>
       <w:r>
         <w:rPr>
+          <w:color w:val="005096" w:themeColor="accent2"/>
           <w:lang w:val="en-US"/>
         </w:rPr>
         <w:br/>
       </w:r>
       <w:r>
         <w:rPr>
+          <w:color w:val="005096" w:themeColor="accent2"/>
           <w:lang w:val="en-US"/>
         </w:rPr>
         <w:t>(</w:t>
       </w:r>
       <w:r>
         <w:rPr>
+          <w:color w:val="005096" w:themeColor="accent2"/>
           <w:lang w:val="en-US"/>
         </w:rPr>
         <w:t>referred</w:t>
       </w:r>
       <w:r>
         <w:rPr>
+          <w:color w:val="005096" w:themeColor="accent2"/>
           <w:lang w:val="en-US"/>
         </w:rPr>
         <w:t xml:space="preserve"> example vendor ‘HUAWEI’, product NE</w:t>
       </w:r>
       <w:r>
         <w:rPr>
+          <w:color w:val="005096" w:themeColor="accent2"/>
           <w:lang w:val="en-US"/>
         </w:rPr>
         <w:t>4</w:t>
       </w:r>
       <w:r>
         <w:rPr>
+          <w:color w:val="005096" w:themeColor="accent2"/>
           <w:lang w:val="en-US"/>
         </w:rPr>
         <w:t>0E</w:t>
       </w:r>
       <w:r>
         <w:rPr>
+          <w:color w:val="005096" w:themeColor="accent2"/>
           <w:lang w:val="en-US"/>
         </w:rPr>
         <w:t>-F</w:t>
       </w:r>
       <w:r>
         <w:rPr>
+          <w:color w:val="005096" w:themeColor="accent2"/>
           <w:lang w:val="en-US"/>
         </w:rPr>
         <w:t xml:space="preserve"> </w:t>
       </w:r>
       <w:r>
         <w:rPr>
+          <w:color w:val="005096" w:themeColor="accent2"/>
           <w:lang w:val="en-US"/>
         </w:rPr>
         <w:t xml:space="preserve">universal service </w:t>
       </w:r>
       <w:r>
         <w:rPr>
+          <w:color w:val="005096" w:themeColor="accent2"/>
           <w:lang w:val="en-US"/>
         </w:rPr>
         <w:t>router;</w:t>
       </w:r>
       <w:r>
         <w:rPr>
+          <w:color w:val="005096" w:themeColor="accent2"/>
           <w:lang w:val="en-US"/>
         </w:rPr>
         <w:t xml:space="preserve"> </w:t>
@@ -4269,6 +4543,7 @@
       <w:sdt>
         <w:sdtPr>
           <w:rPr>
+            <w:color w:val="005096" w:themeColor="accent2"/>
             <w:lang w:val="en-US"/>
           </w:rPr>
           <w:id w:val="-23254651"/>
@@ -4277,18 +4552,21 @@
         <w:sdtContent>
           <w:r>
             <w:rPr>
+              <w:color w:val="005096" w:themeColor="accent2"/>
               <w:lang w:val="en-US"/>
             </w:rPr>
             <w:fldChar w:fldCharType="begin"/>
           </w:r>
           <w:r>
             <w:rPr>
+              <w:color w:val="005096" w:themeColor="accent2"/>
               <w:lang w:val="en-GB"/>
             </w:rPr>
             <w:instrText xml:space="preserve"> CITATION Hua251 \l 1031 </w:instrText>
           </w:r>
           <w:r>
             <w:rPr>
+              <w:color w:val="005096" w:themeColor="accent2"/>
               <w:lang w:val="en-US"/>
             </w:rPr>
             <w:fldChar w:fldCharType="separate"/>
@@ -4296,12 +4574,14 @@
           <w:r>
             <w:rPr>
               <w:noProof/>
+              <w:color w:val="005096" w:themeColor="accent2"/>
               <w:lang w:val="en-GB"/>
             </w:rPr>
             <w:t>[8]</w:t>
           </w:r>
           <w:r>
             <w:rPr>
+              <w:color w:val="005096" w:themeColor="accent2"/>
               <w:lang w:val="en-US"/>
             </w:rPr>
             <w:fldChar w:fldCharType="end"/>
@@ -4310,6 +4590,7 @@
       </w:sdt>
       <w:r>
         <w:rPr>
+          <w:color w:val="005096" w:themeColor="accent2"/>
           <w:lang w:val="en-US"/>
         </w:rPr>
         <w:t>)</w:t>
@@ -4318,23 +4599,20 @@
     <w:p>
       <w:pPr>
         <w:rPr>
-          <w:lang w:val="en-US"/>
-        </w:rPr>
-      </w:pPr>
-      <w:r>
-        <w:rPr>
-          <w:lang w:val="en-US"/>
-        </w:rPr>
-        <w:t>3</w:t>
-      </w:r>
-      <w:r>
-        <w:rPr>
-          <w:lang w:val="en-US"/>
-        </w:rPr>
-        <w:t xml:space="preserve">. </w:t>
-      </w:r>
-      <w:r>
-        <w:rPr>
+          <w:color w:val="005096" w:themeColor="accent2"/>
+          <w:lang w:val="en-US"/>
+        </w:rPr>
+      </w:pPr>
+      <w:r>
+        <w:rPr>
+          <w:color w:val="005096" w:themeColor="accent2"/>
+          <w:lang w:val="en-US"/>
+        </w:rPr>
+        <w:t xml:space="preserve">3. </w:t>
+      </w:r>
+      <w:r>
+        <w:rPr>
+          <w:color w:val="005096" w:themeColor="accent2"/>
           <w:lang w:val="en-US"/>
         </w:rPr>
         <w:t xml:space="preserve">Configuring </w:t>
@@ -4342,6 +4620,7 @@
       <w:proofErr w:type="spellStart"/>
       <w:r>
         <w:rPr>
+          <w:color w:val="005096" w:themeColor="accent2"/>
           <w:lang w:val="en-US"/>
         </w:rPr>
         <w:t>RIPng</w:t>
@@ -4349,44 +4628,37 @@
       <w:proofErr w:type="spellEnd"/>
       <w:r>
         <w:rPr>
-          <w:lang w:val="en-US"/>
-        </w:rPr>
-        <w:t xml:space="preserve"> route control</w:t>
-      </w:r>
-      <w:r>
-        <w:rPr>
-          <w:lang w:val="en-US"/>
-        </w:rPr>
-        <w:t xml:space="preserve"> / using ACL)</w:t>
-      </w:r>
-    </w:p>
-    <w:p>
-      <w:pPr>
-        <w:rPr>
-          <w:lang w:val="en-US"/>
-        </w:rPr>
-      </w:pPr>
-      <w:r>
-        <w:rPr>
+          <w:color w:val="005096" w:themeColor="accent2"/>
+          <w:lang w:val="en-US"/>
+        </w:rPr>
+        <w:t xml:space="preserve"> route control / using ACL)</w:t>
+      </w:r>
+    </w:p>
+    <w:p>
+      <w:pPr>
+        <w:rPr>
+          <w:color w:val="005096" w:themeColor="accent2"/>
+          <w:lang w:val="en-US"/>
+        </w:rPr>
+      </w:pPr>
+      <w:r>
+        <w:rPr>
+          <w:color w:val="005096" w:themeColor="accent2"/>
           <w:lang w:val="en-US"/>
         </w:rPr>
         <w:sym w:font="Wingdings" w:char="F0E0"/>
       </w:r>
       <w:r>
         <w:rPr>
-          <w:lang w:val="en-US"/>
-        </w:rPr>
-        <w:t xml:space="preserve"> </w:t>
-      </w:r>
-      <w:r>
-        <w:rPr>
-          <w:lang w:val="en-US"/>
-        </w:rPr>
-        <w:t xml:space="preserve">Filter </w:t>
+          <w:color w:val="005096" w:themeColor="accent2"/>
+          <w:lang w:val="en-US"/>
+        </w:rPr>
+        <w:t xml:space="preserve"> Filter </w:t>
       </w:r>
       <w:proofErr w:type="spellStart"/>
       <w:r>
         <w:rPr>
+          <w:color w:val="005096" w:themeColor="accent2"/>
           <w:lang w:val="en-US"/>
         </w:rPr>
         <w:t>RIPng</w:t>
@@ -4394,12 +4666,14 @@
       <w:proofErr w:type="spellEnd"/>
       <w:r>
         <w:rPr>
+          <w:color w:val="005096" w:themeColor="accent2"/>
           <w:lang w:val="en-US"/>
         </w:rPr>
         <w:t xml:space="preserve"> traffic on UDP port 521</w:t>
       </w:r>
       <w:r>
         <w:rPr>
+          <w:color w:val="005096" w:themeColor="accent2"/>
           <w:lang w:val="en-US"/>
         </w:rPr>
         <w:t xml:space="preserve"> </w:t>
@@ -4407,6 +4681,7 @@
       <w:sdt>
         <w:sdtPr>
           <w:rPr>
+            <w:color w:val="005096" w:themeColor="accent2"/>
             <w:lang w:val="en-US"/>
           </w:rPr>
           <w:id w:val="-715205969"/>
@@ -4415,18 +4690,21 @@
         <w:sdtContent>
           <w:r>
             <w:rPr>
+              <w:color w:val="005096" w:themeColor="accent2"/>
               <w:lang w:val="en-US"/>
             </w:rPr>
             <w:fldChar w:fldCharType="begin"/>
           </w:r>
           <w:r>
             <w:rPr>
+              <w:color w:val="005096" w:themeColor="accent2"/>
               <w:lang w:val="en-GB"/>
             </w:rPr>
             <w:instrText xml:space="preserve"> CITATION H3C25 \l 1031 </w:instrText>
           </w:r>
           <w:r>
             <w:rPr>
+              <w:color w:val="005096" w:themeColor="accent2"/>
               <w:lang w:val="en-US"/>
             </w:rPr>
             <w:fldChar w:fldCharType="separate"/>
@@ -4434,12 +4712,14 @@
           <w:r>
             <w:rPr>
               <w:noProof/>
+              <w:color w:val="005096" w:themeColor="accent2"/>
               <w:lang w:val="en-GB"/>
             </w:rPr>
             <w:t>[9]</w:t>
           </w:r>
           <w:r>
             <w:rPr>
+              <w:color w:val="005096" w:themeColor="accent2"/>
               <w:lang w:val="en-US"/>
             </w:rPr>
             <w:fldChar w:fldCharType="end"/>
@@ -4450,11 +4730,13 @@
     <w:p>
       <w:pPr>
         <w:rPr>
-          <w:lang w:val="en-US"/>
-        </w:rPr>
-      </w:pPr>
-      <w:r>
-        <w:rPr>
+          <w:color w:val="005096" w:themeColor="accent2"/>
+          <w:lang w:val="en-US"/>
+        </w:rPr>
+      </w:pPr>
+      <w:r>
+        <w:rPr>
+          <w:color w:val="005096" w:themeColor="accent2"/>
           <w:lang w:val="en-US"/>
         </w:rPr>
         <w:t>3. Distribute Lists</w:t>
@@ -4463,29 +4745,34 @@
     <w:p>
       <w:pPr>
         <w:rPr>
-          <w:lang w:val="en-US"/>
-        </w:rPr>
-      </w:pPr>
-      <w:r>
-        <w:rPr>
+          <w:color w:val="005096" w:themeColor="accent2"/>
+          <w:lang w:val="en-US"/>
+        </w:rPr>
+      </w:pPr>
+      <w:r>
+        <w:rPr>
+          <w:color w:val="005096" w:themeColor="accent2"/>
           <w:lang w:val="en-US"/>
         </w:rPr>
         <w:sym w:font="Wingdings" w:char="F0E0"/>
       </w:r>
       <w:r>
         <w:rPr>
+          <w:color w:val="005096" w:themeColor="accent2"/>
           <w:lang w:val="en-US"/>
         </w:rPr>
         <w:t xml:space="preserve"> </w:t>
       </w:r>
       <w:r>
         <w:rPr>
+          <w:color w:val="005096" w:themeColor="accent2"/>
           <w:lang w:val="en-US"/>
         </w:rPr>
         <w:t>Control route advertisements with IPv6 prefix-lists</w:t>
       </w:r>
       <w:r>
         <w:rPr>
+          <w:color w:val="005096" w:themeColor="accent2"/>
           <w:lang w:val="en-US"/>
         </w:rPr>
         <w:t xml:space="preserve"> </w:t>
@@ -4493,6 +4780,7 @@
       <w:sdt>
         <w:sdtPr>
           <w:rPr>
+            <w:color w:val="005096" w:themeColor="accent2"/>
             <w:lang w:val="en-US"/>
           </w:rPr>
           <w:id w:val="1509638284"/>
@@ -4501,18 +4789,21 @@
         <w:sdtContent>
           <w:r>
             <w:rPr>
+              <w:color w:val="005096" w:themeColor="accent2"/>
               <w:lang w:val="en-US"/>
             </w:rPr>
             <w:fldChar w:fldCharType="begin"/>
           </w:r>
           <w:r>
             <w:rPr>
+              <w:color w:val="005096" w:themeColor="accent2"/>
               <w:lang w:val="en-GB"/>
             </w:rPr>
             <w:instrText xml:space="preserve"> CITATION Net251 \l 1031 </w:instrText>
           </w:r>
           <w:r>
             <w:rPr>
+              <w:color w:val="005096" w:themeColor="accent2"/>
               <w:lang w:val="en-US"/>
             </w:rPr>
             <w:fldChar w:fldCharType="separate"/>
@@ -4520,12 +4811,14 @@
           <w:r>
             <w:rPr>
               <w:noProof/>
+              <w:color w:val="005096" w:themeColor="accent2"/>
               <w:lang w:val="en-GB"/>
             </w:rPr>
             <w:t>[10]</w:t>
           </w:r>
           <w:r>
             <w:rPr>
+              <w:color w:val="005096" w:themeColor="accent2"/>
               <w:lang w:val="en-US"/>
             </w:rPr>
             <w:fldChar w:fldCharType="end"/>
@@ -4534,6 +4827,7 @@
       </w:sdt>
       <w:r>
         <w:rPr>
+          <w:color w:val="005096" w:themeColor="accent2"/>
           <w:lang w:val="en-US"/>
         </w:rPr>
         <w:tab/>
@@ -4542,6 +4836,7 @@
     <w:p>
       <w:pPr>
         <w:rPr>
+          <w:color w:val="005096" w:themeColor="accent2"/>
           <w:lang w:val="en-US"/>
         </w:rPr>
       </w:pPr>
@@ -4554,11 +4849,13 @@
           <w:numId w:val="16"/>
         </w:numPr>
         <w:rPr>
-          <w:lang w:val="en-US"/>
-        </w:rPr>
-      </w:pPr>
-      <w:r>
-        <w:rPr>
+          <w:color w:val="005096" w:themeColor="accent2"/>
+          <w:lang w:val="en-US"/>
+        </w:rPr>
+      </w:pPr>
+      <w:r>
+        <w:rPr>
+          <w:color w:val="005096" w:themeColor="accent2"/>
           <w:lang w:val="en-US"/>
         </w:rPr>
         <w:t xml:space="preserve">Ensure that </w:t>
@@ -4566,6 +4863,7 @@
       <w:proofErr w:type="spellStart"/>
       <w:r>
         <w:rPr>
+          <w:color w:val="005096" w:themeColor="accent2"/>
           <w:lang w:val="en-US"/>
         </w:rPr>
         <w:t>RIPng</w:t>
@@ -4573,6 +4871,7 @@
       <w:proofErr w:type="spellEnd"/>
       <w:r>
         <w:rPr>
+          <w:color w:val="005096" w:themeColor="accent2"/>
           <w:lang w:val="en-US"/>
         </w:rPr>
         <w:t xml:space="preserve"> updates are sent out only on point-to-point links only</w:t>
@@ -4583,23 +4882,27 @@
         <w:pStyle w:val="Kapiteltext"/>
         <w:ind w:left="1440"/>
         <w:rPr>
-          <w:lang w:val="en-US"/>
-        </w:rPr>
-      </w:pPr>
-      <w:r>
-        <w:rPr>
+          <w:color w:val="005096" w:themeColor="accent2"/>
+          <w:lang w:val="en-US"/>
+        </w:rPr>
+      </w:pPr>
+      <w:r>
+        <w:rPr>
+          <w:color w:val="005096" w:themeColor="accent2"/>
           <w:lang w:val="en-US"/>
         </w:rPr>
         <w:t xml:space="preserve">This is configured using the </w:t>
       </w:r>
       <w:r>
         <w:rPr>
+          <w:color w:val="005096" w:themeColor="accent2"/>
           <w:lang w:val="en-US"/>
         </w:rPr>
         <w:t xml:space="preserve">following </w:t>
       </w:r>
       <w:r>
         <w:rPr>
+          <w:color w:val="005096" w:themeColor="accent2"/>
           <w:highlight w:val="yellow"/>
           <w:lang w:val="en-US"/>
         </w:rPr>
@@ -4607,12 +4910,14 @@
       </w:r>
       <w:r>
         <w:rPr>
+          <w:color w:val="005096" w:themeColor="accent2"/>
           <w:lang w:val="en-US"/>
         </w:rPr>
         <w:t xml:space="preserve"> on non-point-to-point interfaces</w:t>
       </w:r>
       <w:r>
         <w:rPr>
+          <w:color w:val="005096" w:themeColor="accent2"/>
           <w:lang w:val="en-US"/>
         </w:rPr>
         <w:t>:</w:t>
@@ -4622,8 +4927,14 @@
       <w:pPr>
         <w:pStyle w:val="CodeOutput"/>
         <w:ind w:left="1418"/>
-      </w:pPr>
-      <w:r>
+        <w:rPr>
+          <w:color w:val="005096" w:themeColor="accent2"/>
+        </w:rPr>
+      </w:pPr>
+      <w:r>
+        <w:rPr>
+          <w:color w:val="005096" w:themeColor="accent2"/>
+        </w:rPr>
         <w:t>router rip</w:t>
       </w:r>
     </w:p>
@@ -4631,14 +4942,21 @@
       <w:pPr>
         <w:pStyle w:val="CodeOutput"/>
         <w:ind w:left="1418"/>
-      </w:pPr>
-      <w:r>
-        <w:rPr>
+        <w:rPr>
+          <w:color w:val="005096" w:themeColor="accent2"/>
+        </w:rPr>
+      </w:pPr>
+      <w:r>
+        <w:rPr>
+          <w:color w:val="005096" w:themeColor="accent2"/>
           <w:highlight w:val="yellow"/>
         </w:rPr>
         <w:t xml:space="preserve">passive-interface </w:t>
       </w:r>
       <w:r>
+        <w:rPr>
+          <w:color w:val="005096" w:themeColor="accent2"/>
+        </w:rPr>
         <w:t>e0/0</w:t>
       </w:r>
     </w:p>
@@ -5226,41 +5544,48 @@
       <w:pPr>
         <w:pStyle w:val="Kapiteltext"/>
         <w:rPr>
-          <w:lang w:val="en-US"/>
-        </w:rPr>
-      </w:pPr>
-      <w:r>
-        <w:rPr>
+          <w:color w:val="005096" w:themeColor="accent2"/>
+          <w:lang w:val="en-US"/>
+        </w:rPr>
+      </w:pPr>
+      <w:r>
+        <w:rPr>
+          <w:color w:val="005096" w:themeColor="accent2"/>
           <w:lang w:val="en-US"/>
         </w:rPr>
         <w:sym w:font="Wingdings" w:char="F0E0"/>
       </w:r>
       <w:r>
         <w:rPr>
+          <w:color w:val="005096" w:themeColor="accent2"/>
           <w:lang w:val="en-US"/>
         </w:rPr>
         <w:t xml:space="preserve"> </w:t>
       </w:r>
       <w:r>
         <w:rPr>
+          <w:color w:val="005096" w:themeColor="accent2"/>
           <w:lang w:val="en-US"/>
         </w:rPr>
         <w:t xml:space="preserve">For router REast1, default route and </w:t>
       </w:r>
       <w:r>
         <w:rPr>
+          <w:color w:val="005096" w:themeColor="accent2"/>
           <w:lang w:val="en-US"/>
         </w:rPr>
         <w:t xml:space="preserve">the point-to-point network between </w:t>
       </w:r>
       <w:r>
         <w:rPr>
+          <w:color w:val="005096" w:themeColor="accent2"/>
           <w:lang w:val="en-US"/>
         </w:rPr>
         <w:t xml:space="preserve">RHQ0 and RWest1 are new learned via </w:t>
       </w:r>
       <w:r>
         <w:rPr>
+          <w:color w:val="005096" w:themeColor="accent2"/>
           <w:highlight w:val="green"/>
           <w:lang w:val="en-US"/>
         </w:rPr>
@@ -5268,10 +5593,89 @@
       </w:r>
       <w:r>
         <w:rPr>
+          <w:color w:val="005096" w:themeColor="accent2"/>
           <w:lang w:val="en-US"/>
         </w:rPr>
         <w:t>.</w:t>
       </w:r>
+    </w:p>
+    <w:p>
+      <w:pPr>
+        <w:pStyle w:val="Kapiteltext"/>
+        <w:rPr>
+          <w:color w:val="005096" w:themeColor="accent2"/>
+          <w:lang w:val="en-US"/>
+        </w:rPr>
+      </w:pPr>
+      <w:r>
+        <w:rPr>
+          <w:color w:val="005096" w:themeColor="accent2"/>
+          <w:lang w:val="en-US"/>
+        </w:rPr>
+        <w:t xml:space="preserve">In terms of the additional codes to the OSPF-“O”, there is </w:t>
+      </w:r>
+      <w:r>
+        <w:rPr>
+          <w:color w:val="005096" w:themeColor="accent2"/>
+          <w:lang w:val="en-US"/>
+        </w:rPr>
+        <w:t>helpful official cisco routing table documentation</w:t>
+      </w:r>
+      <w:r>
+        <w:rPr>
+          <w:color w:val="005096" w:themeColor="accent2"/>
+          <w:lang w:val="en-US"/>
+        </w:rPr>
+        <w:t xml:space="preserve">: </w:t>
+      </w:r>
+      <w:sdt>
+        <w:sdtPr>
+          <w:rPr>
+            <w:color w:val="005096" w:themeColor="accent2"/>
+            <w:lang w:val="en-US"/>
+          </w:rPr>
+          <w:id w:val="176705631"/>
+          <w:citation/>
+        </w:sdtPr>
+        <w:sdtContent>
+          <w:r>
+            <w:rPr>
+              <w:color w:val="005096" w:themeColor="accent2"/>
+              <w:lang w:val="en-US"/>
+            </w:rPr>
+            <w:fldChar w:fldCharType="begin"/>
+          </w:r>
+          <w:r>
+            <w:rPr>
+              <w:color w:val="005096" w:themeColor="accent2"/>
+              <w:lang w:val="en-GB"/>
+            </w:rPr>
+            <w:instrText xml:space="preserve"> CITATION Cis251 \l 1031 </w:instrText>
+          </w:r>
+          <w:r>
+            <w:rPr>
+              <w:color w:val="005096" w:themeColor="accent2"/>
+              <w:lang w:val="en-US"/>
+            </w:rPr>
+            <w:fldChar w:fldCharType="separate"/>
+          </w:r>
+          <w:r>
+            <w:rPr>
+              <w:noProof/>
+              <w:color w:val="005096" w:themeColor="accent2"/>
+              <w:lang w:val="en-GB"/>
+            </w:rPr>
+            <w:t>[11]</w:t>
+          </w:r>
+          <w:r>
+            <w:rPr>
+              <w:color w:val="005096" w:themeColor="accent2"/>
+              <w:lang w:val="en-US"/>
+            </w:rPr>
+            <w:fldChar w:fldCharType="end"/>
+          </w:r>
+        </w:sdtContent>
+      </w:sdt>
     </w:p>
     <w:p>
       <w:pPr>
@@ -5441,6 +5845,7 @@
         <w:pStyle w:val="CodeOutput"/>
       </w:pPr>
       <w:r>
+        <w:lastRenderedPageBreak/>
         <w:t>172.31.255.254  1.1.1.1         17          0x80000005 0x0070F3</w:t>
       </w:r>
     </w:p>
@@ -5898,35 +6303,41 @@
       <w:pPr>
         <w:pStyle w:val="Kapiteltext"/>
         <w:rPr>
-          <w:lang w:val="en-US"/>
-        </w:rPr>
-      </w:pPr>
-      <w:r>
-        <w:rPr>
+          <w:color w:val="005096" w:themeColor="accent2"/>
+          <w:lang w:val="en-US"/>
+        </w:rPr>
+      </w:pPr>
+      <w:r>
+        <w:rPr>
+          <w:color w:val="005096" w:themeColor="accent2"/>
           <w:lang w:val="en-US"/>
         </w:rPr>
         <w:sym w:font="Wingdings" w:char="F0E0"/>
       </w:r>
       <w:r>
         <w:rPr>
+          <w:color w:val="005096" w:themeColor="accent2"/>
           <w:lang w:val="en-US"/>
         </w:rPr>
         <w:t xml:space="preserve"> </w:t>
       </w:r>
       <w:r>
         <w:rPr>
+          <w:color w:val="005096" w:themeColor="accent2"/>
           <w:lang w:val="en-US"/>
         </w:rPr>
         <w:t>Both routers have the same Router Link States(Router IDs: 1.1.0.0 for RHQ0, 1.1.1.1 for REast1 and 1.1.2.1 for RWest1)</w:t>
       </w:r>
       <w:r>
         <w:rPr>
+          <w:color w:val="005096" w:themeColor="accent2"/>
           <w:lang w:val="en-US"/>
         </w:rPr>
         <w:t xml:space="preserve">. </w:t>
       </w:r>
       <w:r>
         <w:rPr>
+          <w:color w:val="005096" w:themeColor="accent2"/>
           <w:highlight w:val="red"/>
           <w:lang w:val="en-US"/>
         </w:rPr>
@@ -5934,18 +6345,21 @@
       </w:r>
       <w:r>
         <w:rPr>
+          <w:color w:val="005096" w:themeColor="accent2"/>
           <w:lang w:val="en-US"/>
         </w:rPr>
         <w:t xml:space="preserve"> stands for advertising router (the one, </w:t>
       </w:r>
       <w:r>
         <w:rPr>
+          <w:color w:val="005096" w:themeColor="accent2"/>
           <w:lang w:val="en-US"/>
         </w:rPr>
         <w:t xml:space="preserve">that originated the LSA), </w:t>
       </w:r>
       <w:r>
         <w:rPr>
+          <w:color w:val="005096" w:themeColor="accent2"/>
           <w:highlight w:val="magenta"/>
           <w:lang w:val="en-US"/>
         </w:rPr>
@@ -5953,12 +6367,14 @@
       </w:r>
       <w:r>
         <w:rPr>
+          <w:color w:val="005096" w:themeColor="accent2"/>
           <w:lang w:val="en-US"/>
         </w:rPr>
         <w:t xml:space="preserve"> indicates the most recent </w:t>
       </w:r>
       <w:r>
         <w:rPr>
+          <w:color w:val="005096" w:themeColor="accent2"/>
           <w:lang w:val="en-US"/>
         </w:rPr>
         <w:t>version of the LSA.</w:t>
@@ -5968,23 +6384,27 @@
       <w:pPr>
         <w:pStyle w:val="Kapiteltext"/>
         <w:rPr>
-          <w:lang w:val="en-US"/>
-        </w:rPr>
-      </w:pPr>
-      <w:r>
-        <w:rPr>
+          <w:color w:val="005096" w:themeColor="accent2"/>
+          <w:lang w:val="en-US"/>
+        </w:rPr>
+      </w:pPr>
+      <w:r>
+        <w:rPr>
+          <w:color w:val="005096" w:themeColor="accent2"/>
           <w:lang w:val="en-US"/>
         </w:rPr>
         <w:t>RHQ0 has 2 links</w:t>
       </w:r>
       <w:r>
         <w:rPr>
+          <w:color w:val="005096" w:themeColor="accent2"/>
           <w:lang w:val="en-US"/>
         </w:rPr>
         <w:t xml:space="preserve"> (</w:t>
       </w:r>
       <w:r>
         <w:rPr>
+          <w:color w:val="005096" w:themeColor="accent2"/>
           <w:highlight w:val="cyan"/>
           <w:lang w:val="en-US"/>
         </w:rPr>
@@ -5992,18 +6412,21 @@
       </w:r>
       <w:r>
         <w:rPr>
+          <w:color w:val="005096" w:themeColor="accent2"/>
           <w:lang w:val="en-US"/>
         </w:rPr>
         <w:t>)</w:t>
       </w:r>
       <w:r>
         <w:rPr>
+          <w:color w:val="005096" w:themeColor="accent2"/>
           <w:lang w:val="en-US"/>
         </w:rPr>
         <w:t xml:space="preserve"> and REast1/RWest1 both have 1, which indicates, that they are connected to RHQ0.</w:t>
       </w:r>
       <w:r>
         <w:rPr>
+          <w:color w:val="005096" w:themeColor="accent2"/>
           <w:lang w:val="en-US"/>
         </w:rPr>
         <w:t xml:space="preserve"> This is also confirmed with the show neighbor commands.</w:t>
@@ -6013,11 +6436,13 @@
       <w:pPr>
         <w:pStyle w:val="Kapiteltext"/>
         <w:rPr>
-          <w:lang w:val="en-US"/>
-        </w:rPr>
-      </w:pPr>
-      <w:r>
-        <w:rPr>
+          <w:color w:val="005096" w:themeColor="accent2"/>
+          <w:lang w:val="en-US"/>
+        </w:rPr>
+      </w:pPr>
+      <w:r>
+        <w:rPr>
+          <w:color w:val="005096" w:themeColor="accent2"/>
           <w:lang w:val="en-US"/>
         </w:rPr>
         <w:lastRenderedPageBreak/>
@@ -6025,12 +6450,14 @@
       </w:r>
       <w:r>
         <w:rPr>
+          <w:color w:val="005096" w:themeColor="accent2"/>
           <w:lang w:val="en-US"/>
         </w:rPr>
         <w:t xml:space="preserve">that both branch routers were elected </w:t>
       </w:r>
       <w:r>
         <w:rPr>
+          <w:color w:val="005096" w:themeColor="accent2"/>
           <w:highlight w:val="green"/>
           <w:lang w:val="en-US"/>
         </w:rPr>
@@ -6038,12 +6465,14 @@
       </w:r>
       <w:r>
         <w:rPr>
+          <w:color w:val="005096" w:themeColor="accent2"/>
           <w:lang w:val="en-US"/>
         </w:rPr>
         <w:t xml:space="preserve">esignated </w:t>
       </w:r>
       <w:r>
         <w:rPr>
+          <w:color w:val="005096" w:themeColor="accent2"/>
           <w:highlight w:val="green"/>
           <w:lang w:val="en-US"/>
         </w:rPr>
@@ -6051,18 +6480,21 @@
       </w:r>
       <w:r>
         <w:rPr>
+          <w:color w:val="005096" w:themeColor="accent2"/>
           <w:lang w:val="en-US"/>
         </w:rPr>
         <w:t>outers</w:t>
       </w:r>
       <w:r>
         <w:rPr>
+          <w:color w:val="005096" w:themeColor="accent2"/>
           <w:lang w:val="en-US"/>
         </w:rPr>
         <w:t xml:space="preserve"> (and RHQ0 </w:t>
       </w:r>
       <w:r>
         <w:rPr>
+          <w:color w:val="005096" w:themeColor="accent2"/>
           <w:highlight w:val="green"/>
           <w:lang w:val="en-US"/>
         </w:rPr>
@@ -6070,12 +6502,14 @@
       </w:r>
       <w:r>
         <w:rPr>
+          <w:color w:val="005096" w:themeColor="accent2"/>
           <w:lang w:val="en-US"/>
         </w:rPr>
         <w:t xml:space="preserve">ackup </w:t>
       </w:r>
       <w:r>
         <w:rPr>
+          <w:color w:val="005096" w:themeColor="accent2"/>
           <w:highlight w:val="green"/>
           <w:lang w:val="en-US"/>
         </w:rPr>
@@ -6083,30 +6517,35 @@
       </w:r>
       <w:r>
         <w:rPr>
+          <w:color w:val="005096" w:themeColor="accent2"/>
           <w:lang w:val="en-US"/>
         </w:rPr>
         <w:t>)</w:t>
       </w:r>
       <w:r>
         <w:rPr>
+          <w:color w:val="005096" w:themeColor="accent2"/>
           <w:lang w:val="en-US"/>
         </w:rPr>
         <w:t xml:space="preserve">, this is because of the higher </w:t>
       </w:r>
       <w:r>
         <w:rPr>
+          <w:color w:val="005096" w:themeColor="accent2"/>
           <w:lang w:val="en-US"/>
         </w:rPr>
         <w:t xml:space="preserve">router ID; priority </w:t>
       </w:r>
       <w:r>
         <w:rPr>
+          <w:color w:val="005096" w:themeColor="accent2"/>
           <w:lang w:val="en-US"/>
         </w:rPr>
         <w:t>(</w:t>
       </w:r>
       <w:r>
         <w:rPr>
+          <w:color w:val="005096" w:themeColor="accent2"/>
           <w:highlight w:val="yellow"/>
           <w:lang w:val="en-US"/>
         </w:rPr>
@@ -6114,30 +6553,35 @@
       </w:r>
       <w:r>
         <w:rPr>
+          <w:color w:val="005096" w:themeColor="accent2"/>
           <w:lang w:val="en-US"/>
         </w:rPr>
         <w:t xml:space="preserve">) </w:t>
       </w:r>
       <w:r>
         <w:rPr>
+          <w:color w:val="005096" w:themeColor="accent2"/>
           <w:lang w:val="en-US"/>
         </w:rPr>
         <w:t xml:space="preserve">is </w:t>
       </w:r>
       <w:r>
         <w:rPr>
+          <w:color w:val="005096" w:themeColor="accent2"/>
           <w:lang w:val="en-US"/>
         </w:rPr>
         <w:t>1 (default) on all routers</w:t>
       </w:r>
       <w:r>
         <w:rPr>
+          <w:color w:val="005096" w:themeColor="accent2"/>
           <w:lang w:val="en-US"/>
         </w:rPr>
         <w:t xml:space="preserve">, so the router ID is, what counts in the election process </w:t>
       </w:r>
       <w:r>
         <w:rPr>
+          <w:color w:val="005096" w:themeColor="accent2"/>
           <w:lang w:val="en-US"/>
         </w:rPr>
         <w:t xml:space="preserve">(Page 17 </w:t>
@@ -6145,6 +6589,7 @@
       <w:sdt>
         <w:sdtPr>
           <w:rPr>
+            <w:color w:val="005096" w:themeColor="accent2"/>
             <w:lang w:val="en-US"/>
           </w:rPr>
           <w:id w:val="251944136"/>
@@ -6153,18 +6598,21 @@
         <w:sdtContent>
           <w:r>
             <w:rPr>
+              <w:color w:val="005096" w:themeColor="accent2"/>
               <w:lang w:val="en-US"/>
             </w:rPr>
             <w:fldChar w:fldCharType="begin"/>
           </w:r>
           <w:r>
             <w:rPr>
+              <w:color w:val="005096" w:themeColor="accent2"/>
               <w:lang w:val="en-GB"/>
             </w:rPr>
             <w:instrText xml:space="preserve"> CITATION Cis25 \l 1031 </w:instrText>
           </w:r>
           <w:r>
             <w:rPr>
+              <w:color w:val="005096" w:themeColor="accent2"/>
               <w:lang w:val="en-US"/>
             </w:rPr>
             <w:fldChar w:fldCharType="separate"/>
@@ -6172,12 +6620,14 @@
           <w:r>
             <w:rPr>
               <w:noProof/>
+              <w:color w:val="005096" w:themeColor="accent2"/>
               <w:lang w:val="en-GB"/>
             </w:rPr>
             <w:t>[11]</w:t>
           </w:r>
           <w:r>
             <w:rPr>
+              <w:color w:val="005096" w:themeColor="accent2"/>
               <w:lang w:val="en-US"/>
             </w:rPr>
             <w:fldChar w:fldCharType="end"/>
@@ -6186,12 +6636,14 @@
       </w:sdt>
       <w:r>
         <w:rPr>
+          <w:color w:val="005096" w:themeColor="accent2"/>
           <w:lang w:val="en-US"/>
         </w:rPr>
         <w:t>)</w:t>
       </w:r>
       <w:r>
         <w:rPr>
+          <w:color w:val="005096" w:themeColor="accent2"/>
           <w:lang w:val="en-US"/>
         </w:rPr>
         <w:t>.</w:t>
@@ -6240,285 +6692,472 @@
     </w:p>
     <w:p>
       <w:pPr>
-        <w:pStyle w:val="CodeOutput"/>
-      </w:pPr>
-      <w:r>
+        <w:pStyle w:val="Kapiteltext"/>
+        <w:rPr>
+          <w:i/>
+          <w:iCs/>
+          <w:lang w:val="en-GB"/>
+        </w:rPr>
+      </w:pPr>
+      <w:r>
+        <w:rPr>
+          <w:i/>
+          <w:iCs/>
+          <w:color w:val="005096" w:themeColor="accent2"/>
+          <w:lang w:val="en-GB"/>
+        </w:rPr>
+        <w:t xml:space="preserve">(Note: added </w:t>
+      </w:r>
+      <w:r>
+        <w:rPr>
+          <w:i/>
+          <w:iCs/>
+          <w:color w:val="BFBFBF" w:themeColor="background1" w:themeShade="BF"/>
+          <w:lang w:val="en-GB"/>
+        </w:rPr>
+        <w:t xml:space="preserve">IPv4 routing table </w:t>
+      </w:r>
+      <w:r>
+        <w:rPr>
+          <w:i/>
+          <w:iCs/>
+          <w:color w:val="005096" w:themeColor="accent2"/>
+          <w:lang w:val="en-GB"/>
+        </w:rPr>
+        <w:t>for completeness)</w:t>
+      </w:r>
+    </w:p>
+    <w:p>
+      <w:pPr>
+        <w:pStyle w:val="CodeOutput"/>
+        <w:rPr>
+          <w:color w:val="BFBFBF" w:themeColor="background1" w:themeShade="BF"/>
+        </w:rPr>
+      </w:pPr>
+      <w:r>
+        <w:rPr>
+          <w:color w:val="BFBFBF" w:themeColor="background1" w:themeShade="BF"/>
+        </w:rPr>
         <w:t>RHQ0#sh ip rou</w:t>
       </w:r>
     </w:p>
     <w:p>
       <w:pPr>
         <w:pStyle w:val="CodeOutput"/>
-      </w:pPr>
-      <w:r>
-        <w:rPr>
+        <w:rPr>
+          <w:color w:val="BFBFBF" w:themeColor="background1" w:themeShade="BF"/>
+        </w:rPr>
+      </w:pPr>
+      <w:r>
+        <w:rPr>
+          <w:color w:val="BFBFBF" w:themeColor="background1" w:themeShade="BF"/>
           <w:highlight w:val="red"/>
         </w:rPr>
         <w:t>S</w:t>
       </w:r>
       <w:r>
+        <w:rPr>
+          <w:color w:val="BFBFBF" w:themeColor="background1" w:themeShade="BF"/>
+        </w:rPr>
         <w:t>*    0.0.0.0/0 [1/0] via 199.1.1.65</w:t>
       </w:r>
     </w:p>
     <w:p>
       <w:pPr>
         <w:pStyle w:val="CodeOutput"/>
-      </w:pPr>
-      <w:r>
-        <w:rPr>
+        <w:rPr>
+          <w:color w:val="BFBFBF" w:themeColor="background1" w:themeShade="BF"/>
+        </w:rPr>
+      </w:pPr>
+      <w:r>
+        <w:rPr>
+          <w:color w:val="BFBFBF" w:themeColor="background1" w:themeShade="BF"/>
           <w:highlight w:val="yellow"/>
         </w:rPr>
         <w:t>R</w:t>
       </w:r>
       <w:r>
+        <w:rPr>
+          <w:color w:val="BFBFBF" w:themeColor="background1" w:themeShade="BF"/>
+        </w:rPr>
         <w:t xml:space="preserve">     172.16.0.0/16 [120/2] via 172.31.255.254, 00:00:11, Ethernet0/1</w:t>
       </w:r>
     </w:p>
     <w:p>
       <w:pPr>
         <w:pStyle w:val="CodeOutput"/>
-      </w:pPr>
-      <w:r>
-        <w:rPr>
+        <w:rPr>
+          <w:color w:val="BFBFBF" w:themeColor="background1" w:themeShade="BF"/>
+        </w:rPr>
+      </w:pPr>
+      <w:r>
+        <w:rPr>
+          <w:color w:val="BFBFBF" w:themeColor="background1" w:themeShade="BF"/>
           <w:highlight w:val="yellow"/>
         </w:rPr>
         <w:t>R</w:t>
       </w:r>
       <w:r>
+        <w:rPr>
+          <w:color w:val="BFBFBF" w:themeColor="background1" w:themeShade="BF"/>
+        </w:rPr>
         <w:t xml:space="preserve">     172.17.0.0/16 [120/2] via 172.31.255.254, 00:00:11, Ethernet0/1</w:t>
       </w:r>
     </w:p>
     <w:p>
       <w:pPr>
         <w:pStyle w:val="CodeOutput"/>
-      </w:pPr>
-      <w:r>
-        <w:rPr>
+        <w:rPr>
+          <w:color w:val="BFBFBF" w:themeColor="background1" w:themeShade="BF"/>
+        </w:rPr>
+      </w:pPr>
+      <w:r>
+        <w:rPr>
+          <w:color w:val="BFBFBF" w:themeColor="background1" w:themeShade="BF"/>
           <w:highlight w:val="yellow"/>
         </w:rPr>
         <w:t>R</w:t>
       </w:r>
       <w:r>
+        <w:rPr>
+          <w:color w:val="BFBFBF" w:themeColor="background1" w:themeShade="BF"/>
+        </w:rPr>
         <w:t xml:space="preserve">     172.18.0.0/16 [120/2] via 172.31.255.250, 00:00:11, Ethernet0/2</w:t>
       </w:r>
     </w:p>
     <w:p>
       <w:pPr>
         <w:pStyle w:val="CodeOutput"/>
-      </w:pPr>
-      <w:r>
-        <w:rPr>
+        <w:rPr>
+          <w:color w:val="BFBFBF" w:themeColor="background1" w:themeShade="BF"/>
+        </w:rPr>
+      </w:pPr>
+      <w:r>
+        <w:rPr>
+          <w:color w:val="BFBFBF" w:themeColor="background1" w:themeShade="BF"/>
           <w:highlight w:val="yellow"/>
         </w:rPr>
         <w:t>R</w:t>
       </w:r>
       <w:r>
+        <w:rPr>
+          <w:color w:val="BFBFBF" w:themeColor="background1" w:themeShade="BF"/>
+        </w:rPr>
         <w:t xml:space="preserve">     172.19.0.0/16 [120/2] via 172.31.255.250, 00:00:11, Ethernet0/2</w:t>
       </w:r>
     </w:p>
     <w:p>
       <w:pPr>
         <w:pStyle w:val="CodeOutput"/>
-      </w:pPr>
-      <w:r>
+        <w:rPr>
+          <w:color w:val="BFBFBF" w:themeColor="background1" w:themeShade="BF"/>
+        </w:rPr>
+      </w:pPr>
+      <w:r>
+        <w:rPr>
+          <w:color w:val="BFBFBF" w:themeColor="background1" w:themeShade="BF"/>
+        </w:rPr>
         <w:t xml:space="preserve">      172.30.0.0/16 is variably subnetted, 2 subnets, 2 masks</w:t>
       </w:r>
     </w:p>
     <w:p>
       <w:pPr>
         <w:pStyle w:val="CodeOutput"/>
-      </w:pPr>
-      <w:r>
-        <w:rPr>
+        <w:rPr>
+          <w:color w:val="BFBFBF" w:themeColor="background1" w:themeShade="BF"/>
+        </w:rPr>
+      </w:pPr>
+      <w:r>
+        <w:rPr>
+          <w:color w:val="BFBFBF" w:themeColor="background1" w:themeShade="BF"/>
           <w:highlight w:val="cyan"/>
         </w:rPr>
         <w:t>C</w:t>
       </w:r>
       <w:r>
+        <w:rPr>
+          <w:color w:val="BFBFBF" w:themeColor="background1" w:themeShade="BF"/>
+        </w:rPr>
         <w:t xml:space="preserve">        172.30.0.0/16 is directly connected, Ethernet0/0</w:t>
       </w:r>
     </w:p>
     <w:p>
       <w:pPr>
         <w:pStyle w:val="CodeOutput"/>
-      </w:pPr>
-      <w:r>
-        <w:rPr>
+        <w:rPr>
+          <w:color w:val="BFBFBF" w:themeColor="background1" w:themeShade="BF"/>
+        </w:rPr>
+      </w:pPr>
+      <w:r>
+        <w:rPr>
+          <w:color w:val="BFBFBF" w:themeColor="background1" w:themeShade="BF"/>
           <w:highlight w:val="magenta"/>
         </w:rPr>
         <w:t>L</w:t>
       </w:r>
       <w:r>
+        <w:rPr>
+          <w:color w:val="BFBFBF" w:themeColor="background1" w:themeShade="BF"/>
+        </w:rPr>
         <w:t xml:space="preserve">        172.30.255.254/32 is directly connected, Ethernet0/0</w:t>
       </w:r>
     </w:p>
     <w:p>
       <w:pPr>
         <w:pStyle w:val="CodeOutput"/>
-      </w:pPr>
-      <w:r>
+        <w:rPr>
+          <w:color w:val="BFBFBF" w:themeColor="background1" w:themeShade="BF"/>
+        </w:rPr>
+      </w:pPr>
+      <w:r>
+        <w:rPr>
+          <w:color w:val="BFBFBF" w:themeColor="background1" w:themeShade="BF"/>
+        </w:rPr>
         <w:t xml:space="preserve">      172.31.0.0/16 is variably subnetted, 9 subnets, 2 masks</w:t>
       </w:r>
     </w:p>
     <w:p>
       <w:pPr>
         <w:pStyle w:val="CodeOutput"/>
-      </w:pPr>
-      <w:r>
-        <w:rPr>
+        <w:rPr>
+          <w:color w:val="BFBFBF" w:themeColor="background1" w:themeShade="BF"/>
+        </w:rPr>
+      </w:pPr>
+      <w:r>
+        <w:rPr>
+          <w:color w:val="BFBFBF" w:themeColor="background1" w:themeShade="BF"/>
           <w:highlight w:val="yellow"/>
         </w:rPr>
         <w:t>R</w:t>
       </w:r>
       <w:r>
+        <w:rPr>
+          <w:color w:val="BFBFBF" w:themeColor="background1" w:themeShade="BF"/>
+        </w:rPr>
         <w:t xml:space="preserve">        172.31.255.228/30 [120/2] via 172.31.255.254, 00:00:11, Ethernet0/1</w:t>
       </w:r>
     </w:p>
     <w:p>
       <w:pPr>
         <w:pStyle w:val="CodeOutput"/>
-      </w:pPr>
-      <w:r>
-        <w:rPr>
+        <w:rPr>
+          <w:color w:val="BFBFBF" w:themeColor="background1" w:themeShade="BF"/>
+        </w:rPr>
+      </w:pPr>
+      <w:r>
+        <w:rPr>
+          <w:color w:val="BFBFBF" w:themeColor="background1" w:themeShade="BF"/>
           <w:highlight w:val="yellow"/>
         </w:rPr>
         <w:t>R</w:t>
       </w:r>
       <w:r>
+        <w:rPr>
+          <w:color w:val="BFBFBF" w:themeColor="background1" w:themeShade="BF"/>
+        </w:rPr>
         <w:t xml:space="preserve">        172.31.255.232/30 [120/1] via 172.31.255.250, 00:00:11, Ethernet0/2</w:t>
       </w:r>
     </w:p>
     <w:p>
       <w:pPr>
         <w:pStyle w:val="CodeOutput"/>
-      </w:pPr>
-      <w:r>
-        <w:rPr>
+        <w:rPr>
+          <w:color w:val="BFBFBF" w:themeColor="background1" w:themeShade="BF"/>
+        </w:rPr>
+      </w:pPr>
+      <w:r>
+        <w:rPr>
+          <w:color w:val="BFBFBF" w:themeColor="background1" w:themeShade="BF"/>
           <w:highlight w:val="yellow"/>
         </w:rPr>
         <w:t>R</w:t>
       </w:r>
       <w:r>
+        <w:rPr>
+          <w:color w:val="BFBFBF" w:themeColor="background1" w:themeShade="BF"/>
+        </w:rPr>
         <w:t xml:space="preserve">        172.31.255.236/30 [120/1] via 172.31.255.250, 00:00:11, Ethernet0/2</w:t>
       </w:r>
     </w:p>
     <w:p>
       <w:pPr>
         <w:pStyle w:val="CodeOutput"/>
-      </w:pPr>
-      <w:r>
-        <w:rPr>
+        <w:rPr>
+          <w:color w:val="BFBFBF" w:themeColor="background1" w:themeShade="BF"/>
+        </w:rPr>
+      </w:pPr>
+      <w:r>
+        <w:rPr>
+          <w:color w:val="BFBFBF" w:themeColor="background1" w:themeShade="BF"/>
           <w:highlight w:val="yellow"/>
         </w:rPr>
         <w:t>R</w:t>
       </w:r>
       <w:r>
+        <w:rPr>
+          <w:color w:val="BFBFBF" w:themeColor="background1" w:themeShade="BF"/>
+        </w:rPr>
         <w:t xml:space="preserve">        172.31.255.240/30 [120/1] via 172.31.255.254, 00:00:11, Ethernet0/1</w:t>
       </w:r>
     </w:p>
     <w:p>
       <w:pPr>
         <w:pStyle w:val="CodeOutput"/>
-      </w:pPr>
-      <w:r>
-        <w:rPr>
+        <w:rPr>
+          <w:color w:val="BFBFBF" w:themeColor="background1" w:themeShade="BF"/>
+        </w:rPr>
+      </w:pPr>
+      <w:r>
+        <w:rPr>
+          <w:color w:val="BFBFBF" w:themeColor="background1" w:themeShade="BF"/>
           <w:highlight w:val="yellow"/>
         </w:rPr>
         <w:t>R</w:t>
       </w:r>
       <w:r>
+        <w:rPr>
+          <w:color w:val="BFBFBF" w:themeColor="background1" w:themeShade="BF"/>
+        </w:rPr>
         <w:t xml:space="preserve">        172.31.255.244/30 [120/1] via 172.31.255.254, 00:00:11, Ethernet0/1</w:t>
       </w:r>
     </w:p>
     <w:p>
       <w:pPr>
         <w:pStyle w:val="CodeOutput"/>
-      </w:pPr>
-      <w:r>
-        <w:rPr>
+        <w:rPr>
+          <w:color w:val="BFBFBF" w:themeColor="background1" w:themeShade="BF"/>
+        </w:rPr>
+      </w:pPr>
+      <w:r>
+        <w:rPr>
+          <w:color w:val="BFBFBF" w:themeColor="background1" w:themeShade="BF"/>
           <w:highlight w:val="cyan"/>
         </w:rPr>
         <w:t>C</w:t>
       </w:r>
       <w:r>
+        <w:rPr>
+          <w:color w:val="BFBFBF" w:themeColor="background1" w:themeShade="BF"/>
+        </w:rPr>
         <w:t xml:space="preserve">        172.31.255.248/30 is directly connected, Ethernet0/2</w:t>
       </w:r>
     </w:p>
     <w:p>
       <w:pPr>
         <w:pStyle w:val="CodeOutput"/>
-      </w:pPr>
-      <w:r>
-        <w:rPr>
+        <w:rPr>
+          <w:color w:val="BFBFBF" w:themeColor="background1" w:themeShade="BF"/>
+        </w:rPr>
+      </w:pPr>
+      <w:r>
+        <w:rPr>
+          <w:color w:val="BFBFBF" w:themeColor="background1" w:themeShade="BF"/>
           <w:highlight w:val="magenta"/>
         </w:rPr>
         <w:t>L</w:t>
       </w:r>
       <w:r>
+        <w:rPr>
+          <w:color w:val="BFBFBF" w:themeColor="background1" w:themeShade="BF"/>
+        </w:rPr>
         <w:t xml:space="preserve">        172.31.255.249/32 is directly connected, Ethernet0/2</w:t>
       </w:r>
     </w:p>
     <w:p>
       <w:pPr>
         <w:pStyle w:val="CodeOutput"/>
-      </w:pPr>
-      <w:r>
-        <w:rPr>
+        <w:rPr>
+          <w:color w:val="BFBFBF" w:themeColor="background1" w:themeShade="BF"/>
+        </w:rPr>
+      </w:pPr>
+      <w:r>
+        <w:rPr>
+          <w:color w:val="BFBFBF" w:themeColor="background1" w:themeShade="BF"/>
           <w:highlight w:val="cyan"/>
         </w:rPr>
         <w:t>C</w:t>
       </w:r>
       <w:r>
+        <w:rPr>
+          <w:color w:val="BFBFBF" w:themeColor="background1" w:themeShade="BF"/>
+        </w:rPr>
         <w:t xml:space="preserve">        172.31.255.252/30 is directly connected, Ethernet0/1</w:t>
       </w:r>
     </w:p>
     <w:p>
       <w:pPr>
         <w:pStyle w:val="CodeOutput"/>
-      </w:pPr>
-      <w:r>
-        <w:rPr>
+        <w:rPr>
+          <w:color w:val="BFBFBF" w:themeColor="background1" w:themeShade="BF"/>
+        </w:rPr>
+      </w:pPr>
+      <w:r>
+        <w:rPr>
+          <w:color w:val="BFBFBF" w:themeColor="background1" w:themeShade="BF"/>
           <w:highlight w:val="magenta"/>
         </w:rPr>
         <w:t>L</w:t>
       </w:r>
       <w:r>
+        <w:rPr>
+          <w:color w:val="BFBFBF" w:themeColor="background1" w:themeShade="BF"/>
+        </w:rPr>
         <w:t xml:space="preserve">        172.31.255.253/32 is directly connected, Ethernet0/1</w:t>
       </w:r>
     </w:p>
     <w:p>
       <w:pPr>
         <w:pStyle w:val="CodeOutput"/>
-      </w:pPr>
-      <w:r>
+        <w:rPr>
+          <w:color w:val="BFBFBF" w:themeColor="background1" w:themeShade="BF"/>
+        </w:rPr>
+      </w:pPr>
+      <w:r>
+        <w:rPr>
+          <w:color w:val="BFBFBF" w:themeColor="background1" w:themeShade="BF"/>
+        </w:rPr>
         <w:t xml:space="preserve">      199.1.1.0/24 is variably subnetted, 2 subnets, 2 masks</w:t>
       </w:r>
     </w:p>
     <w:p>
       <w:pPr>
         <w:pStyle w:val="CodeOutput"/>
-      </w:pPr>
-      <w:r>
-        <w:rPr>
+        <w:rPr>
+          <w:color w:val="BFBFBF" w:themeColor="background1" w:themeShade="BF"/>
+        </w:rPr>
+      </w:pPr>
+      <w:r>
+        <w:rPr>
+          <w:color w:val="BFBFBF" w:themeColor="background1" w:themeShade="BF"/>
           <w:highlight w:val="cyan"/>
         </w:rPr>
         <w:t>C</w:t>
       </w:r>
       <w:r>
+        <w:rPr>
+          <w:color w:val="BFBFBF" w:themeColor="background1" w:themeShade="BF"/>
+        </w:rPr>
         <w:t xml:space="preserve">        199.1.1.64/30 is directly connected, Ethernet1/0</w:t>
       </w:r>
     </w:p>
     <w:p>
       <w:pPr>
         <w:pStyle w:val="CodeOutput"/>
-      </w:pPr>
-      <w:r>
-        <w:rPr>
+        <w:rPr>
+          <w:color w:val="BFBFBF" w:themeColor="background1" w:themeShade="BF"/>
+        </w:rPr>
+      </w:pPr>
+      <w:r>
+        <w:rPr>
+          <w:color w:val="BFBFBF" w:themeColor="background1" w:themeShade="BF"/>
           <w:highlight w:val="magenta"/>
         </w:rPr>
         <w:t>L</w:t>
       </w:r>
       <w:r>
+        <w:rPr>
+          <w:color w:val="BFBFBF" w:themeColor="background1" w:themeShade="BF"/>
+        </w:rPr>
         <w:t xml:space="preserve">        199.1.1.66/32 is directly connected, Ethernet1/0</w:t>
       </w:r>
     </w:p>
@@ -6689,6 +7328,7 @@
         <w:pStyle w:val="CodeOutput"/>
       </w:pPr>
       <w:r>
+        <w:lastRenderedPageBreak/>
         <w:t xml:space="preserve">     via FE80::1, Ethernet0/2</w:t>
       </w:r>
     </w:p>
@@ -6700,7 +7340,6 @@
         <w:rPr>
           <w:highlight w:val="cyan"/>
         </w:rPr>
-        <w:lastRenderedPageBreak/>
         <w:t>C</w:t>
       </w:r>
       <w:r>
@@ -6767,248 +7406,377 @@
     <w:p>
       <w:pPr>
         <w:pStyle w:val="CodeOutput"/>
-      </w:pPr>
-      <w:r>
+        <w:rPr>
+          <w:color w:val="BFBFBF" w:themeColor="background1" w:themeShade="BF"/>
+        </w:rPr>
+      </w:pPr>
+      <w:r>
+        <w:rPr>
+          <w:color w:val="BFBFBF" w:themeColor="background1" w:themeShade="BF"/>
+        </w:rPr>
         <w:t>REast1</w:t>
       </w:r>
       <w:r>
+        <w:rPr>
+          <w:color w:val="BFBFBF" w:themeColor="background1" w:themeShade="BF"/>
+        </w:rPr>
         <w:t>#sh ip rou</w:t>
       </w:r>
     </w:p>
     <w:p>
       <w:pPr>
         <w:pStyle w:val="CodeOutput"/>
-      </w:pPr>
-      <w:r>
-        <w:rPr>
+        <w:rPr>
+          <w:color w:val="BFBFBF" w:themeColor="background1" w:themeShade="BF"/>
+        </w:rPr>
+      </w:pPr>
+      <w:r>
+        <w:rPr>
+          <w:color w:val="BFBFBF" w:themeColor="background1" w:themeShade="BF"/>
           <w:highlight w:val="green"/>
         </w:rPr>
         <w:t>O*E2</w:t>
       </w:r>
       <w:r>
-        <w:t xml:space="preserve">  </w:t>
-      </w:r>
-      <w:r>
-        <w:t>0.0.0.0/0 [110/1] via 172.31.255.253, 00:00:11, Ethernet0/0</w:t>
-      </w:r>
-    </w:p>
-    <w:p>
-      <w:pPr>
-        <w:pStyle w:val="CodeOutput"/>
-      </w:pPr>
-      <w:r>
-        <w:rPr>
+        <w:rPr>
+          <w:color w:val="BFBFBF" w:themeColor="background1" w:themeShade="BF"/>
+        </w:rPr>
+        <w:t xml:space="preserve">  0.0.0.0/0 [110/1] via 172.31.255.253, 00:00:11, Ethernet0/0</w:t>
+      </w:r>
+    </w:p>
+    <w:p>
+      <w:pPr>
+        <w:pStyle w:val="CodeOutput"/>
+        <w:rPr>
+          <w:color w:val="BFBFBF" w:themeColor="background1" w:themeShade="BF"/>
+        </w:rPr>
+      </w:pPr>
+      <w:r>
+        <w:rPr>
+          <w:color w:val="BFBFBF" w:themeColor="background1" w:themeShade="BF"/>
           <w:highlight w:val="yellow"/>
         </w:rPr>
         <w:t>R</w:t>
       </w:r>
       <w:r>
+        <w:rPr>
+          <w:color w:val="BFBFBF" w:themeColor="background1" w:themeShade="BF"/>
+        </w:rPr>
         <w:t xml:space="preserve">     172.16.0.0/16 [120/1] via 172.31.255.246, 00:00:20, Ethernet0/1</w:t>
       </w:r>
     </w:p>
     <w:p>
       <w:pPr>
         <w:pStyle w:val="CodeOutput"/>
-      </w:pPr>
-      <w:r>
-        <w:rPr>
+        <w:rPr>
+          <w:color w:val="BFBFBF" w:themeColor="background1" w:themeShade="BF"/>
+        </w:rPr>
+      </w:pPr>
+      <w:r>
+        <w:rPr>
+          <w:color w:val="BFBFBF" w:themeColor="background1" w:themeShade="BF"/>
           <w:highlight w:val="yellow"/>
         </w:rPr>
         <w:t>R</w:t>
       </w:r>
       <w:r>
+        <w:rPr>
+          <w:color w:val="BFBFBF" w:themeColor="background1" w:themeShade="BF"/>
+        </w:rPr>
         <w:t xml:space="preserve">     172.17.0.0/16 [120/1] via 172.31.255.242, 00:00:15, Ethernet0/2</w:t>
       </w:r>
     </w:p>
     <w:p>
       <w:pPr>
         <w:pStyle w:val="CodeOutput"/>
-      </w:pPr>
-      <w:r>
-        <w:rPr>
+        <w:rPr>
+          <w:color w:val="BFBFBF" w:themeColor="background1" w:themeShade="BF"/>
+        </w:rPr>
+      </w:pPr>
+      <w:r>
+        <w:rPr>
+          <w:color w:val="BFBFBF" w:themeColor="background1" w:themeShade="BF"/>
           <w:highlight w:val="yellow"/>
         </w:rPr>
         <w:t>R</w:t>
       </w:r>
       <w:r>
+        <w:rPr>
+          <w:color w:val="BFBFBF" w:themeColor="background1" w:themeShade="BF"/>
+        </w:rPr>
         <w:t xml:space="preserve">     172.18.0.0/16 [120/3] via 172.31.255.253, 00:00:17, Ethernet0/0</w:t>
       </w:r>
     </w:p>
     <w:p>
       <w:pPr>
         <w:pStyle w:val="CodeOutput"/>
-      </w:pPr>
-      <w:r>
-        <w:rPr>
+        <w:rPr>
+          <w:color w:val="BFBFBF" w:themeColor="background1" w:themeShade="BF"/>
+        </w:rPr>
+      </w:pPr>
+      <w:r>
+        <w:rPr>
+          <w:color w:val="BFBFBF" w:themeColor="background1" w:themeShade="BF"/>
           <w:highlight w:val="yellow"/>
         </w:rPr>
         <w:t>R</w:t>
       </w:r>
       <w:r>
+        <w:rPr>
+          <w:color w:val="BFBFBF" w:themeColor="background1" w:themeShade="BF"/>
+        </w:rPr>
         <w:t xml:space="preserve">     172.19.0.0/16 [120/3] via 172.31.255.253, 00:00:17, Ethernet0/0</w:t>
       </w:r>
     </w:p>
     <w:p>
       <w:pPr>
         <w:pStyle w:val="CodeOutput"/>
-      </w:pPr>
-      <w:r>
-        <w:rPr>
+        <w:rPr>
+          <w:color w:val="BFBFBF" w:themeColor="background1" w:themeShade="BF"/>
+        </w:rPr>
+      </w:pPr>
+      <w:r>
+        <w:rPr>
+          <w:color w:val="BFBFBF" w:themeColor="background1" w:themeShade="BF"/>
           <w:highlight w:val="yellow"/>
         </w:rPr>
         <w:t>R</w:t>
       </w:r>
       <w:r>
+        <w:rPr>
+          <w:color w:val="BFBFBF" w:themeColor="background1" w:themeShade="BF"/>
+        </w:rPr>
         <w:t xml:space="preserve">     172.30.0.0/16 [120/1] via 172.31.255.253, 00:00:17, Ethernet0/0</w:t>
       </w:r>
     </w:p>
     <w:p>
       <w:pPr>
         <w:pStyle w:val="CodeOutput"/>
-      </w:pPr>
-      <w:r>
+        <w:rPr>
+          <w:color w:val="BFBFBF" w:themeColor="background1" w:themeShade="BF"/>
+        </w:rPr>
+      </w:pPr>
+      <w:r>
+        <w:rPr>
+          <w:color w:val="BFBFBF" w:themeColor="background1" w:themeShade="BF"/>
+        </w:rPr>
         <w:t xml:space="preserve">      172.31.0.0/16 is variably subnetted, 10 subnets, 2 masks</w:t>
       </w:r>
     </w:p>
     <w:p>
       <w:pPr>
         <w:pStyle w:val="CodeOutput"/>
-      </w:pPr>
-      <w:r>
-        <w:rPr>
+        <w:rPr>
+          <w:color w:val="BFBFBF" w:themeColor="background1" w:themeShade="BF"/>
+        </w:rPr>
+      </w:pPr>
+      <w:r>
+        <w:rPr>
+          <w:color w:val="BFBFBF" w:themeColor="background1" w:themeShade="BF"/>
           <w:highlight w:val="yellow"/>
         </w:rPr>
         <w:t>R</w:t>
       </w:r>
       <w:r>
+        <w:rPr>
+          <w:color w:val="BFBFBF" w:themeColor="background1" w:themeShade="BF"/>
+        </w:rPr>
         <w:t xml:space="preserve">        172.31.255.228/30 [120/1] via 172.31.255.246, 00:00:20, Ethernet0/1</w:t>
       </w:r>
     </w:p>
     <w:p>
       <w:pPr>
         <w:pStyle w:val="CodeOutput"/>
-      </w:pPr>
-      <w:r>
+        <w:rPr>
+          <w:color w:val="BFBFBF" w:themeColor="background1" w:themeShade="BF"/>
+        </w:rPr>
+      </w:pPr>
+      <w:r>
+        <w:rPr>
+          <w:color w:val="BFBFBF" w:themeColor="background1" w:themeShade="BF"/>
+        </w:rPr>
         <w:t xml:space="preserve">                           [120/1] via 172.31.255.242, 00:00:15, Ethernet0/2</w:t>
       </w:r>
     </w:p>
     <w:p>
       <w:pPr>
         <w:pStyle w:val="CodeOutput"/>
-      </w:pPr>
-      <w:r>
-        <w:rPr>
+        <w:rPr>
+          <w:color w:val="BFBFBF" w:themeColor="background1" w:themeShade="BF"/>
+        </w:rPr>
+      </w:pPr>
+      <w:r>
+        <w:rPr>
+          <w:color w:val="BFBFBF" w:themeColor="background1" w:themeShade="BF"/>
           <w:highlight w:val="yellow"/>
         </w:rPr>
         <w:t>R</w:t>
       </w:r>
       <w:r>
+        <w:rPr>
+          <w:color w:val="BFBFBF" w:themeColor="background1" w:themeShade="BF"/>
+        </w:rPr>
         <w:t xml:space="preserve">        172.31.255.232/30 [120/2] via 172.31.255.253, 00:00:17, Ethernet0/0</w:t>
       </w:r>
     </w:p>
     <w:p>
       <w:pPr>
         <w:pStyle w:val="CodeOutput"/>
-      </w:pPr>
-      <w:r>
-        <w:rPr>
+        <w:rPr>
+          <w:color w:val="BFBFBF" w:themeColor="background1" w:themeShade="BF"/>
+        </w:rPr>
+      </w:pPr>
+      <w:r>
+        <w:rPr>
+          <w:color w:val="BFBFBF" w:themeColor="background1" w:themeShade="BF"/>
           <w:highlight w:val="yellow"/>
         </w:rPr>
         <w:t>R</w:t>
       </w:r>
       <w:r>
+        <w:rPr>
+          <w:color w:val="BFBFBF" w:themeColor="background1" w:themeShade="BF"/>
+        </w:rPr>
         <w:t xml:space="preserve">        172.31.255.236/30 [120/2] via 172.31.255.253, 00:00:17, Ethernet0/0</w:t>
       </w:r>
     </w:p>
     <w:p>
       <w:pPr>
         <w:pStyle w:val="CodeOutput"/>
-      </w:pPr>
-      <w:r>
-        <w:rPr>
+        <w:rPr>
+          <w:color w:val="BFBFBF" w:themeColor="background1" w:themeShade="BF"/>
+        </w:rPr>
+      </w:pPr>
+      <w:r>
+        <w:rPr>
+          <w:color w:val="BFBFBF" w:themeColor="background1" w:themeShade="BF"/>
           <w:highlight w:val="cyan"/>
         </w:rPr>
         <w:t>C</w:t>
       </w:r>
       <w:r>
+        <w:rPr>
+          <w:color w:val="BFBFBF" w:themeColor="background1" w:themeShade="BF"/>
+        </w:rPr>
         <w:t xml:space="preserve">        172.31.255.240/30 is directly connected, Ethernet0/2</w:t>
       </w:r>
     </w:p>
     <w:p>
       <w:pPr>
         <w:pStyle w:val="CodeOutput"/>
-      </w:pPr>
-      <w:r>
-        <w:rPr>
+        <w:rPr>
+          <w:color w:val="BFBFBF" w:themeColor="background1" w:themeShade="BF"/>
+        </w:rPr>
+      </w:pPr>
+      <w:r>
+        <w:rPr>
+          <w:color w:val="BFBFBF" w:themeColor="background1" w:themeShade="BF"/>
           <w:highlight w:val="magenta"/>
         </w:rPr>
         <w:t>L</w:t>
       </w:r>
       <w:r>
+        <w:rPr>
+          <w:color w:val="BFBFBF" w:themeColor="background1" w:themeShade="BF"/>
+        </w:rPr>
         <w:t xml:space="preserve">        172.31.255.241/32 is directly connected, Ethernet0/2</w:t>
       </w:r>
     </w:p>
     <w:p>
       <w:pPr>
         <w:pStyle w:val="CodeOutput"/>
-      </w:pPr>
-      <w:r>
-        <w:rPr>
+        <w:rPr>
+          <w:color w:val="BFBFBF" w:themeColor="background1" w:themeShade="BF"/>
+        </w:rPr>
+      </w:pPr>
+      <w:r>
+        <w:rPr>
+          <w:color w:val="BFBFBF" w:themeColor="background1" w:themeShade="BF"/>
           <w:highlight w:val="cyan"/>
         </w:rPr>
         <w:t>C</w:t>
       </w:r>
       <w:r>
+        <w:rPr>
+          <w:color w:val="BFBFBF" w:themeColor="background1" w:themeShade="BF"/>
+        </w:rPr>
         <w:t xml:space="preserve">        172.31.255.244/30 is directly connected, Ethernet0/1</w:t>
       </w:r>
     </w:p>
     <w:p>
       <w:pPr>
         <w:pStyle w:val="CodeOutput"/>
-      </w:pPr>
-      <w:r>
-        <w:rPr>
+        <w:rPr>
+          <w:color w:val="BFBFBF" w:themeColor="background1" w:themeShade="BF"/>
+        </w:rPr>
+      </w:pPr>
+      <w:r>
+        <w:rPr>
+          <w:color w:val="BFBFBF" w:themeColor="background1" w:themeShade="BF"/>
           <w:highlight w:val="magenta"/>
         </w:rPr>
         <w:t>L</w:t>
       </w:r>
       <w:r>
+        <w:rPr>
+          <w:color w:val="BFBFBF" w:themeColor="background1" w:themeShade="BF"/>
+        </w:rPr>
         <w:t xml:space="preserve">        172.31.255.245/32 is directly connected, Ethernet0/1</w:t>
       </w:r>
     </w:p>
     <w:p>
       <w:pPr>
         <w:pStyle w:val="CodeOutput"/>
-      </w:pPr>
-      <w:r>
+        <w:rPr>
+          <w:color w:val="BFBFBF" w:themeColor="background1" w:themeShade="BF"/>
+        </w:rPr>
+      </w:pPr>
+      <w:r>
+        <w:rPr>
+          <w:color w:val="BFBFBF" w:themeColor="background1" w:themeShade="BF"/>
+        </w:rPr>
         <w:t>O        172.31.255.248/30 [110/20] via 172.31.255.253, 00:00:11, Ethernet0/0</w:t>
       </w:r>
     </w:p>
     <w:p>
       <w:pPr>
         <w:pStyle w:val="CodeOutput"/>
-      </w:pPr>
-      <w:r>
-        <w:rPr>
+        <w:rPr>
+          <w:color w:val="BFBFBF" w:themeColor="background1" w:themeShade="BF"/>
+        </w:rPr>
+      </w:pPr>
+      <w:r>
+        <w:rPr>
+          <w:color w:val="BFBFBF" w:themeColor="background1" w:themeShade="BF"/>
           <w:highlight w:val="cyan"/>
         </w:rPr>
         <w:t>C</w:t>
       </w:r>
       <w:r>
+        <w:rPr>
+          <w:color w:val="BFBFBF" w:themeColor="background1" w:themeShade="BF"/>
+        </w:rPr>
         <w:t xml:space="preserve">        172.31.255.252/30 is directly connected, Ethernet0/0</w:t>
       </w:r>
     </w:p>
     <w:p>
       <w:pPr>
         <w:pStyle w:val="CodeOutput"/>
-      </w:pPr>
-      <w:r>
-        <w:rPr>
+        <w:rPr>
+          <w:color w:val="BFBFBF" w:themeColor="background1" w:themeShade="BF"/>
+        </w:rPr>
+      </w:pPr>
+      <w:r>
+        <w:rPr>
+          <w:color w:val="BFBFBF" w:themeColor="background1" w:themeShade="BF"/>
           <w:highlight w:val="magenta"/>
         </w:rPr>
         <w:t>L</w:t>
       </w:r>
       <w:r>
+        <w:rPr>
+          <w:color w:val="BFBFBF" w:themeColor="background1" w:themeShade="BF"/>
+        </w:rPr>
         <w:t xml:space="preserve">        172.31.255.254/32 is directly connected, Ethernet0/0</w:t>
       </w:r>
     </w:p>
@@ -7194,6 +7962,168 @@
     </w:p>
     <w:p>
       <w:pPr>
+        <w:pStyle w:val="Kapiteltext"/>
+        <w:rPr>
+          <w:color w:val="005096" w:themeColor="accent2"/>
+          <w:lang w:val="en-GB"/>
+        </w:rPr>
+      </w:pPr>
+      <w:r>
+        <w:rPr>
+          <w:color w:val="005096" w:themeColor="accent2"/>
+        </w:rPr>
+        <w:sym w:font="Wingdings" w:char="F0E0"/>
+      </w:r>
+      <w:r>
+        <w:rPr>
+          <w:color w:val="005096" w:themeColor="accent2"/>
+          <w:lang w:val="en-GB"/>
+        </w:rPr>
+        <w:t xml:space="preserve"> On RHQ0, </w:t>
+      </w:r>
+      <w:r>
+        <w:rPr>
+          <w:color w:val="005096" w:themeColor="accent2"/>
+          <w:lang w:val="en-GB"/>
+        </w:rPr>
+        <w:t>there is no difference</w:t>
+      </w:r>
+      <w:r>
+        <w:rPr>
+          <w:color w:val="005096" w:themeColor="accent2"/>
+          <w:lang w:val="en-GB"/>
+        </w:rPr>
+        <w:t xml:space="preserve"> (see</w:t>
+      </w:r>
+      <w:r>
+        <w:rPr>
+          <w:color w:val="005096" w:themeColor="accent2"/>
+          <w:lang w:val="en-GB"/>
+        </w:rPr>
+        <w:t xml:space="preserve"> above:</w:t>
+      </w:r>
+      <w:r>
+        <w:rPr>
+          <w:color w:val="005096" w:themeColor="accent2"/>
+          <w:lang w:val="en-GB"/>
+        </w:rPr>
+        <w:t xml:space="preserve"> </w:t>
+      </w:r>
+      <w:r>
+        <w:rPr>
+          <w:i/>
+          <w:iCs/>
+          <w:color w:val="005096" w:themeColor="accent2"/>
+          <w:lang w:val="en-GB"/>
+        </w:rPr>
+        <w:t>2</w:t>
+      </w:r>
+      <w:r>
+        <w:rPr>
+          <w:i/>
+          <w:iCs/>
+          <w:color w:val="005096" w:themeColor="accent2"/>
+          <w:lang w:val="en-GB"/>
+        </w:rPr>
+        <w:t xml:space="preserve"> - </w:t>
+      </w:r>
+      <w:r>
+        <w:rPr>
+          <w:i/>
+          <w:iCs/>
+          <w:color w:val="005096" w:themeColor="accent2"/>
+          <w:lang w:val="en-GB"/>
+        </w:rPr>
+        <w:t>UE1.6) Analysis of RIP</w:t>
+      </w:r>
+      <w:r>
+        <w:rPr>
+          <w:i/>
+          <w:iCs/>
+          <w:color w:val="005096" w:themeColor="accent2"/>
+          <w:lang w:val="en-GB"/>
+        </w:rPr>
+        <w:t xml:space="preserve"> – RHQ0 IPv6 routing table</w:t>
+      </w:r>
+      <w:r>
+        <w:rPr>
+          <w:color w:val="005096" w:themeColor="accent2"/>
+          <w:lang w:val="en-GB"/>
+        </w:rPr>
+        <w:t>)</w:t>
+      </w:r>
+      <w:r>
+        <w:rPr>
+          <w:color w:val="005096" w:themeColor="accent2"/>
+          <w:lang w:val="en-GB"/>
+        </w:rPr>
+        <w:t>, because both branch routers do not redistribute routes yet. On REast1, the default route is now learned via OSPF</w:t>
+      </w:r>
+      <w:r>
+        <w:rPr>
+          <w:color w:val="005096" w:themeColor="accent2"/>
+          <w:lang w:val="en-GB"/>
+        </w:rPr>
+        <w:t xml:space="preserve">, for additional routing table codes see </w:t>
+      </w:r>
+      <w:sdt>
+        <w:sdtPr>
+          <w:rPr>
+            <w:color w:val="005096" w:themeColor="accent2"/>
+            <w:lang w:val="en-GB"/>
+          </w:rPr>
+          <w:id w:val="740144437"/>
+          <w:citation/>
+        </w:sdtPr>
+        <w:sdtContent>
+          <w:r>
+            <w:rPr>
+              <w:color w:val="005096" w:themeColor="accent2"/>
+              <w:lang w:val="en-GB"/>
+            </w:rPr>
+            <w:fldChar w:fldCharType="begin"/>
+          </w:r>
+          <w:r>
+            <w:rPr>
+              <w:color w:val="005096" w:themeColor="accent2"/>
+              <w:lang w:val="en-GB"/>
+            </w:rPr>
+            <w:instrText xml:space="preserve"> CITATION Cis251 \l 1031 </w:instrText>
+          </w:r>
+          <w:r>
+            <w:rPr>
+              <w:color w:val="005096" w:themeColor="accent2"/>
+              <w:lang w:val="en-GB"/>
+            </w:rPr>
+            <w:fldChar w:fldCharType="separate"/>
+          </w:r>
+          <w:r>
+            <w:rPr>
+              <w:noProof/>
+              <w:color w:val="005096" w:themeColor="accent2"/>
+              <w:lang w:val="en-GB"/>
+            </w:rPr>
+            <w:t>[11]</w:t>
+          </w:r>
+          <w:r>
+            <w:rPr>
+              <w:color w:val="005096" w:themeColor="accent2"/>
+              <w:lang w:val="en-GB"/>
+            </w:rPr>
+            <w:fldChar w:fldCharType="end"/>
+          </w:r>
+        </w:sdtContent>
+      </w:sdt>
+      <w:r>
+        <w:rPr>
+          <w:color w:val="005096" w:themeColor="accent2"/>
+          <w:lang w:val="en-GB"/>
+        </w:rPr>
+        <w:t>.</w:t>
+      </w:r>
+    </w:p>
+    <w:p>
+      <w:pPr>
         <w:pStyle w:val="berschrift1"/>
         <w:rPr>
           <w:lang w:val="en-US"/>
@@ -8750,6 +9680,107 @@
     </w:p>
     <w:p>
       <w:pPr>
+        <w:pStyle w:val="Kapiteltext"/>
+        <w:rPr>
+          <w:lang w:val="en-GB"/>
+        </w:rPr>
+      </w:pPr>
+      <w:r>
+        <w:sym w:font="Wingdings" w:char="F0E0"/>
+      </w:r>
+      <w:r>
+        <w:rPr>
+          <w:lang w:val="en-GB"/>
+        </w:rPr>
+        <w:t xml:space="preserve"> </w:t>
+      </w:r>
+      <w:r>
+        <w:rPr>
+          <w:lang w:val="en-GB"/>
+        </w:rPr>
+        <w:t xml:space="preserve">The OE1 routes are coming from </w:t>
+      </w:r>
+      <w:r>
+        <w:rPr>
+          <w:lang w:val="en-GB"/>
+        </w:rPr>
+        <w:t xml:space="preserve">the redistribution from East side with metric 100 and </w:t>
+      </w:r>
+      <w:r>
+        <w:rPr>
+          <w:lang w:val="en-GB"/>
+        </w:rPr>
+        <w:t xml:space="preserve">metric type 1, metric adds up </w:t>
+      </w:r>
+      <w:r>
+        <w:rPr>
+          <w:lang w:val="en-GB"/>
+        </w:rPr>
+        <w:t xml:space="preserve">(also, the internal OSPF </w:t>
+      </w:r>
+      <w:r>
+        <w:rPr>
+          <w:lang w:val="en-GB"/>
+        </w:rPr>
+        <w:t xml:space="preserve">cost to ASBR is added with type 1 </w:t>
+      </w:r>
+      <w:r>
+        <w:rPr>
+          <w:lang w:val="en-GB"/>
+        </w:rPr>
+        <w:t>–</w:t>
+      </w:r>
+      <w:r>
+        <w:rPr>
+          <w:lang w:val="en-GB"/>
+        </w:rPr>
+        <w:t xml:space="preserve"> </w:t>
+      </w:r>
+      <w:r>
+        <w:rPr>
+          <w:lang w:val="en-GB"/>
+        </w:rPr>
+        <w:t xml:space="preserve">but not with type 2) </w:t>
+      </w:r>
+      <w:r>
+        <w:rPr>
+          <w:lang w:val="en-GB"/>
+        </w:rPr>
+        <w:t xml:space="preserve">and </w:t>
+      </w:r>
+      <w:r>
+        <w:rPr>
+          <w:lang w:val="en-GB"/>
+        </w:rPr>
+        <w:t>therefor West side routers have a metric of 130 to East side networks.</w:t>
+      </w:r>
+      <w:r>
+        <w:rPr>
+          <w:lang w:val="en-GB"/>
+        </w:rPr>
+        <w:t xml:space="preserve"> The interarea routes on RHQ0</w:t>
+      </w:r>
+      <w:r>
+        <w:rPr>
+          <w:lang w:val="en-GB"/>
+        </w:rPr>
+        <w:t xml:space="preserve"> </w:t>
+      </w:r>
+      <w:r>
+        <w:rPr>
+          <w:lang w:val="en-GB"/>
+        </w:rPr>
+        <w:t xml:space="preserve">point </w:t>
+      </w:r>
+      <w:r>
+        <w:rPr>
+          <w:lang w:val="en-GB"/>
+        </w:rPr>
+        <w:t>in the direction of RWest1, where the OSPF areas 1+2 are configured.</w:t>
+      </w:r>
+    </w:p>
+    <w:p>
+      <w:pPr>
         <w:pStyle w:val="berschrift1"/>
         <w:rPr>
           <w:lang w:val="en-US"/>
@@ -9052,6 +10083,7 @@
         <w:rPr>
           <w:highlight w:val="magenta"/>
         </w:rPr>
+        <w:lastRenderedPageBreak/>
         <w:t>L</w:t>
       </w:r>
       <w:r>
@@ -9101,7 +10133,6 @@
         <w:rPr>
           <w:highlight w:val="green"/>
         </w:rPr>
-        <w:lastRenderedPageBreak/>
         <w:t>O*IA</w:t>
       </w:r>
       <w:r>
@@ -9294,8 +10325,6 @@
     <w:sdt>
       <w:sdtPr>
         <w:rPr>
-          <w:b w:val="0"/>
-          <w:bCs w:val="0"/>
           <w:kern w:val="0"/>
           <w:sz w:val="22"/>
           <w:szCs w:val="22"/>
@@ -9309,6 +10338,8 @@
       </w:sdtPr>
       <w:sdtEndPr>
         <w:rPr>
+          <w:b w:val="0"/>
+          <w:bCs w:val="0"/>
           <w:lang w:val="de-AT"/>
         </w:rPr>
       </w:sdtEndPr>
@@ -9384,12 +10415,12 @@
                 <w:tblLook w:val="04A0" w:firstRow="1" w:lastRow="0" w:firstColumn="1" w:lastColumn="0" w:noHBand="0" w:noVBand="1"/>
               </w:tblPr>
               <w:tblGrid>
-                <w:gridCol w:w="442"/>
-                <w:gridCol w:w="9304"/>
+                <w:gridCol w:w="342"/>
+                <w:gridCol w:w="9404"/>
               </w:tblGrid>
               <w:tr>
                 <w:trPr>
-                  <w:divId w:val="125200092"/>
+                  <w:divId w:val="1350374013"/>
                   <w:tblCellSpacing w:w="15" w:type="dxa"/>
                 </w:trPr>
                 <w:tc>
@@ -9402,14 +10433,16 @@
                       <w:pStyle w:val="Literaturverzeichnis"/>
                       <w:rPr>
                         <w:noProof/>
-                        <w:sz w:val="24"/>
-                        <w:szCs w:val="24"/>
+                        <w:sz w:val="16"/>
+                        <w:szCs w:val="16"/>
                         <w:lang w:val="en-US"/>
                       </w:rPr>
                     </w:pPr>
                     <w:r>
                       <w:rPr>
                         <w:noProof/>
+                        <w:sz w:val="16"/>
+                        <w:szCs w:val="16"/>
                         <w:lang w:val="en-US"/>
                       </w:rPr>
                       <w:t xml:space="preserve">[1] </w:t>
@@ -9424,14 +10457,19 @@
                   <w:p>
                     <w:pPr>
                       <w:pStyle w:val="Literaturverzeichnis"/>
+                      <w:ind w:left="2" w:hanging="2"/>
                       <w:rPr>
                         <w:noProof/>
+                        <w:sz w:val="16"/>
+                        <w:szCs w:val="16"/>
                         <w:lang w:val="en-US"/>
                       </w:rPr>
                     </w:pPr>
                     <w:r>
                       <w:rPr>
                         <w:noProof/>
+                        <w:sz w:val="16"/>
+                        <w:szCs w:val="16"/>
                         <w:lang w:val="en-US"/>
                       </w:rPr>
                       <w:t>d. "Staff", "DN.org - Route Aggregation and CIDR," [Online]. Available: https://dn.org/route-aggregation-and-cidr/. [Accessed 31 5 2025].</w:t>
@@ -9441,7 +10479,7 @@
               </w:tr>
               <w:tr>
                 <w:trPr>
-                  <w:divId w:val="125200092"/>
+                  <w:divId w:val="1350374013"/>
                   <w:tblCellSpacing w:w="15" w:type="dxa"/>
                 </w:trPr>
                 <w:tc>
@@ -9454,12 +10492,16 @@
                       <w:pStyle w:val="Literaturverzeichnis"/>
                       <w:rPr>
                         <w:noProof/>
+                        <w:sz w:val="16"/>
+                        <w:szCs w:val="16"/>
                         <w:lang w:val="en-US"/>
                       </w:rPr>
                     </w:pPr>
                     <w:r>
                       <w:rPr>
                         <w:noProof/>
+                        <w:sz w:val="16"/>
+                        <w:szCs w:val="16"/>
                         <w:lang w:val="en-US"/>
                       </w:rPr>
                       <w:t xml:space="preserve">[2] </w:t>
@@ -9476,12 +10518,16 @@
                       <w:pStyle w:val="Literaturverzeichnis"/>
                       <w:rPr>
                         <w:noProof/>
+                        <w:sz w:val="16"/>
+                        <w:szCs w:val="16"/>
                         <w:lang w:val="en-US"/>
                       </w:rPr>
                     </w:pPr>
                     <w:r>
                       <w:rPr>
                         <w:noProof/>
+                        <w:sz w:val="16"/>
+                        <w:szCs w:val="16"/>
                         <w:lang w:val="en-US"/>
                       </w:rPr>
                       <w:t>"skminhaj", "IT Tips for Systems and Network Administrators - Route Redistribution &amp; Filtering Redistribution," [Online]. Available: https://skminhaj.wordpress.com/2015/03/04/route-redistribution-filtering-redistribution-distribute-lists-maps/. [Accessed 31 5 2025].</w:t>
@@ -9491,7 +10537,7 @@
               </w:tr>
               <w:tr>
                 <w:trPr>
-                  <w:divId w:val="125200092"/>
+                  <w:divId w:val="1350374013"/>
                   <w:tblCellSpacing w:w="15" w:type="dxa"/>
                 </w:trPr>
                 <w:tc>
@@ -9504,12 +10550,16 @@
                       <w:pStyle w:val="Literaturverzeichnis"/>
                       <w:rPr>
                         <w:noProof/>
+                        <w:sz w:val="16"/>
+                        <w:szCs w:val="16"/>
                         <w:lang w:val="en-US"/>
                       </w:rPr>
                     </w:pPr>
                     <w:r>
                       <w:rPr>
                         <w:noProof/>
+                        <w:sz w:val="16"/>
+                        <w:szCs w:val="16"/>
                         <w:lang w:val="en-US"/>
                       </w:rPr>
                       <w:t xml:space="preserve">[3] </w:t>
@@ -9526,12 +10576,16 @@
                       <w:pStyle w:val="Literaturverzeichnis"/>
                       <w:rPr>
                         <w:noProof/>
+                        <w:sz w:val="16"/>
+                        <w:szCs w:val="16"/>
                         <w:lang w:val="en-US"/>
                       </w:rPr>
                     </w:pPr>
                     <w:r>
                       <w:rPr>
                         <w:noProof/>
+                        <w:sz w:val="16"/>
+                        <w:szCs w:val="16"/>
                         <w:lang w:val="en-US"/>
                       </w:rPr>
                       <w:t>P. Browning, "howtonetwork.com - Advanced Routing Protocol Design – OSPF, EIGRP and BGP," [Online]. Available: https://www.howtonetwork.com/technical/protocols/advanced-ip-routing/. [Accessed 31 5 2025].</w:t>
@@ -9541,7 +10595,7 @@
               </w:tr>
               <w:tr>
                 <w:trPr>
-                  <w:divId w:val="125200092"/>
+                  <w:divId w:val="1350374013"/>
                   <w:tblCellSpacing w:w="15" w:type="dxa"/>
                 </w:trPr>
                 <w:tc>
@@ -9554,12 +10608,16 @@
                       <w:pStyle w:val="Literaturverzeichnis"/>
                       <w:rPr>
                         <w:noProof/>
+                        <w:sz w:val="16"/>
+                        <w:szCs w:val="16"/>
                         <w:lang w:val="en-US"/>
                       </w:rPr>
                     </w:pPr>
                     <w:r>
                       <w:rPr>
                         <w:noProof/>
+                        <w:sz w:val="16"/>
+                        <w:szCs w:val="16"/>
                         <w:lang w:val="en-US"/>
                       </w:rPr>
                       <w:t xml:space="preserve">[4] </w:t>
@@ -9576,12 +10634,16 @@
                       <w:pStyle w:val="Literaturverzeichnis"/>
                       <w:rPr>
                         <w:noProof/>
+                        <w:sz w:val="16"/>
+                        <w:szCs w:val="16"/>
                         <w:lang w:val="en-US"/>
                       </w:rPr>
                     </w:pPr>
                     <w:r>
                       <w:rPr>
                         <w:noProof/>
+                        <w:sz w:val="16"/>
+                        <w:szCs w:val="16"/>
                         <w:lang w:val="en-US"/>
                       </w:rPr>
                       <w:t>N. S. e.V., "networx security - Routing Information Protocol," [Online]. Available: https://www.networxsecurity.org/da/mitgliederbereich/glossary/r/ripng.html. [Accessed 31 5 2025].</w:t>
@@ -9591,7 +10653,7 @@
               </w:tr>
               <w:tr>
                 <w:trPr>
-                  <w:divId w:val="125200092"/>
+                  <w:divId w:val="1350374013"/>
                   <w:tblCellSpacing w:w="15" w:type="dxa"/>
                 </w:trPr>
                 <w:tc>
@@ -9604,12 +10666,16 @@
                       <w:pStyle w:val="Literaturverzeichnis"/>
                       <w:rPr>
                         <w:noProof/>
+                        <w:sz w:val="16"/>
+                        <w:szCs w:val="16"/>
                         <w:lang w:val="en-US"/>
                       </w:rPr>
                     </w:pPr>
                     <w:r>
                       <w:rPr>
                         <w:noProof/>
+                        <w:sz w:val="16"/>
+                        <w:szCs w:val="16"/>
                         <w:lang w:val="en-US"/>
                       </w:rPr>
                       <w:t xml:space="preserve">[5] </w:t>
@@ -9626,12 +10692,16 @@
                       <w:pStyle w:val="Literaturverzeichnis"/>
                       <w:rPr>
                         <w:noProof/>
+                        <w:sz w:val="16"/>
+                        <w:szCs w:val="16"/>
                         <w:lang w:val="en-US"/>
                       </w:rPr>
                     </w:pPr>
                     <w:r>
                       <w:rPr>
                         <w:noProof/>
+                        <w:sz w:val="16"/>
+                        <w:szCs w:val="16"/>
                         <w:lang w:val="en-US"/>
                       </w:rPr>
                       <w:t>G. Malkin, "RFC 2081 - RIPng Protocol Applicability Statement," [Online]. Available: https://www.rfc-editor.org/rfc/rfc2081.html. [Accessed 31 5 2025].</w:t>
@@ -9641,7 +10711,7 @@
               </w:tr>
               <w:tr>
                 <w:trPr>
-                  <w:divId w:val="125200092"/>
+                  <w:divId w:val="1350374013"/>
                   <w:tblCellSpacing w:w="15" w:type="dxa"/>
                 </w:trPr>
                 <w:tc>
@@ -9654,12 +10724,16 @@
                       <w:pStyle w:val="Literaturverzeichnis"/>
                       <w:rPr>
                         <w:noProof/>
+                        <w:sz w:val="16"/>
+                        <w:szCs w:val="16"/>
                         <w:lang w:val="en-US"/>
                       </w:rPr>
                     </w:pPr>
                     <w:r>
                       <w:rPr>
                         <w:noProof/>
+                        <w:sz w:val="16"/>
+                        <w:szCs w:val="16"/>
                         <w:lang w:val="en-US"/>
                       </w:rPr>
                       <w:t xml:space="preserve">[6] </w:t>
@@ -9676,12 +10750,16 @@
                       <w:pStyle w:val="Literaturverzeichnis"/>
                       <w:rPr>
                         <w:noProof/>
+                        <w:sz w:val="16"/>
+                        <w:szCs w:val="16"/>
                         <w:lang w:val="en-US"/>
                       </w:rPr>
                     </w:pPr>
                     <w:r>
                       <w:rPr>
                         <w:noProof/>
+                        <w:sz w:val="16"/>
+                        <w:szCs w:val="16"/>
                         <w:lang w:val="en-US"/>
                       </w:rPr>
                       <w:t>G. Malkin, "RFC 2080 - RIPng for IPv6," [Online]. Available: https://www.rfc-editor.org/rfc/rfc2080.html. [Accessed 31 5 2025].</w:t>
@@ -9691,7 +10769,7 @@
               </w:tr>
               <w:tr>
                 <w:trPr>
-                  <w:divId w:val="125200092"/>
+                  <w:divId w:val="1350374013"/>
                   <w:tblCellSpacing w:w="15" w:type="dxa"/>
                 </w:trPr>
                 <w:tc>
@@ -9704,12 +10782,16 @@
                       <w:pStyle w:val="Literaturverzeichnis"/>
                       <w:rPr>
                         <w:noProof/>
+                        <w:sz w:val="16"/>
+                        <w:szCs w:val="16"/>
                         <w:lang w:val="en-US"/>
                       </w:rPr>
                     </w:pPr>
                     <w:r>
                       <w:rPr>
                         <w:noProof/>
+                        <w:sz w:val="16"/>
+                        <w:szCs w:val="16"/>
                         <w:lang w:val="en-US"/>
                       </w:rPr>
                       <w:t xml:space="preserve">[7] </w:t>
@@ -9726,12 +10808,16 @@
                       <w:pStyle w:val="Literaturverzeichnis"/>
                       <w:rPr>
                         <w:noProof/>
+                        <w:sz w:val="16"/>
+                        <w:szCs w:val="16"/>
                         <w:lang w:val="en-US"/>
                       </w:rPr>
                     </w:pPr>
                     <w:r>
                       <w:rPr>
                         <w:noProof/>
+                        <w:sz w:val="16"/>
+                        <w:szCs w:val="16"/>
                         <w:lang w:val="en-US"/>
                       </w:rPr>
                       <w:t>Huawei Technologies Co., Ltd., "NE5000E V800R024C00SPC500 Configuration Guide - Configuring IPsec Authentication for RIPng," [Online]. Available: https://support.huawei.com/enterprise/en/doc/EDOC1100419263/ad7a4c33/configuring-ipsec-authentication-for-ripng. [Accessed 31 5 2025].</w:t>
@@ -9741,7 +10827,7 @@
               </w:tr>
               <w:tr>
                 <w:trPr>
-                  <w:divId w:val="125200092"/>
+                  <w:divId w:val="1350374013"/>
                   <w:tblCellSpacing w:w="15" w:type="dxa"/>
                 </w:trPr>
                 <w:tc>
@@ -9754,12 +10840,16 @@
                       <w:pStyle w:val="Literaturverzeichnis"/>
                       <w:rPr>
                         <w:noProof/>
+                        <w:sz w:val="16"/>
+                        <w:szCs w:val="16"/>
                         <w:lang w:val="en-US"/>
                       </w:rPr>
                     </w:pPr>
                     <w:r>
                       <w:rPr>
                         <w:noProof/>
+                        <w:sz w:val="16"/>
+                        <w:szCs w:val="16"/>
                         <w:lang w:val="en-US"/>
                       </w:rPr>
                       <w:t xml:space="preserve">[8] </w:t>
@@ -9776,12 +10866,16 @@
                       <w:pStyle w:val="Literaturverzeichnis"/>
                       <w:rPr>
                         <w:noProof/>
+                        <w:sz w:val="16"/>
+                        <w:szCs w:val="16"/>
                         <w:lang w:val="en-US"/>
                       </w:rPr>
                     </w:pPr>
                     <w:r>
                       <w:rPr>
                         <w:noProof/>
+                        <w:sz w:val="16"/>
+                        <w:szCs w:val="16"/>
                         <w:lang w:val="en-US"/>
                       </w:rPr>
                       <w:t>Huawei Technologies Co., Ltd., "NE40E-F V800R024C00SPC500 Feature Description - Understanding RIPng," [Online]. Available: https://support.huawei.cn/enterprise/en/doc/EDOC1100412634/e4d8d391/understanding-ripng. [Accessed 31 5 2025].</w:t>
@@ -9791,7 +10885,7 @@
               </w:tr>
               <w:tr>
                 <w:trPr>
-                  <w:divId w:val="125200092"/>
+                  <w:divId w:val="1350374013"/>
                   <w:tblCellSpacing w:w="15" w:type="dxa"/>
                 </w:trPr>
                 <w:tc>
@@ -9804,12 +10898,16 @@
                       <w:pStyle w:val="Literaturverzeichnis"/>
                       <w:rPr>
                         <w:noProof/>
+                        <w:sz w:val="16"/>
+                        <w:szCs w:val="16"/>
                         <w:lang w:val="en-US"/>
                       </w:rPr>
                     </w:pPr>
                     <w:r>
                       <w:rPr>
                         <w:noProof/>
+                        <w:sz w:val="16"/>
+                        <w:szCs w:val="16"/>
                         <w:lang w:val="en-US"/>
                       </w:rPr>
                       <w:t xml:space="preserve">[9] </w:t>
@@ -9826,12 +10924,16 @@
                       <w:pStyle w:val="Literaturverzeichnis"/>
                       <w:rPr>
                         <w:noProof/>
+                        <w:sz w:val="16"/>
+                        <w:szCs w:val="16"/>
                         <w:lang w:val="en-US"/>
                       </w:rPr>
                     </w:pPr>
                     <w:r>
                       <w:rPr>
                         <w:noProof/>
+                        <w:sz w:val="16"/>
+                        <w:szCs w:val="16"/>
                         <w:lang w:val="en-US"/>
                       </w:rPr>
                       <w:t>H3C Technologies Co., Ltd., "04-Layer 3 Configuration Guide - 17-RIPng Configuration," [Online]. Available: https://www.h3c.com/en/Support/Resource_Center/HK/Home/WLAN/00-Public/Configure___Deploy/Configuration_Guides/H3C_AC_CG(E3703P61_R3509P61)-6W102/04/201905/1178348_294551_0.htm. [Accessed 31 5 2025].</w:t>
@@ -9841,7 +10943,7 @@
               </w:tr>
               <w:tr>
                 <w:trPr>
-                  <w:divId w:val="125200092"/>
+                  <w:divId w:val="1350374013"/>
                   <w:tblCellSpacing w:w="15" w:type="dxa"/>
                 </w:trPr>
                 <w:tc>
@@ -9854,12 +10956,16 @@
                       <w:pStyle w:val="Literaturverzeichnis"/>
                       <w:rPr>
                         <w:noProof/>
+                        <w:sz w:val="16"/>
+                        <w:szCs w:val="16"/>
                         <w:lang w:val="en-US"/>
                       </w:rPr>
                     </w:pPr>
                     <w:r>
                       <w:rPr>
                         <w:noProof/>
+                        <w:sz w:val="16"/>
+                        <w:szCs w:val="16"/>
                         <w:lang w:val="en-US"/>
                       </w:rPr>
                       <w:t xml:space="preserve">[10] </w:t>
@@ -9876,12 +10982,16 @@
                       <w:pStyle w:val="Literaturverzeichnis"/>
                       <w:rPr>
                         <w:noProof/>
+                        <w:sz w:val="16"/>
+                        <w:szCs w:val="16"/>
                         <w:lang w:val="en-US"/>
                       </w:rPr>
                     </w:pPr>
                     <w:r>
                       <w:rPr>
                         <w:noProof/>
+                        <w:sz w:val="16"/>
+                        <w:szCs w:val="16"/>
                         <w:lang w:val="en-US"/>
                       </w:rPr>
                       <w:t>NetworkLessons.com, "Prefix Lists," [Online]. Available: https://notes.networklessons.com/prefix-lists. [Accessed 31 5 2025].</w:t>
@@ -9889,12 +10999,71 @@
                   </w:p>
                 </w:tc>
               </w:tr>
+              <w:tr>
+                <w:trPr>
+                  <w:divId w:val="1350374013"/>
+                  <w:tblCellSpacing w:w="15" w:type="dxa"/>
+                </w:trPr>
+                <w:tc>
+                  <w:tcPr>
+                    <w:tcW w:w="50" w:type="pct"/>
+                    <w:hideMark/>
+                  </w:tcPr>
+                  <w:p>
+                    <w:pPr>
+                      <w:pStyle w:val="Literaturverzeichnis"/>
+                      <w:rPr>
+                        <w:noProof/>
+                        <w:sz w:val="16"/>
+                        <w:szCs w:val="16"/>
+                        <w:lang w:val="en-US"/>
+                      </w:rPr>
+                    </w:pPr>
+                    <w:r>
+                      <w:rPr>
+                        <w:noProof/>
+                        <w:sz w:val="16"/>
+                        <w:szCs w:val="16"/>
+                        <w:lang w:val="en-US"/>
+                      </w:rPr>
+                      <w:t xml:space="preserve">[11] </w:t>
+                    </w:r>
+                  </w:p>
+                </w:tc>
+                <w:tc>
+                  <w:tcPr>
+                    <w:tcW w:w="0" w:type="auto"/>
+                    <w:hideMark/>
+                  </w:tcPr>
+                  <w:p>
+                    <w:pPr>
+                      <w:pStyle w:val="Literaturverzeichnis"/>
+                      <w:rPr>
+                        <w:noProof/>
+                        <w:sz w:val="16"/>
+                        <w:szCs w:val="16"/>
+                        <w:lang w:val="en-US"/>
+                      </w:rPr>
+                    </w:pPr>
+                    <w:r>
+                      <w:rPr>
+                        <w:noProof/>
+                        <w:sz w:val="16"/>
+                        <w:szCs w:val="16"/>
+                        <w:lang w:val="en-US"/>
+                      </w:rPr>
+                      <w:t>Cisco Systems, Inc., "FHSTP ecampus / BCN: Single-Area OSPF," [Online]. Available: https://ecampus.fhstp.ac.at/pluginfile.php/1200607/mod_resource/content/1/03_OSPF_SingleArea_2024.pdf. [Accessed 31 5 2025].</w:t>
+                    </w:r>
+                  </w:p>
+                </w:tc>
+              </w:tr>
             </w:tbl>
             <w:p>
               <w:pPr>
-                <w:divId w:val="125200092"/>
+                <w:divId w:val="1350374013"/>
                 <w:rPr>
                   <w:noProof/>
+                  <w:lang w:val="en-GB"/>
                 </w:rPr>
               </w:pPr>
             </w:p>
@@ -11239,7 +12408,7 @@
   <w:abstractNum w:abstractNumId="5" w15:restartNumberingAfterBreak="0">
     <w:nsid w:val="2A8F7BE0"/>
     <w:multiLevelType w:val="multilevel"/>
-    <w:tmpl w:val="7B3AFAFA"/>
+    <w:tmpl w:val="0B5073EE"/>
     <w:lvl w:ilvl="0">
       <w:start w:val="1"/>
       <w:numFmt w:val="decimal"/>
@@ -13644,14 +14813,19 @@
     <w:autoRedefine/>
     <w:uiPriority w:val="9"/>
     <w:qFormat/>
-    <w:rsid w:val="00B81161"/>
+    <w:rsid w:val="004E57E5"/>
     <w:pPr>
       <w:keepNext/>
       <w:keepLines/>
       <w:numPr>
         <w:numId w:val="5"/>
       </w:numPr>
+      <w:tabs>
+        <w:tab w:val="clear" w:pos="454"/>
+        <w:tab w:val="num" w:pos="426"/>
+      </w:tabs>
       <w:spacing w:before="360" w:after="120"/>
+      <w:ind w:left="426"/>
       <w:jc w:val="both"/>
       <w:outlineLvl w:val="0"/>
     </w:pPr>
@@ -14479,7 +15653,7 @@
     <w:name w:val="Code / Output"/>
     <w:basedOn w:val="Kapiteltext"/>
     <w:qFormat/>
-    <w:rsid w:val="00A423B2"/>
+    <w:rsid w:val="00A94C54"/>
     <w:pPr>
       <w:pBdr>
         <w:top w:val="single" w:sz="4" w:space="1" w:color="auto"/>
@@ -14494,6 +15668,7 @@
     <w:rPr>
       <w:rFonts w:ascii="Consolas" w:hAnsi="Consolas" w:cs="Courier New"/>
       <w:noProof/>
+      <w:sz w:val="18"/>
       <w:szCs w:val="20"/>
       <w:lang w:val="en-US"/>
     </w:rPr>
@@ -14515,7 +15690,7 @@
     <w:basedOn w:val="Absatz-Standardschriftart"/>
     <w:link w:val="berschrift1"/>
     <w:uiPriority w:val="9"/>
-    <w:rsid w:val="001E0877"/>
+    <w:rsid w:val="004E57E5"/>
     <w:rPr>
       <w:rFonts w:ascii="Arial" w:hAnsi="Arial" w:cs="Arial"/>
       <w:b/>
@@ -14848,6 +16023,199 @@
 </file>
 
 <file path=customXml/item1.xml><?xml version="1.0" encoding="utf-8"?>
+<?mso-contentType ?>
+<SharedContentType xmlns="Microsoft.SharePoint.Taxonomy.ContentTypeSync" SourceId="cff0439b-19da-4279-b27a-772bc6e63f9d" ContentTypeId="0x01" PreviousValue="false"/>
+</file>
+
+<file path=customXml/item2.xml><?xml version="1.0" encoding="utf-8"?>
+<ct:contentTypeSchema xmlns:ct="http://schemas.microsoft.com/office/2006/metadata/contentType" xmlns:ma="http://schemas.microsoft.com/office/2006/metadata/properties/metaAttributes" ct:_="" ma:_="" ma:contentTypeName="Dokument" ma:contentTypeID="0x0101000CE6BB26DCD44B4D9C30D829B3C1FB01" ma:contentTypeVersion="5" ma:contentTypeDescription="Ein neues Dokument erstellen." ma:contentTypeScope="" ma:versionID="96d7136bd5ccb69c927570d4fee41d90">
+  <xsd:schema xmlns:xsd="http://www.w3.org/2001/XMLSchema" xmlns:xs="http://www.w3.org/2001/XMLSchema" xmlns:p="http://schemas.microsoft.com/office/2006/metadata/properties" xmlns:ns2="68e5096c-71ed-47fc-bec9-ad24c088144c" xmlns:ns3="http://schemas.microsoft.com/sharepoint/v4" xmlns:ns4="87e64832-98cb-4ba9-b26f-8c61b2f5fd23" targetNamespace="http://schemas.microsoft.com/office/2006/metadata/properties" ma:root="true" ma:fieldsID="4d587461fa7ce8b6a588d1fdcb12760c" ns2:_="" ns3:_="" ns4:_="">
+    <xsd:import namespace="68e5096c-71ed-47fc-bec9-ad24c088144c"/>
+    <xsd:import namespace="http://schemas.microsoft.com/sharepoint/v4"/>
+    <xsd:import namespace="87e64832-98cb-4ba9-b26f-8c61b2f5fd23"/>
+    <xsd:element name="properties">
+      <xsd:complexType>
+        <xsd:sequence>
+          <xsd:element name="documentManagement">
+            <xsd:complexType>
+              <xsd:all>
+                <xsd:element ref="ns2:Kategorie" minOccurs="0"/>
+                <xsd:element ref="ns3:IconOverlay" minOccurs="0"/>
+                <xsd:element ref="ns4:SharedWithUsers" minOccurs="0"/>
+                <xsd:element ref="ns4:SharedWithDetails" minOccurs="0"/>
+              </xsd:all>
+            </xsd:complexType>
+          </xsd:element>
+        </xsd:sequence>
+      </xsd:complexType>
+    </xsd:element>
+  </xsd:schema>
+  <xsd:schema xmlns:xsd="http://www.w3.org/2001/XMLSchema" xmlns:xs="http://www.w3.org/2001/XMLSchema" xmlns:dms="http://schemas.microsoft.com/office/2006/documentManagement/types" xmlns:pc="http://schemas.microsoft.com/office/infopath/2007/PartnerControls" targetNamespace="68e5096c-71ed-47fc-bec9-ad24c088144c" elementFormDefault="qualified">
+    <xsd:import namespace="http://schemas.microsoft.com/office/2006/documentManagement/types"/>
+    <xsd:import namespace="http://schemas.microsoft.com/office/infopath/2007/PartnerControls"/>
+    <xsd:element name="Kategorie" ma:index="6" nillable="true" ma:displayName="Kategorie" ma:list="{8c65f95f-5686-45b5-a64c-20868ce2b846}" ma:internalName="Kategorie" ma:showField="Title">
+      <xsd:simpleType>
+        <xsd:restriction base="dms:Lookup"/>
+      </xsd:simpleType>
+    </xsd:element>
+  </xsd:schema>
+  <xsd:schema xmlns:xsd="http://www.w3.org/2001/XMLSchema" xmlns:xs="http://www.w3.org/2001/XMLSchema" xmlns:dms="http://schemas.microsoft.com/office/2006/documentManagement/types" xmlns:pc="http://schemas.microsoft.com/office/infopath/2007/PartnerControls" targetNamespace="http://schemas.microsoft.com/sharepoint/v4" elementFormDefault="qualified">
+    <xsd:import namespace="http://schemas.microsoft.com/office/2006/documentManagement/types"/>
+    <xsd:import namespace="http://schemas.microsoft.com/office/infopath/2007/PartnerControls"/>
+    <xsd:element name="IconOverlay" ma:index="7" nillable="true" ma:displayName="IconOverlay" ma:hidden="true" ma:internalName="IconOverlay">
+      <xsd:simpleType>
+        <xsd:restriction base="dms:Text"/>
+      </xsd:simpleType>
+    </xsd:element>
+  </xsd:schema>
+  <xsd:schema xmlns:xsd="http://www.w3.org/2001/XMLSchema" xmlns:xs="http://www.w3.org/2001/XMLSchema" xmlns:dms="http://schemas.microsoft.com/office/2006/documentManagement/types" xmlns:pc="http://schemas.microsoft.com/office/infopath/2007/PartnerControls" targetNamespace="87e64832-98cb-4ba9-b26f-8c61b2f5fd23" elementFormDefault="qualified">
+    <xsd:import namespace="http://schemas.microsoft.com/office/2006/documentManagement/types"/>
+    <xsd:import namespace="http://schemas.microsoft.com/office/infopath/2007/PartnerControls"/>
+    <xsd:element name="SharedWithUsers" ma:index="8" nillable="true" ma:displayName="Freigegeben für" ma:description="" ma:internalName="SharedWithUsers" ma:readOnly="true">
+      <xsd:complexType>
+        <xsd:complexContent>
+          <xsd:extension base="dms:UserMulti">
+            <xsd:sequence>
+              <xsd:element name="UserInfo" minOccurs="0" maxOccurs="unbounded">
+                <xsd:complexType>
+                  <xsd:sequence>
+                    <xsd:element name="DisplayName" type="xsd:string" minOccurs="0"/>
+                    <xsd:element name="AccountId" type="dms:UserId" minOccurs="0" nillable="true"/>
+                    <xsd:element name="AccountType" type="xsd:string" minOccurs="0"/>
+                  </xsd:sequence>
+                </xsd:complexType>
+              </xsd:element>
+            </xsd:sequence>
+          </xsd:extension>
+        </xsd:complexContent>
+      </xsd:complexType>
+    </xsd:element>
+    <xsd:element name="SharedWithDetails" ma:index="11" nillable="true" ma:displayName="Freigegeben für - Details" ma:internalName="SharedWithDetails" ma:readOnly="true">
+      <xsd:simpleType>
+        <xsd:restriction base="dms:Note">
+          <xsd:maxLength value="255"/>
+        </xsd:restriction>
+      </xsd:simpleType>
+    </xsd:element>
+  </xsd:schema>
+  <xsd:schema xmlns="http://schemas.openxmlformats.org/package/2006/metadata/core-properties" xmlns:xsd="http://www.w3.org/2001/XMLSchema" xmlns:xsi="http://www.w3.org/2001/XMLSchema-instance" xmlns:dc="http://purl.org/dc/elements/1.1/" xmlns:dcterms="http://purl.org/dc/terms/" xmlns:odoc="http://schemas.microsoft.com/internal/obd" targetNamespace="http://schemas.openxmlformats.org/package/2006/metadata/core-properties" elementFormDefault="qualified" attributeFormDefault="unqualified" blockDefault="#all">
+    <xsd:import namespace="http://purl.org/dc/elements/1.1/" schemaLocation="http://dublincore.org/schemas/xmls/qdc/2003/04/02/dc.xsd"/>
+    <xsd:import namespace="http://purl.org/dc/terms/" schemaLocation="http://dublincore.org/schemas/xmls/qdc/2003/04/02/dcterms.xsd"/>
+    <xsd:element name="coreProperties" type="CT_coreProperties"/>
+    <xsd:complexType name="CT_coreProperties">
+      <xsd:all>
+        <xsd:element ref="dc:creator" minOccurs="0" maxOccurs="1"/>
+        <xsd:element ref="dcterms:created" minOccurs="0" maxOccurs="1"/>
+        <xsd:element ref="dc:identifier" minOccurs="0" maxOccurs="1"/>
+        <xsd:element name="contentType" minOccurs="0" maxOccurs="1" type="xsd:string" ma:index="0" ma:displayName="Inhaltstyp"/>
+        <xsd:element ref="dc:title" minOccurs="0" maxOccurs="1" ma:index="1" ma:displayName="Title"/>
+        <xsd:element ref="dc:subject" minOccurs="0" maxOccurs="1"/>
+        <xsd:element ref="dc:description" minOccurs="0" maxOccurs="1"/>
+        <xsd:element name="keywords" minOccurs="0" maxOccurs="1" type="xsd:string"/>
+        <xsd:element ref="dc:language" minOccurs="0" maxOccurs="1"/>
+        <xsd:element name="category" minOccurs="0" maxOccurs="1" type="xsd:string"/>
+        <xsd:element name="version" minOccurs="0" maxOccurs="1" type="xsd:string"/>
+        <xsd:element name="revision" minOccurs="0" maxOccurs="1" type="xsd:string">
+          <xsd:annotation>
+            <xsd:documentation>
+                        This value indicates the number of saves or revisions. The application is responsible for updating this value after each revision.
+                    </xsd:documentation>
+          </xsd:annotation>
+        </xsd:element>
+        <xsd:element name="lastModifiedBy" minOccurs="0" maxOccurs="1" type="xsd:string"/>
+        <xsd:element ref="dcterms:modified" minOccurs="0" maxOccurs="1"/>
+        <xsd:element name="contentStatus" minOccurs="0" maxOccurs="1" type="xsd:string"/>
+      </xsd:all>
+    </xsd:complexType>
+  </xsd:schema>
+  <xs:schema xmlns:pc="http://schemas.microsoft.com/office/infopath/2007/PartnerControls" xmlns:xs="http://www.w3.org/2001/XMLSchema" targetNamespace="http://schemas.microsoft.com/office/infopath/2007/PartnerControls" elementFormDefault="qualified" attributeFormDefault="unqualified">
+    <xs:element name="Person">
+      <xs:complexType>
+        <xs:sequence>
+          <xs:element ref="pc:DisplayName" minOccurs="0"/>
+          <xs:element ref="pc:AccountId" minOccurs="0"/>
+          <xs:element ref="pc:AccountType" minOccurs="0"/>
+        </xs:sequence>
+      </xs:complexType>
+    </xs:element>
+    <xs:element name="DisplayName" type="xs:string"/>
+    <xs:element name="AccountId" type="xs:string"/>
+    <xs:element name="AccountType" type="xs:string"/>
+    <xs:element name="BDCAssociatedEntity">
+      <xs:complexType>
+        <xs:sequence>
+          <xs:element ref="pc:BDCEntity" minOccurs="0" maxOccurs="unbounded"/>
+        </xs:sequence>
+        <xs:attribute ref="pc:EntityNamespace"/>
+        <xs:attribute ref="pc:EntityName"/>
+        <xs:attribute ref="pc:SystemInstanceName"/>
+        <xs:attribute ref="pc:AssociationName"/>
+      </xs:complexType>
+    </xs:element>
+    <xs:attribute name="EntityNamespace" type="xs:string"/>
+    <xs:attribute name="EntityName" type="xs:string"/>
+    <xs:attribute name="SystemInstanceName" type="xs:string"/>
+    <xs:attribute name="AssociationName" type="xs:string"/>
+    <xs:element name="BDCEntity">
+      <xs:complexType>
+        <xs:sequence>
+          <xs:element ref="pc:EntityDisplayName" minOccurs="0"/>
+          <xs:element ref="pc:EntityInstanceReference" minOccurs="0"/>
+          <xs:element ref="pc:EntityId1" minOccurs="0"/>
+          <xs:element ref="pc:EntityId2" minOccurs="0"/>
+          <xs:element ref="pc:EntityId3" minOccurs="0"/>
+          <xs:element ref="pc:EntityId4" minOccurs="0"/>
+          <xs:element ref="pc:EntityId5" minOccurs="0"/>
+        </xs:sequence>
+      </xs:complexType>
+    </xs:element>
+    <xs:element name="EntityDisplayName" type="xs:string"/>
+    <xs:element name="EntityInstanceReference" type="xs:string"/>
+    <xs:element name="EntityId1" type="xs:string"/>
+    <xs:element name="EntityId2" type="xs:string"/>
+    <xs:element name="EntityId3" type="xs:string"/>
+    <xs:element name="EntityId4" type="xs:string"/>
+    <xs:element name="EntityId5" type="xs:string"/>
+    <xs:element name="Terms">
+      <xs:complexType>
+        <xs:sequence>
+          <xs:element ref="pc:TermInfo" minOccurs="0" maxOccurs="unbounded"/>
+        </xs:sequence>
+      </xs:complexType>
+    </xs:element>
+    <xs:element name="TermInfo">
+      <xs:complexType>
+        <xs:sequence>
+          <xs:element ref="pc:TermName" minOccurs="0"/>
+          <xs:element ref="pc:TermId" minOccurs="0"/>
+        </xs:sequence>
+      </xs:complexType>
+    </xs:element>
+    <xs:element name="TermName" type="xs:string"/>
+    <xs:element name="TermId" type="xs:string"/>
+  </xs:schema>
+</ct:contentTypeSchema>
+</file>
+
+<file path=customXml/item3.xml><?xml version="1.0" encoding="utf-8"?>
+<p:properties xmlns:p="http://schemas.microsoft.com/office/2006/metadata/properties" xmlns:xsi="http://www.w3.org/2001/XMLSchema-instance" xmlns:pc="http://schemas.microsoft.com/office/infopath/2007/PartnerControls">
+  <documentManagement>
+    <Kategorie xmlns="68e5096c-71ed-47fc-bec9-ad24c088144c" xsi:nil="true"/>
+    <IconOverlay xmlns="http://schemas.microsoft.com/sharepoint/v4" xsi:nil="true"/>
+  </documentManagement>
+</p:properties>
+</file>
+
+<file path=customXml/item4.xml><?xml version="1.0" encoding="utf-8"?>
+<?mso-contentType ?>
+<FormTemplates xmlns="http://schemas.microsoft.com/sharepoint/v3/contenttype/forms">
+  <Display>DocumentLibraryForm</Display>
+  <Edit>DocumentLibraryForm</Edit>
+  <New>DocumentLibraryForm</New>
+</FormTemplates>
+</file>
+
+<file path=customXml/item5.xml><?xml version="1.0" encoding="utf-8"?>
 <b:Sources xmlns:b="http://schemas.openxmlformats.org/officeDocument/2006/bibliography" xmlns="http://schemas.openxmlformats.org/officeDocument/2006/bibliography" SelectedStyle="\IEEE2006OfficeOnline.xsl" StyleName="IEEE" Version="2006">
   <b:Source>
     <b:Tag>Net25</b:Tag>
@@ -15053,213 +16421,33 @@
         <b:Corporate>Cisco Systems, Inc.</b:Corporate>
       </b:Author>
     </b:Author>
+    <b:RefOrder>12</b:RefOrder>
+  </b:Source>
+  <b:Source>
+    <b:Tag>Cis251</b:Tag>
+    <b:SourceType>DocumentFromInternetSite</b:SourceType>
+    <b:Guid>{0B63B962-847A-49A0-BFB8-5FF06F38669B}</b:Guid>
+    <b:Author>
+      <b:Author>
+        <b:NameList>
+          <b:Person>
+            <b:Last>Cisco Systems</b:Last>
+            <b:First>Inc.</b:First>
+          </b:Person>
+        </b:NameList>
+      </b:Author>
+    </b:Author>
+    <b:Title>cisco E-Learning - show ip route</b:Title>
+    <b:YearAccessed>2025</b:YearAccessed>
+    <b:MonthAccessed>5</b:MonthAccessed>
+    <b:DayAccessed>31</b:DayAccessed>
+    <b:URL>https://www.cisco.com/E-Learning/bulk/public/tac/cim/cib/using_cisco_ios_software/cmdrefs/show_ip_route.htm</b:URL>
     <b:RefOrder>11</b:RefOrder>
   </b:Source>
 </b:Sources>
 </file>
 
-<file path=customXml/item2.xml><?xml version="1.0" encoding="utf-8"?>
-<?mso-contentType ?>
-<SharedContentType xmlns="Microsoft.SharePoint.Taxonomy.ContentTypeSync" SourceId="cff0439b-19da-4279-b27a-772bc6e63f9d" ContentTypeId="0x01" PreviousValue="false"/>
-</file>
-
-<file path=customXml/item3.xml><?xml version="1.0" encoding="utf-8"?>
-<ct:contentTypeSchema xmlns:ct="http://schemas.microsoft.com/office/2006/metadata/contentType" xmlns:ma="http://schemas.microsoft.com/office/2006/metadata/properties/metaAttributes" ct:_="" ma:_="" ma:contentTypeName="Dokument" ma:contentTypeID="0x0101000CE6BB26DCD44B4D9C30D829B3C1FB01" ma:contentTypeVersion="5" ma:contentTypeDescription="Ein neues Dokument erstellen." ma:contentTypeScope="" ma:versionID="96d7136bd5ccb69c927570d4fee41d90">
-  <xsd:schema xmlns:xsd="http://www.w3.org/2001/XMLSchema" xmlns:xs="http://www.w3.org/2001/XMLSchema" xmlns:p="http://schemas.microsoft.com/office/2006/metadata/properties" xmlns:ns2="68e5096c-71ed-47fc-bec9-ad24c088144c" xmlns:ns3="http://schemas.microsoft.com/sharepoint/v4" xmlns:ns4="87e64832-98cb-4ba9-b26f-8c61b2f5fd23" targetNamespace="http://schemas.microsoft.com/office/2006/metadata/properties" ma:root="true" ma:fieldsID="4d587461fa7ce8b6a588d1fdcb12760c" ns2:_="" ns3:_="" ns4:_="">
-    <xsd:import namespace="68e5096c-71ed-47fc-bec9-ad24c088144c"/>
-    <xsd:import namespace="http://schemas.microsoft.com/sharepoint/v4"/>
-    <xsd:import namespace="87e64832-98cb-4ba9-b26f-8c61b2f5fd23"/>
-    <xsd:element name="properties">
-      <xsd:complexType>
-        <xsd:sequence>
-          <xsd:element name="documentManagement">
-            <xsd:complexType>
-              <xsd:all>
-                <xsd:element ref="ns2:Kategorie" minOccurs="0"/>
-                <xsd:element ref="ns3:IconOverlay" minOccurs="0"/>
-                <xsd:element ref="ns4:SharedWithUsers" minOccurs="0"/>
-                <xsd:element ref="ns4:SharedWithDetails" minOccurs="0"/>
-              </xsd:all>
-            </xsd:complexType>
-          </xsd:element>
-        </xsd:sequence>
-      </xsd:complexType>
-    </xsd:element>
-  </xsd:schema>
-  <xsd:schema xmlns:xsd="http://www.w3.org/2001/XMLSchema" xmlns:xs="http://www.w3.org/2001/XMLSchema" xmlns:dms="http://schemas.microsoft.com/office/2006/documentManagement/types" xmlns:pc="http://schemas.microsoft.com/office/infopath/2007/PartnerControls" targetNamespace="68e5096c-71ed-47fc-bec9-ad24c088144c" elementFormDefault="qualified">
-    <xsd:import namespace="http://schemas.microsoft.com/office/2006/documentManagement/types"/>
-    <xsd:import namespace="http://schemas.microsoft.com/office/infopath/2007/PartnerControls"/>
-    <xsd:element name="Kategorie" ma:index="6" nillable="true" ma:displayName="Kategorie" ma:list="{8c65f95f-5686-45b5-a64c-20868ce2b846}" ma:internalName="Kategorie" ma:showField="Title">
-      <xsd:simpleType>
-        <xsd:restriction base="dms:Lookup"/>
-      </xsd:simpleType>
-    </xsd:element>
-  </xsd:schema>
-  <xsd:schema xmlns:xsd="http://www.w3.org/2001/XMLSchema" xmlns:xs="http://www.w3.org/2001/XMLSchema" xmlns:dms="http://schemas.microsoft.com/office/2006/documentManagement/types" xmlns:pc="http://schemas.microsoft.com/office/infopath/2007/PartnerControls" targetNamespace="http://schemas.microsoft.com/sharepoint/v4" elementFormDefault="qualified">
-    <xsd:import namespace="http://schemas.microsoft.com/office/2006/documentManagement/types"/>
-    <xsd:import namespace="http://schemas.microsoft.com/office/infopath/2007/PartnerControls"/>
-    <xsd:element name="IconOverlay" ma:index="7" nillable="true" ma:displayName="IconOverlay" ma:hidden="true" ma:internalName="IconOverlay">
-      <xsd:simpleType>
-        <xsd:restriction base="dms:Text"/>
-      </xsd:simpleType>
-    </xsd:element>
-  </xsd:schema>
-  <xsd:schema xmlns:xsd="http://www.w3.org/2001/XMLSchema" xmlns:xs="http://www.w3.org/2001/XMLSchema" xmlns:dms="http://schemas.microsoft.com/office/2006/documentManagement/types" xmlns:pc="http://schemas.microsoft.com/office/infopath/2007/PartnerControls" targetNamespace="87e64832-98cb-4ba9-b26f-8c61b2f5fd23" elementFormDefault="qualified">
-    <xsd:import namespace="http://schemas.microsoft.com/office/2006/documentManagement/types"/>
-    <xsd:import namespace="http://schemas.microsoft.com/office/infopath/2007/PartnerControls"/>
-    <xsd:element name="SharedWithUsers" ma:index="8" nillable="true" ma:displayName="Freigegeben für" ma:description="" ma:internalName="SharedWithUsers" ma:readOnly="true">
-      <xsd:complexType>
-        <xsd:complexContent>
-          <xsd:extension base="dms:UserMulti">
-            <xsd:sequence>
-              <xsd:element name="UserInfo" minOccurs="0" maxOccurs="unbounded">
-                <xsd:complexType>
-                  <xsd:sequence>
-                    <xsd:element name="DisplayName" type="xsd:string" minOccurs="0"/>
-                    <xsd:element name="AccountId" type="dms:UserId" minOccurs="0" nillable="true"/>
-                    <xsd:element name="AccountType" type="xsd:string" minOccurs="0"/>
-                  </xsd:sequence>
-                </xsd:complexType>
-              </xsd:element>
-            </xsd:sequence>
-          </xsd:extension>
-        </xsd:complexContent>
-      </xsd:complexType>
-    </xsd:element>
-    <xsd:element name="SharedWithDetails" ma:index="11" nillable="true" ma:displayName="Freigegeben für - Details" ma:internalName="SharedWithDetails" ma:readOnly="true">
-      <xsd:simpleType>
-        <xsd:restriction base="dms:Note">
-          <xsd:maxLength value="255"/>
-        </xsd:restriction>
-      </xsd:simpleType>
-    </xsd:element>
-  </xsd:schema>
-  <xsd:schema xmlns="http://schemas.openxmlformats.org/package/2006/metadata/core-properties" xmlns:xsd="http://www.w3.org/2001/XMLSchema" xmlns:xsi="http://www.w3.org/2001/XMLSchema-instance" xmlns:dc="http://purl.org/dc/elements/1.1/" xmlns:dcterms="http://purl.org/dc/terms/" xmlns:odoc="http://schemas.microsoft.com/internal/obd" targetNamespace="http://schemas.openxmlformats.org/package/2006/metadata/core-properties" elementFormDefault="qualified" attributeFormDefault="unqualified" blockDefault="#all">
-    <xsd:import namespace="http://purl.org/dc/elements/1.1/" schemaLocation="http://dublincore.org/schemas/xmls/qdc/2003/04/02/dc.xsd"/>
-    <xsd:import namespace="http://purl.org/dc/terms/" schemaLocation="http://dublincore.org/schemas/xmls/qdc/2003/04/02/dcterms.xsd"/>
-    <xsd:element name="coreProperties" type="CT_coreProperties"/>
-    <xsd:complexType name="CT_coreProperties">
-      <xsd:all>
-        <xsd:element ref="dc:creator" minOccurs="0" maxOccurs="1"/>
-        <xsd:element ref="dcterms:created" minOccurs="0" maxOccurs="1"/>
-        <xsd:element ref="dc:identifier" minOccurs="0" maxOccurs="1"/>
-        <xsd:element name="contentType" minOccurs="0" maxOccurs="1" type="xsd:string" ma:index="0" ma:displayName="Inhaltstyp"/>
-        <xsd:element ref="dc:title" minOccurs="0" maxOccurs="1" ma:index="1" ma:displayName="Title"/>
-        <xsd:element ref="dc:subject" minOccurs="0" maxOccurs="1"/>
-        <xsd:element ref="dc:description" minOccurs="0" maxOccurs="1"/>
-        <xsd:element name="keywords" minOccurs="0" maxOccurs="1" type="xsd:string"/>
-        <xsd:element ref="dc:language" minOccurs="0" maxOccurs="1"/>
-        <xsd:element name="category" minOccurs="0" maxOccurs="1" type="xsd:string"/>
-        <xsd:element name="version" minOccurs="0" maxOccurs="1" type="xsd:string"/>
-        <xsd:element name="revision" minOccurs="0" maxOccurs="1" type="xsd:string">
-          <xsd:annotation>
-            <xsd:documentation>
-                        This value indicates the number of saves or revisions. The application is responsible for updating this value after each revision.
-                    </xsd:documentation>
-          </xsd:annotation>
-        </xsd:element>
-        <xsd:element name="lastModifiedBy" minOccurs="0" maxOccurs="1" type="xsd:string"/>
-        <xsd:element ref="dcterms:modified" minOccurs="0" maxOccurs="1"/>
-        <xsd:element name="contentStatus" minOccurs="0" maxOccurs="1" type="xsd:string"/>
-      </xsd:all>
-    </xsd:complexType>
-  </xsd:schema>
-  <xs:schema xmlns:pc="http://schemas.microsoft.com/office/infopath/2007/PartnerControls" xmlns:xs="http://www.w3.org/2001/XMLSchema" targetNamespace="http://schemas.microsoft.com/office/infopath/2007/PartnerControls" elementFormDefault="qualified" attributeFormDefault="unqualified">
-    <xs:element name="Person">
-      <xs:complexType>
-        <xs:sequence>
-          <xs:element ref="pc:DisplayName" minOccurs="0"/>
-          <xs:element ref="pc:AccountId" minOccurs="0"/>
-          <xs:element ref="pc:AccountType" minOccurs="0"/>
-        </xs:sequence>
-      </xs:complexType>
-    </xs:element>
-    <xs:element name="DisplayName" type="xs:string"/>
-    <xs:element name="AccountId" type="xs:string"/>
-    <xs:element name="AccountType" type="xs:string"/>
-    <xs:element name="BDCAssociatedEntity">
-      <xs:complexType>
-        <xs:sequence>
-          <xs:element ref="pc:BDCEntity" minOccurs="0" maxOccurs="unbounded"/>
-        </xs:sequence>
-        <xs:attribute ref="pc:EntityNamespace"/>
-        <xs:attribute ref="pc:EntityName"/>
-        <xs:attribute ref="pc:SystemInstanceName"/>
-        <xs:attribute ref="pc:AssociationName"/>
-      </xs:complexType>
-    </xs:element>
-    <xs:attribute name="EntityNamespace" type="xs:string"/>
-    <xs:attribute name="EntityName" type="xs:string"/>
-    <xs:attribute name="SystemInstanceName" type="xs:string"/>
-    <xs:attribute name="AssociationName" type="xs:string"/>
-    <xs:element name="BDCEntity">
-      <xs:complexType>
-        <xs:sequence>
-          <xs:element ref="pc:EntityDisplayName" minOccurs="0"/>
-          <xs:element ref="pc:EntityInstanceReference" minOccurs="0"/>
-          <xs:element ref="pc:EntityId1" minOccurs="0"/>
-          <xs:element ref="pc:EntityId2" minOccurs="0"/>
-          <xs:element ref="pc:EntityId3" minOccurs="0"/>
-          <xs:element ref="pc:EntityId4" minOccurs="0"/>
-          <xs:element ref="pc:EntityId5" minOccurs="0"/>
-        </xs:sequence>
-      </xs:complexType>
-    </xs:element>
-    <xs:element name="EntityDisplayName" type="xs:string"/>
-    <xs:element name="EntityInstanceReference" type="xs:string"/>
-    <xs:element name="EntityId1" type="xs:string"/>
-    <xs:element name="EntityId2" type="xs:string"/>
-    <xs:element name="EntityId3" type="xs:string"/>
-    <xs:element name="EntityId4" type="xs:string"/>
-    <xs:element name="EntityId5" type="xs:string"/>
-    <xs:element name="Terms">
-      <xs:complexType>
-        <xs:sequence>
-          <xs:element ref="pc:TermInfo" minOccurs="0" maxOccurs="unbounded"/>
-        </xs:sequence>
-      </xs:complexType>
-    </xs:element>
-    <xs:element name="TermInfo">
-      <xs:complexType>
-        <xs:sequence>
-          <xs:element ref="pc:TermName" minOccurs="0"/>
-          <xs:element ref="pc:TermId" minOccurs="0"/>
-        </xs:sequence>
-      </xs:complexType>
-    </xs:element>
-    <xs:element name="TermName" type="xs:string"/>
-    <xs:element name="TermId" type="xs:string"/>
-  </xs:schema>
-</ct:contentTypeSchema>
-</file>
-
-<file path=customXml/item4.xml><?xml version="1.0" encoding="utf-8"?>
-<p:properties xmlns:p="http://schemas.microsoft.com/office/2006/metadata/properties" xmlns:xsi="http://www.w3.org/2001/XMLSchema-instance" xmlns:pc="http://schemas.microsoft.com/office/infopath/2007/PartnerControls">
-  <documentManagement>
-    <Kategorie xmlns="68e5096c-71ed-47fc-bec9-ad24c088144c" xsi:nil="true"/>
-    <IconOverlay xmlns="http://schemas.microsoft.com/sharepoint/v4" xsi:nil="true"/>
-  </documentManagement>
-</p:properties>
-</file>
-
-<file path=customXml/item5.xml><?xml version="1.0" encoding="utf-8"?>
-<?mso-contentType ?>
-<FormTemplates xmlns="http://schemas.microsoft.com/sharepoint/v3/contenttype/forms">
-  <Display>DocumentLibraryForm</Display>
-  <Edit>DocumentLibraryForm</Edit>
-  <New>DocumentLibraryForm</New>
-</FormTemplates>
-</file>
-
 <file path=customXml/itemProps1.xml><?xml version="1.0" encoding="utf-8"?>
-<ds:datastoreItem xmlns:ds="http://schemas.openxmlformats.org/officeDocument/2006/customXml" ds:itemID="{FA6831D6-443F-4E7F-9480-BF28A1FBCCE8}">
-  <ds:schemaRefs>
-    <ds:schemaRef ds:uri="http://schemas.openxmlformats.org/officeDocument/2006/bibliography"/>
-  </ds:schemaRefs>
-</ds:datastoreItem>
-</file>
-
-<file path=customXml/itemProps2.xml><?xml version="1.0" encoding="utf-8"?>
 <ds:datastoreItem xmlns:ds="http://schemas.openxmlformats.org/officeDocument/2006/customXml" ds:itemID="{643B77C3-C7DF-446F-886D-8DC933254B9B}">
   <ds:schemaRefs>
     <ds:schemaRef ds:uri="Microsoft.SharePoint.Taxonomy.ContentTypeSync"/>
@@ -15267,7 +16455,7 @@
 </ds:datastoreItem>
 </file>
 
-<file path=customXml/itemProps3.xml><?xml version="1.0" encoding="utf-8"?>
+<file path=customXml/itemProps2.xml><?xml version="1.0" encoding="utf-8"?>
 <ds:datastoreItem xmlns:ds="http://schemas.openxmlformats.org/officeDocument/2006/customXml" ds:itemID="{8C36B76C-92B8-4F79-B7AF-5D24D4ADA66C}">
   <ds:schemaRefs>
     <ds:schemaRef ds:uri="http://schemas.microsoft.com/office/2006/metadata/contentType"/>
@@ -15287,7 +16475,7 @@
 </ds:datastoreItem>
 </file>
 
-<file path=customXml/itemProps4.xml><?xml version="1.0" encoding="utf-8"?>
+<file path=customXml/itemProps3.xml><?xml version="1.0" encoding="utf-8"?>
 <ds:datastoreItem xmlns:ds="http://schemas.openxmlformats.org/officeDocument/2006/customXml" ds:itemID="{A7D075BA-830D-4261-80C6-D44719E41AF7}">
   <ds:schemaRefs>
     <ds:schemaRef ds:uri="http://schemas.microsoft.com/office/2006/metadata/properties"/>
@@ -15298,10 +16486,18 @@
 </ds:datastoreItem>
 </file>
 
-<file path=customXml/itemProps5.xml><?xml version="1.0" encoding="utf-8"?>
+<file path=customXml/itemProps4.xml><?xml version="1.0" encoding="utf-8"?>
 <ds:datastoreItem xmlns:ds="http://schemas.openxmlformats.org/officeDocument/2006/customXml" ds:itemID="{97D90425-7624-46E6-8967-30C6EF161DA1}">
   <ds:schemaRefs>
     <ds:schemaRef ds:uri="http://schemas.microsoft.com/sharepoint/v3/contenttype/forms"/>
   </ds:schemaRefs>
 </ds:datastoreItem>
+</file>
+
+<file path=customXml/itemProps5.xml><?xml version="1.0" encoding="utf-8"?>
+<ds:datastoreItem xmlns:ds="http://schemas.openxmlformats.org/officeDocument/2006/customXml" ds:itemID="{0FF7EFC6-C077-4A74-8551-90C7B6EC26B1}">
+  <ds:schemaRefs>
+    <ds:schemaRef ds:uri="http://schemas.openxmlformats.org/officeDocument/2006/bibliography"/>
+  </ds:schemaRefs>
+</ds:datastoreItem>
 </file>